--- a/documents/Astrophotography_Sampling.docx
+++ b/documents/Astrophotography_Sampling.docx
@@ -9,6 +9,149 @@
           <w:rFonts w:asciiTheme="majorHAnsi" w:hAnsiTheme="majorHAnsi" w:cstheme="majorHAnsi"/>
         </w:rPr>
       </w:pPr>
+      <w:r>
+        <w:rPr>
+          <w:rFonts w:asciiTheme="majorHAnsi" w:hAnsiTheme="majorHAnsi" w:cstheme="majorHAnsi"/>
+          <w:noProof/>
+        </w:rPr>
+        <mc:AlternateContent>
+          <mc:Choice Requires="wps">
+            <w:drawing>
+              <wp:anchor distT="45720" distB="45720" distL="114300" distR="114300" simplePos="0" relativeHeight="251660288" behindDoc="0" locked="0" layoutInCell="1" allowOverlap="1" wp14:anchorId="5DD6D0C5" wp14:editId="26005717">
+                <wp:simplePos x="0" y="0"/>
+                <wp:positionH relativeFrom="margin">
+                  <wp:align>center</wp:align>
+                </wp:positionH>
+                <wp:positionV relativeFrom="paragraph">
+                  <wp:posOffset>157216</wp:posOffset>
+                </wp:positionV>
+                <wp:extent cx="3005455" cy="1404620"/>
+                <wp:effectExtent l="0" t="0" r="23495" b="14605"/>
+                <wp:wrapSquare wrapText="bothSides"/>
+                <wp:docPr id="217" name="Casella di testo 2"/>
+                <wp:cNvGraphicFramePr>
+                  <a:graphicFrameLocks xmlns:a="http://schemas.openxmlformats.org/drawingml/2006/main"/>
+                </wp:cNvGraphicFramePr>
+                <a:graphic xmlns:a="http://schemas.openxmlformats.org/drawingml/2006/main">
+                  <a:graphicData uri="http://schemas.microsoft.com/office/word/2010/wordprocessingShape">
+                    <wps:wsp>
+                      <wps:cNvSpPr txBox="1">
+                        <a:spLocks noChangeArrowheads="1"/>
+                      </wps:cNvSpPr>
+                      <wps:spPr bwMode="auto">
+                        <a:xfrm>
+                          <a:off x="0" y="0"/>
+                          <a:ext cx="3005455" cy="1404620"/>
+                        </a:xfrm>
+                        <a:prstGeom prst="rect">
+                          <a:avLst/>
+                        </a:prstGeom>
+                        <a:solidFill>
+                          <a:schemeClr val="tx1"/>
+                        </a:solidFill>
+                        <a:ln w="9525">
+                          <a:solidFill>
+                            <a:srgbClr val="000000"/>
+                          </a:solidFill>
+                          <a:miter lim="800000"/>
+                          <a:headEnd/>
+                          <a:tailEnd/>
+                        </a:ln>
+                      </wps:spPr>
+                      <wps:txbx>
+                        <w:txbxContent>
+                          <w:p>
+                            <w:pPr>
+                              <w:spacing w:after="0"/>
+                              <w:jc w:val="center"/>
+                              <w:rPr>
+                                <w:rFonts w:asciiTheme="majorHAnsi" w:hAnsiTheme="majorHAnsi" w:cstheme="majorHAnsi"/>
+                                <w:sz w:val="32"/>
+                                <w:szCs w:val="32"/>
+                              </w:rPr>
+                            </w:pPr>
+                            <w:r>
+                              <w:rPr>
+                                <w:rFonts w:asciiTheme="majorHAnsi" w:hAnsiTheme="majorHAnsi" w:cstheme="majorHAnsi"/>
+                                <w:sz w:val="32"/>
+                                <w:szCs w:val="32"/>
+                              </w:rPr>
+                              <w:t xml:space="preserve">Sampling in </w:t>
+                            </w:r>
+                            <w:proofErr w:type="spellStart"/>
+                            <w:r>
+                              <w:rPr>
+                                <w:rFonts w:asciiTheme="majorHAnsi" w:hAnsiTheme="majorHAnsi" w:cstheme="majorHAnsi"/>
+                                <w:sz w:val="32"/>
+                                <w:szCs w:val="32"/>
+                              </w:rPr>
+                              <w:t>Astrophotography</w:t>
+                            </w:r>
+                            <w:proofErr w:type="spellEnd"/>
+                          </w:p>
+                        </w:txbxContent>
+                      </wps:txbx>
+                      <wps:bodyPr rot="0" vert="horz" wrap="square" lIns="91440" tIns="45720" rIns="91440" bIns="45720" anchor="t" anchorCtr="0">
+                        <a:spAutoFit/>
+                      </wps:bodyPr>
+                    </wps:wsp>
+                  </a:graphicData>
+                </a:graphic>
+                <wp14:sizeRelH relativeFrom="margin">
+                  <wp14:pctWidth>0</wp14:pctWidth>
+                </wp14:sizeRelH>
+                <wp14:sizeRelV relativeFrom="margin">
+                  <wp14:pctHeight>20000</wp14:pctHeight>
+                </wp14:sizeRelV>
+              </wp:anchor>
+            </w:drawing>
+          </mc:Choice>
+          <mc:Fallback>
+            <w:pict>
+              <v:shapetype w14:anchorId="5DD6D0C5" id="_x0000_t202" coordsize="21600,21600" o:spt="202" path="m,l,21600r21600,l21600,xe">
+                <v:stroke joinstyle="miter"/>
+                <v:path gradientshapeok="t" o:connecttype="rect"/>
+              </v:shapetype>
+              <v:shape id="Casella di testo 2" o:spid="_x0000_s1026" type="#_x0000_t202" style="position:absolute;margin-left:0;margin-top:12.4pt;width:236.65pt;height:110.6pt;z-index:251660288;visibility:visible;mso-wrap-style:square;mso-width-percent:0;mso-height-percent:200;mso-wrap-distance-left:9pt;mso-wrap-distance-top:3.6pt;mso-wrap-distance-right:9pt;mso-wrap-distance-bottom:3.6pt;mso-position-horizontal:center;mso-position-horizontal-relative:margin;mso-position-vertical:absolute;mso-position-vertical-relative:text;mso-width-percent:0;mso-height-percent:200;mso-width-relative:margin;mso-height-relative:margin;v-text-anchor:top" o:gfxdata="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" fillcolor="black [3213]">
+                <v:textbox style="mso-fit-shape-to-text:t">
+                  <w:txbxContent>
+                    <w:p>
+                      <w:pPr>
+                        <w:spacing w:after="0"/>
+                        <w:jc w:val="center"/>
+                        <w:rPr>
+                          <w:rFonts w:asciiTheme="majorHAnsi" w:hAnsiTheme="majorHAnsi" w:cstheme="majorHAnsi"/>
+                          <w:sz w:val="32"/>
+                          <w:szCs w:val="32"/>
+                        </w:rPr>
+                      </w:pPr>
+                      <w:r>
+                        <w:rPr>
+                          <w:rFonts w:asciiTheme="majorHAnsi" w:hAnsiTheme="majorHAnsi" w:cstheme="majorHAnsi"/>
+                          <w:sz w:val="32"/>
+                          <w:szCs w:val="32"/>
+                        </w:rPr>
+                        <w:t xml:space="preserve">Sampling in </w:t>
+                      </w:r>
+                      <w:proofErr w:type="spellStart"/>
+                      <w:r>
+                        <w:rPr>
+                          <w:rFonts w:asciiTheme="majorHAnsi" w:hAnsiTheme="majorHAnsi" w:cstheme="majorHAnsi"/>
+                          <w:sz w:val="32"/>
+                          <w:szCs w:val="32"/>
+                        </w:rPr>
+                        <w:t>Astrophotography</w:t>
+                      </w:r>
+                      <w:proofErr w:type="spellEnd"/>
+                    </w:p>
+                  </w:txbxContent>
+                </v:textbox>
+                <w10:wrap type="square" anchorx="margin"/>
+              </v:shape>
+            </w:pict>
+          </mc:Fallback>
+        </mc:AlternateContent>
+      </w:r>
       <w:r>
         <w:rPr>
           <w:rFonts w:asciiTheme="majorHAnsi" w:hAnsiTheme="majorHAnsi" w:cstheme="majorHAnsi"/>
@@ -97,7 +240,7 @@
           <w:tab w:val="right" w:leader="dot" w:pos="10083"/>
         </w:tabs>
         <w:rPr>
-          <w:rFonts w:asciiTheme="majorHAnsi" w:hAnsiTheme="majorHAnsi" w:cstheme="majorHAnsi"/>
+          <w:noProof/>
           <w:kern w:val="2"/>
           <w:sz w:val="24"/>
           <w:szCs w:val="24"/>
@@ -123,58 +266,59 @@
         </w:rPr>
         <w:fldChar w:fldCharType="separate"/>
       </w:r>
-      <w:hyperlink w:anchor="_Toc241657937" w:history="1">
+      <w:hyperlink w:anchor="_Toc241671762" w:history="1">
         <w:r>
           <w:rPr>
             <w:rStyle w:val="Collegamentoipertestuale"/>
-            <w:rFonts w:asciiTheme="majorHAnsi" w:hAnsiTheme="majorHAnsi" w:cstheme="majorHAnsi"/>
-          </w:rPr>
-          <w:t>1. Da dove dobbiamo partire: il cielo</w:t>
-        </w:r>
-        <w:r>
-          <w:rPr>
-            <w:rFonts w:asciiTheme="majorHAnsi" w:hAnsiTheme="majorHAnsi" w:cstheme="majorHAnsi"/>
+            <w:rFonts w:cstheme="majorHAnsi"/>
+            <w:noProof/>
+          </w:rPr>
+          <w:t>1. Where do we start? The sky</w:t>
+        </w:r>
+        <w:r>
+          <w:rPr>
+            <w:noProof/>
             <w:webHidden/>
           </w:rPr>
           <w:tab/>
         </w:r>
         <w:r>
           <w:rPr>
-            <w:rFonts w:asciiTheme="majorHAnsi" w:hAnsiTheme="majorHAnsi" w:cstheme="majorHAnsi"/>
+            <w:noProof/>
             <w:webHidden/>
           </w:rPr>
           <w:fldChar w:fldCharType="begin"/>
         </w:r>
         <w:r>
           <w:rPr>
-            <w:rFonts w:asciiTheme="majorHAnsi" w:hAnsiTheme="majorHAnsi" w:cstheme="majorHAnsi"/>
+            <w:noProof/>
             <w:webHidden/>
           </w:rPr>
-          <w:instrText xml:space="preserve"> PAGEREF _Toc241657937 \h </w:instrText>
-        </w:r>
-        <w:r>
-          <w:rPr>
-            <w:rFonts w:asciiTheme="majorHAnsi" w:hAnsiTheme="majorHAnsi" w:cstheme="majorHAnsi"/>
+          <w:instrText xml:space="preserve"> PAGEREF _Toc241671762 \h </w:instrText>
+        </w:r>
+        <w:r>
+          <w:rPr>
+            <w:noProof/>
             <w:webHidden/>
           </w:rPr>
         </w:r>
         <w:r>
           <w:rPr>
-            <w:rFonts w:asciiTheme="majorHAnsi" w:hAnsiTheme="majorHAnsi" w:cstheme="majorHAnsi"/>
+            <w:noProof/>
             <w:webHidden/>
           </w:rPr>
           <w:fldChar w:fldCharType="separate"/>
         </w:r>
         <w:r>
           <w:rPr>
-            <w:rFonts w:asciiTheme="majorHAnsi" w:hAnsiTheme="majorHAnsi" w:cstheme="majorHAnsi"/>
+            <w:noProof/>
             <w:webHidden/>
           </w:rPr>
           <w:t>2</w:t>
         </w:r>
         <w:r>
           <w:rPr>
-            <w:rFonts w:asciiTheme="majorHAnsi" w:hAnsiTheme="majorHAnsi" w:cstheme="majorHAnsi"/>
+            <w:noProof/>
             <w:webHidden/>
           </w:rPr>
           <w:fldChar w:fldCharType="end"/>
@@ -188,7 +332,7 @@
           <w:tab w:val="right" w:leader="dot" w:pos="10083"/>
         </w:tabs>
         <w:rPr>
-          <w:rFonts w:asciiTheme="majorHAnsi" w:hAnsiTheme="majorHAnsi" w:cstheme="majorHAnsi"/>
+          <w:noProof/>
           <w:kern w:val="2"/>
           <w:sz w:val="24"/>
           <w:szCs w:val="24"/>
@@ -196,58 +340,59 @@
           <w14:ligatures w14:val="standardContextual"/>
         </w:rPr>
       </w:pPr>
-      <w:hyperlink w:anchor="_Toc241657938" w:history="1">
+      <w:hyperlink w:anchor="_Toc241671763" w:history="1">
         <w:r>
           <w:rPr>
             <w:rStyle w:val="Collegamentoipertestuale"/>
-            <w:rFonts w:asciiTheme="majorHAnsi" w:hAnsiTheme="majorHAnsi" w:cstheme="majorHAnsi"/>
-          </w:rPr>
-          <w:t>2. La stella sul sensore: PSF e FWHM</w:t>
-        </w:r>
-        <w:r>
-          <w:rPr>
-            <w:rFonts w:asciiTheme="majorHAnsi" w:hAnsiTheme="majorHAnsi" w:cstheme="majorHAnsi"/>
+            <w:rFonts w:cstheme="majorHAnsi"/>
+            <w:noProof/>
+          </w:rPr>
+          <w:t>2. The star on the sensor: PSF and FWHM</w:t>
+        </w:r>
+        <w:r>
+          <w:rPr>
+            <w:noProof/>
             <w:webHidden/>
           </w:rPr>
           <w:tab/>
         </w:r>
         <w:r>
           <w:rPr>
-            <w:rFonts w:asciiTheme="majorHAnsi" w:hAnsiTheme="majorHAnsi" w:cstheme="majorHAnsi"/>
+            <w:noProof/>
             <w:webHidden/>
           </w:rPr>
           <w:fldChar w:fldCharType="begin"/>
         </w:r>
         <w:r>
           <w:rPr>
-            <w:rFonts w:asciiTheme="majorHAnsi" w:hAnsiTheme="majorHAnsi" w:cstheme="majorHAnsi"/>
+            <w:noProof/>
             <w:webHidden/>
           </w:rPr>
-          <w:instrText xml:space="preserve"> PAGEREF _Toc241657938 \h </w:instrText>
-        </w:r>
-        <w:r>
-          <w:rPr>
-            <w:rFonts w:asciiTheme="majorHAnsi" w:hAnsiTheme="majorHAnsi" w:cstheme="majorHAnsi"/>
+          <w:instrText xml:space="preserve"> PAGEREF _Toc241671763 \h </w:instrText>
+        </w:r>
+        <w:r>
+          <w:rPr>
+            <w:noProof/>
             <w:webHidden/>
           </w:rPr>
         </w:r>
         <w:r>
           <w:rPr>
-            <w:rFonts w:asciiTheme="majorHAnsi" w:hAnsiTheme="majorHAnsi" w:cstheme="majorHAnsi"/>
+            <w:noProof/>
             <w:webHidden/>
           </w:rPr>
           <w:fldChar w:fldCharType="separate"/>
         </w:r>
         <w:r>
           <w:rPr>
-            <w:rFonts w:asciiTheme="majorHAnsi" w:hAnsiTheme="majorHAnsi" w:cstheme="majorHAnsi"/>
+            <w:noProof/>
             <w:webHidden/>
           </w:rPr>
           <w:t>2</w:t>
         </w:r>
         <w:r>
           <w:rPr>
-            <w:rFonts w:asciiTheme="majorHAnsi" w:hAnsiTheme="majorHAnsi" w:cstheme="majorHAnsi"/>
+            <w:noProof/>
             <w:webHidden/>
           </w:rPr>
           <w:fldChar w:fldCharType="end"/>
@@ -261,7 +406,7 @@
           <w:tab w:val="right" w:leader="dot" w:pos="10083"/>
         </w:tabs>
         <w:rPr>
-          <w:rFonts w:asciiTheme="majorHAnsi" w:hAnsiTheme="majorHAnsi" w:cstheme="majorHAnsi"/>
+          <w:noProof/>
           <w:kern w:val="2"/>
           <w:sz w:val="24"/>
           <w:szCs w:val="24"/>
@@ -269,58 +414,59 @@
           <w14:ligatures w14:val="standardContextual"/>
         </w:rPr>
       </w:pPr>
-      <w:hyperlink w:anchor="_Toc241657939" w:history="1">
+      <w:hyperlink w:anchor="_Toc241671764" w:history="1">
         <w:r>
           <w:rPr>
             <w:rStyle w:val="Collegamentoipertestuale"/>
-            <w:rFonts w:asciiTheme="majorHAnsi" w:hAnsiTheme="majorHAnsi" w:cstheme="majorHAnsi"/>
-          </w:rPr>
-          <w:t>3. FWHM in pixel e FWHM in arcosecondi non sono la stessa cosa</w:t>
-        </w:r>
-        <w:r>
-          <w:rPr>
-            <w:rFonts w:asciiTheme="majorHAnsi" w:hAnsiTheme="majorHAnsi" w:cstheme="majorHAnsi"/>
+            <w:rFonts w:cstheme="majorHAnsi"/>
+            <w:noProof/>
+          </w:rPr>
+          <w:t>3. FWHM in pixels and FWHM in arcseconds are not the same thing</w:t>
+        </w:r>
+        <w:r>
+          <w:rPr>
+            <w:noProof/>
             <w:webHidden/>
           </w:rPr>
           <w:tab/>
         </w:r>
         <w:r>
           <w:rPr>
-            <w:rFonts w:asciiTheme="majorHAnsi" w:hAnsiTheme="majorHAnsi" w:cstheme="majorHAnsi"/>
+            <w:noProof/>
             <w:webHidden/>
           </w:rPr>
           <w:fldChar w:fldCharType="begin"/>
         </w:r>
         <w:r>
           <w:rPr>
-            <w:rFonts w:asciiTheme="majorHAnsi" w:hAnsiTheme="majorHAnsi" w:cstheme="majorHAnsi"/>
+            <w:noProof/>
             <w:webHidden/>
           </w:rPr>
-          <w:instrText xml:space="preserve"> PAGEREF _Toc241657939 \h </w:instrText>
-        </w:r>
-        <w:r>
-          <w:rPr>
-            <w:rFonts w:asciiTheme="majorHAnsi" w:hAnsiTheme="majorHAnsi" w:cstheme="majorHAnsi"/>
+          <w:instrText xml:space="preserve"> PAGEREF _Toc241671764 \h </w:instrText>
+        </w:r>
+        <w:r>
+          <w:rPr>
+            <w:noProof/>
             <w:webHidden/>
           </w:rPr>
         </w:r>
         <w:r>
           <w:rPr>
-            <w:rFonts w:asciiTheme="majorHAnsi" w:hAnsiTheme="majorHAnsi" w:cstheme="majorHAnsi"/>
+            <w:noProof/>
             <w:webHidden/>
           </w:rPr>
           <w:fldChar w:fldCharType="separate"/>
         </w:r>
         <w:r>
           <w:rPr>
-            <w:rFonts w:asciiTheme="majorHAnsi" w:hAnsiTheme="majorHAnsi" w:cstheme="majorHAnsi"/>
+            <w:noProof/>
             <w:webHidden/>
           </w:rPr>
           <w:t>2</w:t>
         </w:r>
         <w:r>
           <w:rPr>
-            <w:rFonts w:asciiTheme="majorHAnsi" w:hAnsiTheme="majorHAnsi" w:cstheme="majorHAnsi"/>
+            <w:noProof/>
             <w:webHidden/>
           </w:rPr>
           <w:fldChar w:fldCharType="end"/>
@@ -334,7 +480,7 @@
           <w:tab w:val="right" w:leader="dot" w:pos="10083"/>
         </w:tabs>
         <w:rPr>
-          <w:rFonts w:asciiTheme="majorHAnsi" w:hAnsiTheme="majorHAnsi" w:cstheme="majorHAnsi"/>
+          <w:noProof/>
           <w:kern w:val="2"/>
           <w:sz w:val="24"/>
           <w:szCs w:val="24"/>
@@ -342,58 +488,59 @@
           <w14:ligatures w14:val="standardContextual"/>
         </w:rPr>
       </w:pPr>
-      <w:hyperlink w:anchor="_Toc241657940" w:history="1">
+      <w:hyperlink w:anchor="_Toc241671765" w:history="1">
         <w:r>
           <w:rPr>
             <w:rStyle w:val="Collegamentoipertestuale"/>
-            <w:rFonts w:asciiTheme="majorHAnsi" w:hAnsiTheme="majorHAnsi" w:cstheme="majorHAnsi"/>
-          </w:rPr>
-          <w:t>4. Che cos’è davvero il campionamento</w:t>
-        </w:r>
-        <w:r>
-          <w:rPr>
-            <w:rFonts w:asciiTheme="majorHAnsi" w:hAnsiTheme="majorHAnsi" w:cstheme="majorHAnsi"/>
+            <w:rFonts w:cstheme="majorHAnsi"/>
+            <w:noProof/>
+          </w:rPr>
+          <w:t>4. What sampling really is</w:t>
+        </w:r>
+        <w:r>
+          <w:rPr>
+            <w:noProof/>
             <w:webHidden/>
           </w:rPr>
           <w:tab/>
         </w:r>
         <w:r>
           <w:rPr>
-            <w:rFonts w:asciiTheme="majorHAnsi" w:hAnsiTheme="majorHAnsi" w:cstheme="majorHAnsi"/>
+            <w:noProof/>
             <w:webHidden/>
           </w:rPr>
           <w:fldChar w:fldCharType="begin"/>
         </w:r>
         <w:r>
           <w:rPr>
-            <w:rFonts w:asciiTheme="majorHAnsi" w:hAnsiTheme="majorHAnsi" w:cstheme="majorHAnsi"/>
+            <w:noProof/>
             <w:webHidden/>
           </w:rPr>
-          <w:instrText xml:space="preserve"> PAGEREF _Toc241657940 \h </w:instrText>
-        </w:r>
-        <w:r>
-          <w:rPr>
-            <w:rFonts w:asciiTheme="majorHAnsi" w:hAnsiTheme="majorHAnsi" w:cstheme="majorHAnsi"/>
+          <w:instrText xml:space="preserve"> PAGEREF _Toc241671765 \h </w:instrText>
+        </w:r>
+        <w:r>
+          <w:rPr>
+            <w:noProof/>
             <w:webHidden/>
           </w:rPr>
         </w:r>
         <w:r>
           <w:rPr>
-            <w:rFonts w:asciiTheme="majorHAnsi" w:hAnsiTheme="majorHAnsi" w:cstheme="majorHAnsi"/>
+            <w:noProof/>
             <w:webHidden/>
           </w:rPr>
           <w:fldChar w:fldCharType="separate"/>
         </w:r>
         <w:r>
           <w:rPr>
-            <w:rFonts w:asciiTheme="majorHAnsi" w:hAnsiTheme="majorHAnsi" w:cstheme="majorHAnsi"/>
+            <w:noProof/>
             <w:webHidden/>
           </w:rPr>
           <w:t>2</w:t>
         </w:r>
         <w:r>
           <w:rPr>
-            <w:rFonts w:asciiTheme="majorHAnsi" w:hAnsiTheme="majorHAnsi" w:cstheme="majorHAnsi"/>
+            <w:noProof/>
             <w:webHidden/>
           </w:rPr>
           <w:fldChar w:fldCharType="end"/>
@@ -407,7 +554,7 @@
           <w:tab w:val="right" w:leader="dot" w:pos="10083"/>
         </w:tabs>
         <w:rPr>
-          <w:rFonts w:asciiTheme="majorHAnsi" w:hAnsiTheme="majorHAnsi" w:cstheme="majorHAnsi"/>
+          <w:noProof/>
           <w:kern w:val="2"/>
           <w:sz w:val="24"/>
           <w:szCs w:val="24"/>
@@ -415,58 +562,59 @@
           <w14:ligatures w14:val="standardContextual"/>
         </w:rPr>
       </w:pPr>
-      <w:hyperlink w:anchor="_Toc241657941" w:history="1">
+      <w:hyperlink w:anchor="_Toc241671766" w:history="1">
         <w:r>
           <w:rPr>
             <w:rStyle w:val="Collegamentoipertestuale"/>
-            <w:rFonts w:asciiTheme="majorHAnsi" w:hAnsiTheme="majorHAnsi" w:cstheme="majorHAnsi"/>
-          </w:rPr>
-          <w:t>5. Da cosa dipende il campionamento</w:t>
-        </w:r>
-        <w:r>
-          <w:rPr>
-            <w:rFonts w:asciiTheme="majorHAnsi" w:hAnsiTheme="majorHAnsi" w:cstheme="majorHAnsi"/>
+            <w:rFonts w:cstheme="majorHAnsi"/>
+            <w:noProof/>
+          </w:rPr>
+          <w:t>5. What sampling depends on</w:t>
+        </w:r>
+        <w:r>
+          <w:rPr>
+            <w:noProof/>
             <w:webHidden/>
           </w:rPr>
           <w:tab/>
         </w:r>
         <w:r>
           <w:rPr>
-            <w:rFonts w:asciiTheme="majorHAnsi" w:hAnsiTheme="majorHAnsi" w:cstheme="majorHAnsi"/>
+            <w:noProof/>
             <w:webHidden/>
           </w:rPr>
           <w:fldChar w:fldCharType="begin"/>
         </w:r>
         <w:r>
           <w:rPr>
-            <w:rFonts w:asciiTheme="majorHAnsi" w:hAnsiTheme="majorHAnsi" w:cstheme="majorHAnsi"/>
+            <w:noProof/>
             <w:webHidden/>
           </w:rPr>
-          <w:instrText xml:space="preserve"> PAGEREF _Toc241657941 \h </w:instrText>
-        </w:r>
-        <w:r>
-          <w:rPr>
-            <w:rFonts w:asciiTheme="majorHAnsi" w:hAnsiTheme="majorHAnsi" w:cstheme="majorHAnsi"/>
+          <w:instrText xml:space="preserve"> PAGEREF _Toc241671766 \h </w:instrText>
+        </w:r>
+        <w:r>
+          <w:rPr>
+            <w:noProof/>
             <w:webHidden/>
           </w:rPr>
         </w:r>
         <w:r>
           <w:rPr>
-            <w:rFonts w:asciiTheme="majorHAnsi" w:hAnsiTheme="majorHAnsi" w:cstheme="majorHAnsi"/>
+            <w:noProof/>
             <w:webHidden/>
           </w:rPr>
           <w:fldChar w:fldCharType="separate"/>
         </w:r>
         <w:r>
           <w:rPr>
-            <w:rFonts w:asciiTheme="majorHAnsi" w:hAnsiTheme="majorHAnsi" w:cstheme="majorHAnsi"/>
+            <w:noProof/>
             <w:webHidden/>
           </w:rPr>
           <w:t>3</w:t>
         </w:r>
         <w:r>
           <w:rPr>
-            <w:rFonts w:asciiTheme="majorHAnsi" w:hAnsiTheme="majorHAnsi" w:cstheme="majorHAnsi"/>
+            <w:noProof/>
             <w:webHidden/>
           </w:rPr>
           <w:fldChar w:fldCharType="end"/>
@@ -480,7 +628,7 @@
           <w:tab w:val="right" w:leader="dot" w:pos="10083"/>
         </w:tabs>
         <w:rPr>
-          <w:rFonts w:asciiTheme="majorHAnsi" w:hAnsiTheme="majorHAnsi" w:cstheme="majorHAnsi"/>
+          <w:noProof/>
           <w:kern w:val="2"/>
           <w:sz w:val="24"/>
           <w:szCs w:val="24"/>
@@ -488,58 +636,59 @@
           <w14:ligatures w14:val="standardContextual"/>
         </w:rPr>
       </w:pPr>
-      <w:hyperlink w:anchor="_Toc241657942" w:history="1">
+      <w:hyperlink w:anchor="_Toc241671767" w:history="1">
         <w:r>
           <w:rPr>
             <w:rStyle w:val="Collegamentoipertestuale"/>
-            <w:rFonts w:asciiTheme="majorHAnsi" w:hAnsiTheme="majorHAnsi" w:cstheme="majorHAnsi"/>
-          </w:rPr>
-          <w:t>6. Applichiamolo alla tua ASI294</w:t>
-        </w:r>
-        <w:r>
-          <w:rPr>
-            <w:rFonts w:asciiTheme="majorHAnsi" w:hAnsiTheme="majorHAnsi" w:cstheme="majorHAnsi"/>
+            <w:rFonts w:cstheme="majorHAnsi"/>
+            <w:noProof/>
+          </w:rPr>
+          <w:t>6. Applying it to your ASI294</w:t>
+        </w:r>
+        <w:r>
+          <w:rPr>
+            <w:noProof/>
             <w:webHidden/>
           </w:rPr>
           <w:tab/>
         </w:r>
         <w:r>
           <w:rPr>
-            <w:rFonts w:asciiTheme="majorHAnsi" w:hAnsiTheme="majorHAnsi" w:cstheme="majorHAnsi"/>
+            <w:noProof/>
             <w:webHidden/>
           </w:rPr>
           <w:fldChar w:fldCharType="begin"/>
         </w:r>
         <w:r>
           <w:rPr>
-            <w:rFonts w:asciiTheme="majorHAnsi" w:hAnsiTheme="majorHAnsi" w:cstheme="majorHAnsi"/>
+            <w:noProof/>
             <w:webHidden/>
           </w:rPr>
-          <w:instrText xml:space="preserve"> PAGEREF _Toc241657942 \h </w:instrText>
-        </w:r>
-        <w:r>
-          <w:rPr>
-            <w:rFonts w:asciiTheme="majorHAnsi" w:hAnsiTheme="majorHAnsi" w:cstheme="majorHAnsi"/>
+          <w:instrText xml:space="preserve"> PAGEREF _Toc241671767 \h </w:instrText>
+        </w:r>
+        <w:r>
+          <w:rPr>
+            <w:noProof/>
             <w:webHidden/>
           </w:rPr>
         </w:r>
         <w:r>
           <w:rPr>
-            <w:rFonts w:asciiTheme="majorHAnsi" w:hAnsiTheme="majorHAnsi" w:cstheme="majorHAnsi"/>
+            <w:noProof/>
             <w:webHidden/>
           </w:rPr>
           <w:fldChar w:fldCharType="separate"/>
         </w:r>
         <w:r>
           <w:rPr>
-            <w:rFonts w:asciiTheme="majorHAnsi" w:hAnsiTheme="majorHAnsi" w:cstheme="majorHAnsi"/>
+            <w:noProof/>
             <w:webHidden/>
           </w:rPr>
           <w:t>3</w:t>
         </w:r>
         <w:r>
           <w:rPr>
-            <w:rFonts w:asciiTheme="majorHAnsi" w:hAnsiTheme="majorHAnsi" w:cstheme="majorHAnsi"/>
+            <w:noProof/>
             <w:webHidden/>
           </w:rPr>
           <w:fldChar w:fldCharType="end"/>
@@ -553,7 +702,7 @@
           <w:tab w:val="right" w:leader="dot" w:pos="10083"/>
         </w:tabs>
         <w:rPr>
-          <w:rFonts w:asciiTheme="majorHAnsi" w:hAnsiTheme="majorHAnsi" w:cstheme="majorHAnsi"/>
+          <w:noProof/>
           <w:kern w:val="2"/>
           <w:sz w:val="24"/>
           <w:szCs w:val="24"/>
@@ -561,58 +710,59 @@
           <w14:ligatures w14:val="standardContextual"/>
         </w:rPr>
       </w:pPr>
-      <w:hyperlink w:anchor="_Toc241657943" w:history="1">
+      <w:hyperlink w:anchor="_Toc241671768" w:history="1">
         <w:r>
           <w:rPr>
             <w:rStyle w:val="Collegamentoipertestuale"/>
-            <w:rFonts w:asciiTheme="majorHAnsi" w:hAnsiTheme="majorHAnsi" w:cstheme="majorHAnsi"/>
-          </w:rPr>
-          <w:t>7. Campionamento e FWHM: quanti pixel descrivono una stella?</w:t>
-        </w:r>
-        <w:r>
-          <w:rPr>
-            <w:rFonts w:asciiTheme="majorHAnsi" w:hAnsiTheme="majorHAnsi" w:cstheme="majorHAnsi"/>
+            <w:rFonts w:cstheme="majorHAnsi"/>
+            <w:noProof/>
+          </w:rPr>
+          <w:t>7. Sampling and FWHM: how many pixels describe a star?</w:t>
+        </w:r>
+        <w:r>
+          <w:rPr>
+            <w:noProof/>
             <w:webHidden/>
           </w:rPr>
           <w:tab/>
         </w:r>
         <w:r>
           <w:rPr>
-            <w:rFonts w:asciiTheme="majorHAnsi" w:hAnsiTheme="majorHAnsi" w:cstheme="majorHAnsi"/>
+            <w:noProof/>
             <w:webHidden/>
           </w:rPr>
           <w:fldChar w:fldCharType="begin"/>
         </w:r>
         <w:r>
           <w:rPr>
-            <w:rFonts w:asciiTheme="majorHAnsi" w:hAnsiTheme="majorHAnsi" w:cstheme="majorHAnsi"/>
+            <w:noProof/>
             <w:webHidden/>
           </w:rPr>
-          <w:instrText xml:space="preserve"> PAGEREF _Toc241657943 \h </w:instrText>
-        </w:r>
-        <w:r>
-          <w:rPr>
-            <w:rFonts w:asciiTheme="majorHAnsi" w:hAnsiTheme="majorHAnsi" w:cstheme="majorHAnsi"/>
+          <w:instrText xml:space="preserve"> PAGEREF _Toc241671768 \h </w:instrText>
+        </w:r>
+        <w:r>
+          <w:rPr>
+            <w:noProof/>
             <w:webHidden/>
           </w:rPr>
         </w:r>
         <w:r>
           <w:rPr>
-            <w:rFonts w:asciiTheme="majorHAnsi" w:hAnsiTheme="majorHAnsi" w:cstheme="majorHAnsi"/>
+            <w:noProof/>
             <w:webHidden/>
           </w:rPr>
           <w:fldChar w:fldCharType="separate"/>
         </w:r>
         <w:r>
           <w:rPr>
-            <w:rFonts w:asciiTheme="majorHAnsi" w:hAnsiTheme="majorHAnsi" w:cstheme="majorHAnsi"/>
+            <w:noProof/>
             <w:webHidden/>
           </w:rPr>
           <w:t>3</w:t>
         </w:r>
         <w:r>
           <w:rPr>
-            <w:rFonts w:asciiTheme="majorHAnsi" w:hAnsiTheme="majorHAnsi" w:cstheme="majorHAnsi"/>
+            <w:noProof/>
             <w:webHidden/>
           </w:rPr>
           <w:fldChar w:fldCharType="end"/>
@@ -626,7 +776,7 @@
           <w:tab w:val="right" w:leader="dot" w:pos="10083"/>
         </w:tabs>
         <w:rPr>
-          <w:rFonts w:asciiTheme="majorHAnsi" w:hAnsiTheme="majorHAnsi" w:cstheme="majorHAnsi"/>
+          <w:noProof/>
           <w:kern w:val="2"/>
           <w:sz w:val="24"/>
           <w:szCs w:val="24"/>
@@ -634,58 +784,59 @@
           <w14:ligatures w14:val="standardContextual"/>
         </w:rPr>
       </w:pPr>
-      <w:hyperlink w:anchor="_Toc241657944" w:history="1">
+      <w:hyperlink w:anchor="_Toc241671769" w:history="1">
         <w:r>
           <w:rPr>
             <w:rStyle w:val="Collegamentoipertestuale"/>
-            <w:rFonts w:asciiTheme="majorHAnsi" w:hAnsiTheme="majorHAnsi" w:cstheme="majorHAnsi"/>
-          </w:rPr>
-          <w:t>8. Nyquist: perché si parla di circa 2–3 pixel per FWHM</w:t>
-        </w:r>
-        <w:r>
-          <w:rPr>
-            <w:rFonts w:asciiTheme="majorHAnsi" w:hAnsiTheme="majorHAnsi" w:cstheme="majorHAnsi"/>
+            <w:rFonts w:cstheme="majorHAnsi"/>
+            <w:noProof/>
+          </w:rPr>
+          <w:t>8. Nyquist: why we talk about approximately 2–3 pixels per FWHM</w:t>
+        </w:r>
+        <w:r>
+          <w:rPr>
+            <w:noProof/>
             <w:webHidden/>
           </w:rPr>
           <w:tab/>
         </w:r>
         <w:r>
           <w:rPr>
-            <w:rFonts w:asciiTheme="majorHAnsi" w:hAnsiTheme="majorHAnsi" w:cstheme="majorHAnsi"/>
+            <w:noProof/>
             <w:webHidden/>
           </w:rPr>
           <w:fldChar w:fldCharType="begin"/>
         </w:r>
         <w:r>
           <w:rPr>
-            <w:rFonts w:asciiTheme="majorHAnsi" w:hAnsiTheme="majorHAnsi" w:cstheme="majorHAnsi"/>
+            <w:noProof/>
             <w:webHidden/>
           </w:rPr>
-          <w:instrText xml:space="preserve"> PAGEREF _Toc241657944 \h </w:instrText>
-        </w:r>
-        <w:r>
-          <w:rPr>
-            <w:rFonts w:asciiTheme="majorHAnsi" w:hAnsiTheme="majorHAnsi" w:cstheme="majorHAnsi"/>
+          <w:instrText xml:space="preserve"> PAGEREF _Toc241671769 \h </w:instrText>
+        </w:r>
+        <w:r>
+          <w:rPr>
+            <w:noProof/>
             <w:webHidden/>
           </w:rPr>
         </w:r>
         <w:r>
           <w:rPr>
-            <w:rFonts w:asciiTheme="majorHAnsi" w:hAnsiTheme="majorHAnsi" w:cstheme="majorHAnsi"/>
+            <w:noProof/>
             <w:webHidden/>
           </w:rPr>
           <w:fldChar w:fldCharType="separate"/>
         </w:r>
         <w:r>
           <w:rPr>
-            <w:rFonts w:asciiTheme="majorHAnsi" w:hAnsiTheme="majorHAnsi" w:cstheme="majorHAnsi"/>
+            <w:noProof/>
             <w:webHidden/>
           </w:rPr>
           <w:t>4</w:t>
         </w:r>
         <w:r>
           <w:rPr>
-            <w:rFonts w:asciiTheme="majorHAnsi" w:hAnsiTheme="majorHAnsi" w:cstheme="majorHAnsi"/>
+            <w:noProof/>
             <w:webHidden/>
           </w:rPr>
           <w:fldChar w:fldCharType="end"/>
@@ -699,7 +850,7 @@
           <w:tab w:val="right" w:leader="dot" w:pos="10083"/>
         </w:tabs>
         <w:rPr>
-          <w:rFonts w:asciiTheme="majorHAnsi" w:hAnsiTheme="majorHAnsi" w:cstheme="majorHAnsi"/>
+          <w:noProof/>
           <w:kern w:val="2"/>
           <w:sz w:val="24"/>
           <w:szCs w:val="24"/>
@@ -707,58 +858,59 @@
           <w14:ligatures w14:val="standardContextual"/>
         </w:rPr>
       </w:pPr>
-      <w:hyperlink w:anchor="_Toc241657945" w:history="1">
+      <w:hyperlink w:anchor="_Toc241671770" w:history="1">
         <w:r>
           <w:rPr>
             <w:rStyle w:val="Collegamentoipertestuale"/>
-            <w:rFonts w:asciiTheme="majorHAnsi" w:hAnsiTheme="majorHAnsi" w:cstheme="majorHAnsi"/>
-          </w:rPr>
-          <w:t>9. Sottocampionamento e sovracampionamento</w:t>
-        </w:r>
-        <w:r>
-          <w:rPr>
-            <w:rFonts w:asciiTheme="majorHAnsi" w:hAnsiTheme="majorHAnsi" w:cstheme="majorHAnsi"/>
+            <w:rFonts w:cstheme="majorHAnsi"/>
+            <w:noProof/>
+          </w:rPr>
+          <w:t>9. Undersampling and oversampling</w:t>
+        </w:r>
+        <w:r>
+          <w:rPr>
+            <w:noProof/>
             <w:webHidden/>
           </w:rPr>
           <w:tab/>
         </w:r>
         <w:r>
           <w:rPr>
-            <w:rFonts w:asciiTheme="majorHAnsi" w:hAnsiTheme="majorHAnsi" w:cstheme="majorHAnsi"/>
+            <w:noProof/>
             <w:webHidden/>
           </w:rPr>
           <w:fldChar w:fldCharType="begin"/>
         </w:r>
         <w:r>
           <w:rPr>
-            <w:rFonts w:asciiTheme="majorHAnsi" w:hAnsiTheme="majorHAnsi" w:cstheme="majorHAnsi"/>
+            <w:noProof/>
             <w:webHidden/>
           </w:rPr>
-          <w:instrText xml:space="preserve"> PAGEREF _Toc241657945 \h </w:instrText>
-        </w:r>
-        <w:r>
-          <w:rPr>
-            <w:rFonts w:asciiTheme="majorHAnsi" w:hAnsiTheme="majorHAnsi" w:cstheme="majorHAnsi"/>
+          <w:instrText xml:space="preserve"> PAGEREF _Toc241671770 \h </w:instrText>
+        </w:r>
+        <w:r>
+          <w:rPr>
+            <w:noProof/>
             <w:webHidden/>
           </w:rPr>
         </w:r>
         <w:r>
           <w:rPr>
-            <w:rFonts w:asciiTheme="majorHAnsi" w:hAnsiTheme="majorHAnsi" w:cstheme="majorHAnsi"/>
+            <w:noProof/>
             <w:webHidden/>
           </w:rPr>
           <w:fldChar w:fldCharType="separate"/>
         </w:r>
         <w:r>
           <w:rPr>
-            <w:rFonts w:asciiTheme="majorHAnsi" w:hAnsiTheme="majorHAnsi" w:cstheme="majorHAnsi"/>
+            <w:noProof/>
             <w:webHidden/>
           </w:rPr>
           <w:t>4</w:t>
         </w:r>
         <w:r>
           <w:rPr>
-            <w:rFonts w:asciiTheme="majorHAnsi" w:hAnsiTheme="majorHAnsi" w:cstheme="majorHAnsi"/>
+            <w:noProof/>
             <w:webHidden/>
           </w:rPr>
           <w:fldChar w:fldCharType="end"/>
@@ -772,7 +924,7 @@
           <w:tab w:val="right" w:leader="dot" w:pos="10083"/>
         </w:tabs>
         <w:rPr>
-          <w:rFonts w:asciiTheme="majorHAnsi" w:hAnsiTheme="majorHAnsi" w:cstheme="majorHAnsi"/>
+          <w:noProof/>
           <w:kern w:val="2"/>
           <w:sz w:val="24"/>
           <w:szCs w:val="24"/>
@@ -780,58 +932,59 @@
           <w14:ligatures w14:val="standardContextual"/>
         </w:rPr>
       </w:pPr>
-      <w:hyperlink w:anchor="_Toc241657946" w:history="1">
+      <w:hyperlink w:anchor="_Toc241671771" w:history="1">
         <w:r>
           <w:rPr>
             <w:rStyle w:val="Collegamentoipertestuale"/>
-            <w:rFonts w:asciiTheme="majorHAnsi" w:hAnsiTheme="majorHAnsi" w:cstheme="majorHAnsi"/>
-          </w:rPr>
-          <w:t>10. Una cosa fondamentale: la FWHM misurata non è semplicemente il seeing</w:t>
-        </w:r>
-        <w:r>
-          <w:rPr>
-            <w:rFonts w:asciiTheme="majorHAnsi" w:hAnsiTheme="majorHAnsi" w:cstheme="majorHAnsi"/>
+            <w:rFonts w:cstheme="majorHAnsi"/>
+            <w:noProof/>
+          </w:rPr>
+          <w:t>10. One fundamental point: measured FWHM is not simply the seeing</w:t>
+        </w:r>
+        <w:r>
+          <w:rPr>
+            <w:noProof/>
             <w:webHidden/>
           </w:rPr>
           <w:tab/>
         </w:r>
         <w:r>
           <w:rPr>
-            <w:rFonts w:asciiTheme="majorHAnsi" w:hAnsiTheme="majorHAnsi" w:cstheme="majorHAnsi"/>
+            <w:noProof/>
             <w:webHidden/>
           </w:rPr>
           <w:fldChar w:fldCharType="begin"/>
         </w:r>
         <w:r>
           <w:rPr>
-            <w:rFonts w:asciiTheme="majorHAnsi" w:hAnsiTheme="majorHAnsi" w:cstheme="majorHAnsi"/>
+            <w:noProof/>
             <w:webHidden/>
           </w:rPr>
-          <w:instrText xml:space="preserve"> PAGEREF _Toc241657946 \h </w:instrText>
-        </w:r>
-        <w:r>
-          <w:rPr>
-            <w:rFonts w:asciiTheme="majorHAnsi" w:hAnsiTheme="majorHAnsi" w:cstheme="majorHAnsi"/>
+          <w:instrText xml:space="preserve"> PAGEREF _Toc241671771 \h </w:instrText>
+        </w:r>
+        <w:r>
+          <w:rPr>
+            <w:noProof/>
             <w:webHidden/>
           </w:rPr>
         </w:r>
         <w:r>
           <w:rPr>
-            <w:rFonts w:asciiTheme="majorHAnsi" w:hAnsiTheme="majorHAnsi" w:cstheme="majorHAnsi"/>
+            <w:noProof/>
             <w:webHidden/>
           </w:rPr>
           <w:fldChar w:fldCharType="separate"/>
         </w:r>
         <w:r>
           <w:rPr>
-            <w:rFonts w:asciiTheme="majorHAnsi" w:hAnsiTheme="majorHAnsi" w:cstheme="majorHAnsi"/>
+            <w:noProof/>
             <w:webHidden/>
           </w:rPr>
           <w:t>4</w:t>
         </w:r>
         <w:r>
           <w:rPr>
-            <w:rFonts w:asciiTheme="majorHAnsi" w:hAnsiTheme="majorHAnsi" w:cstheme="majorHAnsi"/>
+            <w:noProof/>
             <w:webHidden/>
           </w:rPr>
           <w:fldChar w:fldCharType="end"/>
@@ -845,7 +998,7 @@
           <w:tab w:val="right" w:leader="dot" w:pos="10083"/>
         </w:tabs>
         <w:rPr>
-          <w:rFonts w:asciiTheme="majorHAnsi" w:hAnsiTheme="majorHAnsi" w:cstheme="majorHAnsi"/>
+          <w:noProof/>
           <w:kern w:val="2"/>
           <w:sz w:val="24"/>
           <w:szCs w:val="24"/>
@@ -853,58 +1006,59 @@
           <w14:ligatures w14:val="standardContextual"/>
         </w:rPr>
       </w:pPr>
-      <w:hyperlink w:anchor="_Toc241657947" w:history="1">
+      <w:hyperlink w:anchor="_Toc241671772" w:history="1">
         <w:r>
           <w:rPr>
             <w:rStyle w:val="Collegamentoipertestuale"/>
-            <w:rFonts w:asciiTheme="majorHAnsi" w:hAnsiTheme="majorHAnsi" w:cstheme="majorHAnsi"/>
-          </w:rPr>
-          <w:t>11. Come misurare concretamente la FWHM del posto</w:t>
-        </w:r>
-        <w:r>
-          <w:rPr>
-            <w:rFonts w:asciiTheme="majorHAnsi" w:hAnsiTheme="majorHAnsi" w:cstheme="majorHAnsi"/>
+            <w:rFonts w:cstheme="majorHAnsi"/>
+            <w:noProof/>
+          </w:rPr>
+          <w:t>11. How to actually measure the FWHM at your location</w:t>
+        </w:r>
+        <w:r>
+          <w:rPr>
+            <w:noProof/>
             <w:webHidden/>
           </w:rPr>
           <w:tab/>
         </w:r>
         <w:r>
           <w:rPr>
-            <w:rFonts w:asciiTheme="majorHAnsi" w:hAnsiTheme="majorHAnsi" w:cstheme="majorHAnsi"/>
+            <w:noProof/>
             <w:webHidden/>
           </w:rPr>
           <w:fldChar w:fldCharType="begin"/>
         </w:r>
         <w:r>
           <w:rPr>
-            <w:rFonts w:asciiTheme="majorHAnsi" w:hAnsiTheme="majorHAnsi" w:cstheme="majorHAnsi"/>
+            <w:noProof/>
             <w:webHidden/>
           </w:rPr>
-          <w:instrText xml:space="preserve"> PAGEREF _Toc241657947 \h </w:instrText>
-        </w:r>
-        <w:r>
-          <w:rPr>
-            <w:rFonts w:asciiTheme="majorHAnsi" w:hAnsiTheme="majorHAnsi" w:cstheme="majorHAnsi"/>
+          <w:instrText xml:space="preserve"> PAGEREF _Toc241671772 \h </w:instrText>
+        </w:r>
+        <w:r>
+          <w:rPr>
+            <w:noProof/>
             <w:webHidden/>
           </w:rPr>
         </w:r>
         <w:r>
           <w:rPr>
-            <w:rFonts w:asciiTheme="majorHAnsi" w:hAnsiTheme="majorHAnsi" w:cstheme="majorHAnsi"/>
+            <w:noProof/>
             <w:webHidden/>
           </w:rPr>
           <w:fldChar w:fldCharType="separate"/>
         </w:r>
         <w:r>
           <w:rPr>
-            <w:rFonts w:asciiTheme="majorHAnsi" w:hAnsiTheme="majorHAnsi" w:cstheme="majorHAnsi"/>
+            <w:noProof/>
             <w:webHidden/>
           </w:rPr>
           <w:t>4</w:t>
         </w:r>
         <w:r>
           <w:rPr>
-            <w:rFonts w:asciiTheme="majorHAnsi" w:hAnsiTheme="majorHAnsi" w:cstheme="majorHAnsi"/>
+            <w:noProof/>
             <w:webHidden/>
           </w:rPr>
           <w:fldChar w:fldCharType="end"/>
@@ -918,7 +1072,7 @@
           <w:tab w:val="right" w:leader="dot" w:pos="10083"/>
         </w:tabs>
         <w:rPr>
-          <w:rFonts w:asciiTheme="majorHAnsi" w:hAnsiTheme="majorHAnsi" w:cstheme="majorHAnsi"/>
+          <w:noProof/>
           <w:kern w:val="2"/>
           <w:sz w:val="24"/>
           <w:szCs w:val="24"/>
@@ -926,58 +1080,59 @@
           <w14:ligatures w14:val="standardContextual"/>
         </w:rPr>
       </w:pPr>
-      <w:hyperlink w:anchor="_Toc241657948" w:history="1">
+      <w:hyperlink w:anchor="_Toc241671773" w:history="1">
         <w:r>
           <w:rPr>
             <w:rStyle w:val="Collegamentoipertestuale"/>
-            <w:rFonts w:asciiTheme="majorHAnsi" w:hAnsiTheme="majorHAnsi" w:cstheme="majorHAnsi"/>
-          </w:rPr>
-          <w:t>12. Il rapporto tra seeing, FWHM e campionamento</w:t>
-        </w:r>
-        <w:r>
-          <w:rPr>
-            <w:rFonts w:asciiTheme="majorHAnsi" w:hAnsiTheme="majorHAnsi" w:cstheme="majorHAnsi"/>
+            <w:rFonts w:cstheme="majorHAnsi"/>
+            <w:noProof/>
+          </w:rPr>
+          <w:t>12. The relationship between seeing, FWHM and sampling</w:t>
+        </w:r>
+        <w:r>
+          <w:rPr>
+            <w:noProof/>
             <w:webHidden/>
           </w:rPr>
           <w:tab/>
         </w:r>
         <w:r>
           <w:rPr>
-            <w:rFonts w:asciiTheme="majorHAnsi" w:hAnsiTheme="majorHAnsi" w:cstheme="majorHAnsi"/>
+            <w:noProof/>
             <w:webHidden/>
           </w:rPr>
           <w:fldChar w:fldCharType="begin"/>
         </w:r>
         <w:r>
           <w:rPr>
-            <w:rFonts w:asciiTheme="majorHAnsi" w:hAnsiTheme="majorHAnsi" w:cstheme="majorHAnsi"/>
+            <w:noProof/>
             <w:webHidden/>
           </w:rPr>
-          <w:instrText xml:space="preserve"> PAGEREF _Toc241657948 \h </w:instrText>
-        </w:r>
-        <w:r>
-          <w:rPr>
-            <w:rFonts w:asciiTheme="majorHAnsi" w:hAnsiTheme="majorHAnsi" w:cstheme="majorHAnsi"/>
+          <w:instrText xml:space="preserve"> PAGEREF _Toc241671773 \h </w:instrText>
+        </w:r>
+        <w:r>
+          <w:rPr>
+            <w:noProof/>
             <w:webHidden/>
           </w:rPr>
         </w:r>
         <w:r>
           <w:rPr>
-            <w:rFonts w:asciiTheme="majorHAnsi" w:hAnsiTheme="majorHAnsi" w:cstheme="majorHAnsi"/>
+            <w:noProof/>
             <w:webHidden/>
           </w:rPr>
           <w:fldChar w:fldCharType="separate"/>
         </w:r>
         <w:r>
           <w:rPr>
-            <w:rFonts w:asciiTheme="majorHAnsi" w:hAnsiTheme="majorHAnsi" w:cstheme="majorHAnsi"/>
+            <w:noProof/>
             <w:webHidden/>
           </w:rPr>
           <w:t>5</w:t>
         </w:r>
         <w:r>
           <w:rPr>
-            <w:rFonts w:asciiTheme="majorHAnsi" w:hAnsiTheme="majorHAnsi" w:cstheme="majorHAnsi"/>
+            <w:noProof/>
             <w:webHidden/>
           </w:rPr>
           <w:fldChar w:fldCharType="end"/>
@@ -991,7 +1146,7 @@
           <w:tab w:val="right" w:leader="dot" w:pos="10083"/>
         </w:tabs>
         <w:rPr>
-          <w:rFonts w:asciiTheme="majorHAnsi" w:hAnsiTheme="majorHAnsi" w:cstheme="majorHAnsi"/>
+          <w:noProof/>
           <w:kern w:val="2"/>
           <w:sz w:val="24"/>
           <w:szCs w:val="24"/>
@@ -999,58 +1154,59 @@
           <w14:ligatures w14:val="standardContextual"/>
         </w:rPr>
       </w:pPr>
-      <w:hyperlink w:anchor="_Toc241657949" w:history="1">
+      <w:hyperlink w:anchor="_Toc241671774" w:history="1">
         <w:r>
           <w:rPr>
             <w:rStyle w:val="Collegamentoipertestuale"/>
-            <w:rFonts w:asciiTheme="majorHAnsi" w:hAnsiTheme="majorHAnsi" w:cstheme="majorHAnsi"/>
-          </w:rPr>
-          <w:t>13. Confrontiamo tra due strumenti di esempio</w:t>
-        </w:r>
-        <w:r>
-          <w:rPr>
-            <w:rFonts w:asciiTheme="majorHAnsi" w:hAnsiTheme="majorHAnsi" w:cstheme="majorHAnsi"/>
+            <w:rFonts w:cstheme="majorHAnsi"/>
+            <w:noProof/>
+          </w:rPr>
+          <w:t>13. Comparing two example systems</w:t>
+        </w:r>
+        <w:r>
+          <w:rPr>
+            <w:noProof/>
             <w:webHidden/>
           </w:rPr>
           <w:tab/>
         </w:r>
         <w:r>
           <w:rPr>
-            <w:rFonts w:asciiTheme="majorHAnsi" w:hAnsiTheme="majorHAnsi" w:cstheme="majorHAnsi"/>
+            <w:noProof/>
             <w:webHidden/>
           </w:rPr>
           <w:fldChar w:fldCharType="begin"/>
         </w:r>
         <w:r>
           <w:rPr>
-            <w:rFonts w:asciiTheme="majorHAnsi" w:hAnsiTheme="majorHAnsi" w:cstheme="majorHAnsi"/>
+            <w:noProof/>
             <w:webHidden/>
           </w:rPr>
-          <w:instrText xml:space="preserve"> PAGEREF _Toc241657949 \h </w:instrText>
-        </w:r>
-        <w:r>
-          <w:rPr>
-            <w:rFonts w:asciiTheme="majorHAnsi" w:hAnsiTheme="majorHAnsi" w:cstheme="majorHAnsi"/>
+          <w:instrText xml:space="preserve"> PAGEREF _Toc241671774 \h </w:instrText>
+        </w:r>
+        <w:r>
+          <w:rPr>
+            <w:noProof/>
             <w:webHidden/>
           </w:rPr>
         </w:r>
         <w:r>
           <w:rPr>
-            <w:rFonts w:asciiTheme="majorHAnsi" w:hAnsiTheme="majorHAnsi" w:cstheme="majorHAnsi"/>
+            <w:noProof/>
             <w:webHidden/>
           </w:rPr>
           <w:fldChar w:fldCharType="separate"/>
         </w:r>
         <w:r>
           <w:rPr>
-            <w:rFonts w:asciiTheme="majorHAnsi" w:hAnsiTheme="majorHAnsi" w:cstheme="majorHAnsi"/>
+            <w:noProof/>
             <w:webHidden/>
           </w:rPr>
           <w:t>5</w:t>
         </w:r>
         <w:r>
           <w:rPr>
-            <w:rFonts w:asciiTheme="majorHAnsi" w:hAnsiTheme="majorHAnsi" w:cstheme="majorHAnsi"/>
+            <w:noProof/>
             <w:webHidden/>
           </w:rPr>
           <w:fldChar w:fldCharType="end"/>
@@ -1064,7 +1220,7 @@
           <w:tab w:val="right" w:leader="dot" w:pos="10083"/>
         </w:tabs>
         <w:rPr>
-          <w:rFonts w:asciiTheme="majorHAnsi" w:hAnsiTheme="majorHAnsi" w:cstheme="majorHAnsi"/>
+          <w:noProof/>
           <w:kern w:val="2"/>
           <w:sz w:val="24"/>
           <w:szCs w:val="24"/>
@@ -1072,58 +1228,59 @@
           <w14:ligatures w14:val="standardContextual"/>
         </w:rPr>
       </w:pPr>
-      <w:hyperlink w:anchor="_Toc241657950" w:history="1">
+      <w:hyperlink w:anchor="_Toc241671775" w:history="1">
         <w:r>
           <w:rPr>
             <w:rStyle w:val="Collegamentoipertestuale"/>
-            <w:rFonts w:asciiTheme="majorHAnsi" w:hAnsiTheme="majorHAnsi" w:cstheme="majorHAnsi"/>
-          </w:rPr>
-          <w:t>14. Che cosa comporta questo nella pratica</w:t>
-        </w:r>
-        <w:r>
-          <w:rPr>
-            <w:rFonts w:asciiTheme="majorHAnsi" w:hAnsiTheme="majorHAnsi" w:cstheme="majorHAnsi"/>
+            <w:rFonts w:cstheme="majorHAnsi"/>
+            <w:noProof/>
+          </w:rPr>
+          <w:t>14. What this means in practice</w:t>
+        </w:r>
+        <w:r>
+          <w:rPr>
+            <w:noProof/>
             <w:webHidden/>
           </w:rPr>
           <w:tab/>
         </w:r>
         <w:r>
           <w:rPr>
-            <w:rFonts w:asciiTheme="majorHAnsi" w:hAnsiTheme="majorHAnsi" w:cstheme="majorHAnsi"/>
+            <w:noProof/>
             <w:webHidden/>
           </w:rPr>
           <w:fldChar w:fldCharType="begin"/>
         </w:r>
         <w:r>
           <w:rPr>
-            <w:rFonts w:asciiTheme="majorHAnsi" w:hAnsiTheme="majorHAnsi" w:cstheme="majorHAnsi"/>
+            <w:noProof/>
             <w:webHidden/>
           </w:rPr>
-          <w:instrText xml:space="preserve"> PAGEREF _Toc241657950 \h </w:instrText>
-        </w:r>
-        <w:r>
-          <w:rPr>
-            <w:rFonts w:asciiTheme="majorHAnsi" w:hAnsiTheme="majorHAnsi" w:cstheme="majorHAnsi"/>
+          <w:instrText xml:space="preserve"> PAGEREF _Toc241671775 \h </w:instrText>
+        </w:r>
+        <w:r>
+          <w:rPr>
+            <w:noProof/>
             <w:webHidden/>
           </w:rPr>
         </w:r>
         <w:r>
           <w:rPr>
-            <w:rFonts w:asciiTheme="majorHAnsi" w:hAnsiTheme="majorHAnsi" w:cstheme="majorHAnsi"/>
+            <w:noProof/>
             <w:webHidden/>
           </w:rPr>
           <w:fldChar w:fldCharType="separate"/>
         </w:r>
         <w:r>
           <w:rPr>
-            <w:rFonts w:asciiTheme="majorHAnsi" w:hAnsiTheme="majorHAnsi" w:cstheme="majorHAnsi"/>
+            <w:noProof/>
             <w:webHidden/>
           </w:rPr>
           <w:t>6</w:t>
         </w:r>
         <w:r>
           <w:rPr>
-            <w:rFonts w:asciiTheme="majorHAnsi" w:hAnsiTheme="majorHAnsi" w:cstheme="majorHAnsi"/>
+            <w:noProof/>
             <w:webHidden/>
           </w:rPr>
           <w:fldChar w:fldCharType="end"/>
@@ -1137,7 +1294,7 @@
           <w:tab w:val="right" w:leader="dot" w:pos="10083"/>
         </w:tabs>
         <w:rPr>
-          <w:rFonts w:asciiTheme="majorHAnsi" w:hAnsiTheme="majorHAnsi" w:cstheme="majorHAnsi"/>
+          <w:noProof/>
           <w:kern w:val="2"/>
           <w:sz w:val="24"/>
           <w:szCs w:val="24"/>
@@ -1145,58 +1302,59 @@
           <w14:ligatures w14:val="standardContextual"/>
         </w:rPr>
       </w:pPr>
-      <w:hyperlink w:anchor="_Toc241657951" w:history="1">
+      <w:hyperlink w:anchor="_Toc241671776" w:history="1">
         <w:r>
           <w:rPr>
             <w:rStyle w:val="Collegamentoipertestuale"/>
-            <w:rFonts w:asciiTheme="majorHAnsi" w:hAnsiTheme="majorHAnsi" w:cstheme="majorHAnsi"/>
-          </w:rPr>
-          <w:t>15. Il campionamento non determina da solo il campo</w:t>
-        </w:r>
-        <w:r>
-          <w:rPr>
-            <w:rFonts w:asciiTheme="majorHAnsi" w:hAnsiTheme="majorHAnsi" w:cstheme="majorHAnsi"/>
+            <w:rFonts w:cstheme="majorHAnsi"/>
+            <w:noProof/>
+          </w:rPr>
+          <w:t>15. Sampling alone does not determine the field of view</w:t>
+        </w:r>
+        <w:r>
+          <w:rPr>
+            <w:noProof/>
             <w:webHidden/>
           </w:rPr>
           <w:tab/>
         </w:r>
         <w:r>
           <w:rPr>
-            <w:rFonts w:asciiTheme="majorHAnsi" w:hAnsiTheme="majorHAnsi" w:cstheme="majorHAnsi"/>
+            <w:noProof/>
             <w:webHidden/>
           </w:rPr>
           <w:fldChar w:fldCharType="begin"/>
         </w:r>
         <w:r>
           <w:rPr>
-            <w:rFonts w:asciiTheme="majorHAnsi" w:hAnsiTheme="majorHAnsi" w:cstheme="majorHAnsi"/>
+            <w:noProof/>
             <w:webHidden/>
           </w:rPr>
-          <w:instrText xml:space="preserve"> PAGEREF _Toc241657951 \h </w:instrText>
-        </w:r>
-        <w:r>
-          <w:rPr>
-            <w:rFonts w:asciiTheme="majorHAnsi" w:hAnsiTheme="majorHAnsi" w:cstheme="majorHAnsi"/>
+          <w:instrText xml:space="preserve"> PAGEREF _Toc241671776 \h </w:instrText>
+        </w:r>
+        <w:r>
+          <w:rPr>
+            <w:noProof/>
             <w:webHidden/>
           </w:rPr>
         </w:r>
         <w:r>
           <w:rPr>
-            <w:rFonts w:asciiTheme="majorHAnsi" w:hAnsiTheme="majorHAnsi" w:cstheme="majorHAnsi"/>
+            <w:noProof/>
             <w:webHidden/>
           </w:rPr>
           <w:fldChar w:fldCharType="separate"/>
         </w:r>
         <w:r>
           <w:rPr>
-            <w:rFonts w:asciiTheme="majorHAnsi" w:hAnsiTheme="majorHAnsi" w:cstheme="majorHAnsi"/>
+            <w:noProof/>
             <w:webHidden/>
           </w:rPr>
           <w:t>6</w:t>
         </w:r>
         <w:r>
           <w:rPr>
-            <w:rFonts w:asciiTheme="majorHAnsi" w:hAnsiTheme="majorHAnsi" w:cstheme="majorHAnsi"/>
+            <w:noProof/>
             <w:webHidden/>
           </w:rPr>
           <w:fldChar w:fldCharType="end"/>
@@ -1210,7 +1368,7 @@
           <w:tab w:val="right" w:leader="dot" w:pos="10083"/>
         </w:tabs>
         <w:rPr>
-          <w:rFonts w:asciiTheme="majorHAnsi" w:hAnsiTheme="majorHAnsi" w:cstheme="majorHAnsi"/>
+          <w:noProof/>
           <w:kern w:val="2"/>
           <w:sz w:val="24"/>
           <w:szCs w:val="24"/>
@@ -1218,58 +1376,59 @@
           <w14:ligatures w14:val="standardContextual"/>
         </w:rPr>
       </w:pPr>
-      <w:hyperlink w:anchor="_Toc241657952" w:history="1">
+      <w:hyperlink w:anchor="_Toc241671777" w:history="1">
         <w:r>
           <w:rPr>
             <w:rStyle w:val="Collegamentoipertestuale"/>
-            <w:rFonts w:asciiTheme="majorHAnsi" w:hAnsiTheme="majorHAnsi" w:cstheme="majorHAnsi"/>
-          </w:rPr>
-          <w:t>16. Il rapporto focale e il diametro sono concetti diversi</w:t>
-        </w:r>
-        <w:r>
-          <w:rPr>
-            <w:rFonts w:asciiTheme="majorHAnsi" w:hAnsiTheme="majorHAnsi" w:cstheme="majorHAnsi"/>
+            <w:rFonts w:cstheme="majorHAnsi"/>
+            <w:noProof/>
+          </w:rPr>
+          <w:t>16. Focal ratio and aperture are different concepts</w:t>
+        </w:r>
+        <w:r>
+          <w:rPr>
+            <w:noProof/>
             <w:webHidden/>
           </w:rPr>
           <w:tab/>
         </w:r>
         <w:r>
           <w:rPr>
-            <w:rFonts w:asciiTheme="majorHAnsi" w:hAnsiTheme="majorHAnsi" w:cstheme="majorHAnsi"/>
+            <w:noProof/>
             <w:webHidden/>
           </w:rPr>
           <w:fldChar w:fldCharType="begin"/>
         </w:r>
         <w:r>
           <w:rPr>
-            <w:rFonts w:asciiTheme="majorHAnsi" w:hAnsiTheme="majorHAnsi" w:cstheme="majorHAnsi"/>
+            <w:noProof/>
             <w:webHidden/>
           </w:rPr>
-          <w:instrText xml:space="preserve"> PAGEREF _Toc241657952 \h </w:instrText>
-        </w:r>
-        <w:r>
-          <w:rPr>
-            <w:rFonts w:asciiTheme="majorHAnsi" w:hAnsiTheme="majorHAnsi" w:cstheme="majorHAnsi"/>
+          <w:instrText xml:space="preserve"> PAGEREF _Toc241671777 \h </w:instrText>
+        </w:r>
+        <w:r>
+          <w:rPr>
+            <w:noProof/>
             <w:webHidden/>
           </w:rPr>
         </w:r>
         <w:r>
           <w:rPr>
-            <w:rFonts w:asciiTheme="majorHAnsi" w:hAnsiTheme="majorHAnsi" w:cstheme="majorHAnsi"/>
+            <w:noProof/>
             <w:webHidden/>
           </w:rPr>
           <w:fldChar w:fldCharType="separate"/>
         </w:r>
         <w:r>
           <w:rPr>
-            <w:rFonts w:asciiTheme="majorHAnsi" w:hAnsiTheme="majorHAnsi" w:cstheme="majorHAnsi"/>
+            <w:noProof/>
             <w:webHidden/>
           </w:rPr>
           <w:t>6</w:t>
         </w:r>
         <w:r>
           <w:rPr>
-            <w:rFonts w:asciiTheme="majorHAnsi" w:hAnsiTheme="majorHAnsi" w:cstheme="majorHAnsi"/>
+            <w:noProof/>
             <w:webHidden/>
           </w:rPr>
           <w:fldChar w:fldCharType="end"/>
@@ -1283,7 +1442,7 @@
           <w:tab w:val="right" w:leader="dot" w:pos="10083"/>
         </w:tabs>
         <w:rPr>
-          <w:rFonts w:asciiTheme="majorHAnsi" w:hAnsiTheme="majorHAnsi" w:cstheme="majorHAnsi"/>
+          <w:noProof/>
           <w:kern w:val="2"/>
           <w:sz w:val="24"/>
           <w:szCs w:val="24"/>
@@ -1291,58 +1450,59 @@
           <w14:ligatures w14:val="standardContextual"/>
         </w:rPr>
       </w:pPr>
-      <w:hyperlink w:anchor="_Toc241657953" w:history="1">
+      <w:hyperlink w:anchor="_Toc241671778" w:history="1">
         <w:r>
           <w:rPr>
             <w:rStyle w:val="Collegamentoipertestuale"/>
-            <w:rFonts w:asciiTheme="majorHAnsi" w:hAnsiTheme="majorHAnsi" w:cstheme="majorHAnsi"/>
-          </w:rPr>
-          <w:t>17. Come usare il campionamento per scegliere una focale</w:t>
-        </w:r>
-        <w:r>
-          <w:rPr>
-            <w:rFonts w:asciiTheme="majorHAnsi" w:hAnsiTheme="majorHAnsi" w:cstheme="majorHAnsi"/>
+            <w:rFonts w:cstheme="majorHAnsi"/>
+            <w:noProof/>
+          </w:rPr>
+          <w:t>17. How to use sampling to choose a focal length</w:t>
+        </w:r>
+        <w:r>
+          <w:rPr>
+            <w:noProof/>
             <w:webHidden/>
           </w:rPr>
           <w:tab/>
         </w:r>
         <w:r>
           <w:rPr>
-            <w:rFonts w:asciiTheme="majorHAnsi" w:hAnsiTheme="majorHAnsi" w:cstheme="majorHAnsi"/>
+            <w:noProof/>
             <w:webHidden/>
           </w:rPr>
           <w:fldChar w:fldCharType="begin"/>
         </w:r>
         <w:r>
           <w:rPr>
-            <w:rFonts w:asciiTheme="majorHAnsi" w:hAnsiTheme="majorHAnsi" w:cstheme="majorHAnsi"/>
+            <w:noProof/>
             <w:webHidden/>
           </w:rPr>
-          <w:instrText xml:space="preserve"> PAGEREF _Toc241657953 \h </w:instrText>
-        </w:r>
-        <w:r>
-          <w:rPr>
-            <w:rFonts w:asciiTheme="majorHAnsi" w:hAnsiTheme="majorHAnsi" w:cstheme="majorHAnsi"/>
+          <w:instrText xml:space="preserve"> PAGEREF _Toc241671778 \h </w:instrText>
+        </w:r>
+        <w:r>
+          <w:rPr>
+            <w:noProof/>
             <w:webHidden/>
           </w:rPr>
         </w:r>
         <w:r>
           <w:rPr>
-            <w:rFonts w:asciiTheme="majorHAnsi" w:hAnsiTheme="majorHAnsi" w:cstheme="majorHAnsi"/>
+            <w:noProof/>
             <w:webHidden/>
           </w:rPr>
           <w:fldChar w:fldCharType="separate"/>
         </w:r>
         <w:r>
           <w:rPr>
-            <w:rFonts w:asciiTheme="majorHAnsi" w:hAnsiTheme="majorHAnsi" w:cstheme="majorHAnsi"/>
+            <w:noProof/>
             <w:webHidden/>
           </w:rPr>
           <w:t>6</w:t>
         </w:r>
         <w:r>
           <w:rPr>
-            <w:rFonts w:asciiTheme="majorHAnsi" w:hAnsiTheme="majorHAnsi" w:cstheme="majorHAnsi"/>
+            <w:noProof/>
             <w:webHidden/>
           </w:rPr>
           <w:fldChar w:fldCharType="end"/>
@@ -1356,7 +1516,7 @@
           <w:tab w:val="right" w:leader="dot" w:pos="10083"/>
         </w:tabs>
         <w:rPr>
-          <w:rFonts w:asciiTheme="majorHAnsi" w:hAnsiTheme="majorHAnsi" w:cstheme="majorHAnsi"/>
+          <w:noProof/>
           <w:kern w:val="2"/>
           <w:sz w:val="24"/>
           <w:szCs w:val="24"/>
@@ -1364,58 +1524,59 @@
           <w14:ligatures w14:val="standardContextual"/>
         </w:rPr>
       </w:pPr>
-      <w:hyperlink w:anchor="_Toc241657954" w:history="1">
+      <w:hyperlink w:anchor="_Toc241671779" w:history="1">
         <w:r>
           <w:rPr>
             <w:rStyle w:val="Collegamentoipertestuale"/>
-            <w:rFonts w:asciiTheme="majorHAnsi" w:hAnsiTheme="majorHAnsi" w:cstheme="majorHAnsi"/>
-          </w:rPr>
-          <w:t>18. Si può fare anche il ragionamento inverso: scegliere la camera</w:t>
-        </w:r>
-        <w:r>
-          <w:rPr>
-            <w:rFonts w:asciiTheme="majorHAnsi" w:hAnsiTheme="majorHAnsi" w:cstheme="majorHAnsi"/>
+            <w:rFonts w:cstheme="majorHAnsi"/>
+            <w:noProof/>
+          </w:rPr>
+          <w:t>18. The reverse approach also works: choosing the camera</w:t>
+        </w:r>
+        <w:r>
+          <w:rPr>
+            <w:noProof/>
             <w:webHidden/>
           </w:rPr>
           <w:tab/>
         </w:r>
         <w:r>
           <w:rPr>
-            <w:rFonts w:asciiTheme="majorHAnsi" w:hAnsiTheme="majorHAnsi" w:cstheme="majorHAnsi"/>
+            <w:noProof/>
             <w:webHidden/>
           </w:rPr>
           <w:fldChar w:fldCharType="begin"/>
         </w:r>
         <w:r>
           <w:rPr>
-            <w:rFonts w:asciiTheme="majorHAnsi" w:hAnsiTheme="majorHAnsi" w:cstheme="majorHAnsi"/>
+            <w:noProof/>
             <w:webHidden/>
           </w:rPr>
-          <w:instrText xml:space="preserve"> PAGEREF _Toc241657954 \h </w:instrText>
-        </w:r>
-        <w:r>
-          <w:rPr>
-            <w:rFonts w:asciiTheme="majorHAnsi" w:hAnsiTheme="majorHAnsi" w:cstheme="majorHAnsi"/>
+          <w:instrText xml:space="preserve"> PAGEREF _Toc241671779 \h </w:instrText>
+        </w:r>
+        <w:r>
+          <w:rPr>
+            <w:noProof/>
             <w:webHidden/>
           </w:rPr>
         </w:r>
         <w:r>
           <w:rPr>
-            <w:rFonts w:asciiTheme="majorHAnsi" w:hAnsiTheme="majorHAnsi" w:cstheme="majorHAnsi"/>
+            <w:noProof/>
             <w:webHidden/>
           </w:rPr>
           <w:fldChar w:fldCharType="separate"/>
         </w:r>
         <w:r>
           <w:rPr>
-            <w:rFonts w:asciiTheme="majorHAnsi" w:hAnsiTheme="majorHAnsi" w:cstheme="majorHAnsi"/>
+            <w:noProof/>
             <w:webHidden/>
           </w:rPr>
           <w:t>7</w:t>
         </w:r>
         <w:r>
           <w:rPr>
-            <w:rFonts w:asciiTheme="majorHAnsi" w:hAnsiTheme="majorHAnsi" w:cstheme="majorHAnsi"/>
+            <w:noProof/>
             <w:webHidden/>
           </w:rPr>
           <w:fldChar w:fldCharType="end"/>
@@ -1429,7 +1590,7 @@
           <w:tab w:val="right" w:leader="dot" w:pos="10083"/>
         </w:tabs>
         <w:rPr>
-          <w:rFonts w:asciiTheme="majorHAnsi" w:hAnsiTheme="majorHAnsi" w:cstheme="majorHAnsi"/>
+          <w:noProof/>
           <w:kern w:val="2"/>
           <w:sz w:val="24"/>
           <w:szCs w:val="24"/>
@@ -1437,58 +1598,59 @@
           <w14:ligatures w14:val="standardContextual"/>
         </w:rPr>
       </w:pPr>
-      <w:hyperlink w:anchor="_Toc241657955" w:history="1">
+      <w:hyperlink w:anchor="_Toc241671780" w:history="1">
         <w:r>
           <w:rPr>
             <w:rStyle w:val="Collegamentoipertestuale"/>
-            <w:rFonts w:asciiTheme="majorHAnsi" w:hAnsiTheme="majorHAnsi" w:cstheme="majorHAnsi"/>
-          </w:rPr>
-          <w:t>19. Ora entra in gioco il BIN</w:t>
-        </w:r>
-        <w:r>
-          <w:rPr>
-            <w:rFonts w:asciiTheme="majorHAnsi" w:hAnsiTheme="majorHAnsi" w:cstheme="majorHAnsi"/>
+            <w:rFonts w:cstheme="majorHAnsi"/>
+            <w:noProof/>
+          </w:rPr>
+          <w:t>19. Now BINNING enters the picture</w:t>
+        </w:r>
+        <w:r>
+          <w:rPr>
+            <w:noProof/>
             <w:webHidden/>
           </w:rPr>
           <w:tab/>
         </w:r>
         <w:r>
           <w:rPr>
-            <w:rFonts w:asciiTheme="majorHAnsi" w:hAnsiTheme="majorHAnsi" w:cstheme="majorHAnsi"/>
+            <w:noProof/>
             <w:webHidden/>
           </w:rPr>
           <w:fldChar w:fldCharType="begin"/>
         </w:r>
         <w:r>
           <w:rPr>
-            <w:rFonts w:asciiTheme="majorHAnsi" w:hAnsiTheme="majorHAnsi" w:cstheme="majorHAnsi"/>
+            <w:noProof/>
             <w:webHidden/>
           </w:rPr>
-          <w:instrText xml:space="preserve"> PAGEREF _Toc241657955 \h </w:instrText>
-        </w:r>
-        <w:r>
-          <w:rPr>
-            <w:rFonts w:asciiTheme="majorHAnsi" w:hAnsiTheme="majorHAnsi" w:cstheme="majorHAnsi"/>
+          <w:instrText xml:space="preserve"> PAGEREF _Toc241671780 \h </w:instrText>
+        </w:r>
+        <w:r>
+          <w:rPr>
+            <w:noProof/>
             <w:webHidden/>
           </w:rPr>
         </w:r>
         <w:r>
           <w:rPr>
-            <w:rFonts w:asciiTheme="majorHAnsi" w:hAnsiTheme="majorHAnsi" w:cstheme="majorHAnsi"/>
+            <w:noProof/>
             <w:webHidden/>
           </w:rPr>
           <w:fldChar w:fldCharType="separate"/>
         </w:r>
         <w:r>
           <w:rPr>
-            <w:rFonts w:asciiTheme="majorHAnsi" w:hAnsiTheme="majorHAnsi" w:cstheme="majorHAnsi"/>
+            <w:noProof/>
             <w:webHidden/>
           </w:rPr>
           <w:t>7</w:t>
         </w:r>
         <w:r>
           <w:rPr>
-            <w:rFonts w:asciiTheme="majorHAnsi" w:hAnsiTheme="majorHAnsi" w:cstheme="majorHAnsi"/>
+            <w:noProof/>
             <w:webHidden/>
           </w:rPr>
           <w:fldChar w:fldCharType="end"/>
@@ -1502,7 +1664,7 @@
           <w:tab w:val="right" w:leader="dot" w:pos="10083"/>
         </w:tabs>
         <w:rPr>
-          <w:rFonts w:asciiTheme="majorHAnsi" w:hAnsiTheme="majorHAnsi" w:cstheme="majorHAnsi"/>
+          <w:noProof/>
           <w:kern w:val="2"/>
           <w:sz w:val="24"/>
           <w:szCs w:val="24"/>
@@ -1510,58 +1672,59 @@
           <w14:ligatures w14:val="standardContextual"/>
         </w:rPr>
       </w:pPr>
-      <w:hyperlink w:anchor="_Toc241657956" w:history="1">
+      <w:hyperlink w:anchor="_Toc241671781" w:history="1">
         <w:r>
           <w:rPr>
             <w:rStyle w:val="Collegamentoipertestuale"/>
-            <w:rFonts w:asciiTheme="majorHAnsi" w:hAnsiTheme="majorHAnsi" w:cstheme="majorHAnsi"/>
-          </w:rPr>
-          <w:t>20. BIN 2 sull’RC8: l’esempio che chiarisce tutto</w:t>
-        </w:r>
-        <w:r>
-          <w:rPr>
-            <w:rFonts w:asciiTheme="majorHAnsi" w:hAnsiTheme="majorHAnsi" w:cstheme="majorHAnsi"/>
+            <w:rFonts w:cstheme="majorHAnsi"/>
+            <w:noProof/>
+          </w:rPr>
+          <w:t>20. BIN 2 on the RC8: the example that makes everything clear</w:t>
+        </w:r>
+        <w:r>
+          <w:rPr>
+            <w:noProof/>
             <w:webHidden/>
           </w:rPr>
           <w:tab/>
         </w:r>
         <w:r>
           <w:rPr>
-            <w:rFonts w:asciiTheme="majorHAnsi" w:hAnsiTheme="majorHAnsi" w:cstheme="majorHAnsi"/>
+            <w:noProof/>
             <w:webHidden/>
           </w:rPr>
           <w:fldChar w:fldCharType="begin"/>
         </w:r>
         <w:r>
           <w:rPr>
-            <w:rFonts w:asciiTheme="majorHAnsi" w:hAnsiTheme="majorHAnsi" w:cstheme="majorHAnsi"/>
+            <w:noProof/>
             <w:webHidden/>
           </w:rPr>
-          <w:instrText xml:space="preserve"> PAGEREF _Toc241657956 \h </w:instrText>
-        </w:r>
-        <w:r>
-          <w:rPr>
-            <w:rFonts w:asciiTheme="majorHAnsi" w:hAnsiTheme="majorHAnsi" w:cstheme="majorHAnsi"/>
+          <w:instrText xml:space="preserve"> PAGEREF _Toc241671781 \h </w:instrText>
+        </w:r>
+        <w:r>
+          <w:rPr>
+            <w:noProof/>
             <w:webHidden/>
           </w:rPr>
         </w:r>
         <w:r>
           <w:rPr>
-            <w:rFonts w:asciiTheme="majorHAnsi" w:hAnsiTheme="majorHAnsi" w:cstheme="majorHAnsi"/>
+            <w:noProof/>
             <w:webHidden/>
           </w:rPr>
           <w:fldChar w:fldCharType="separate"/>
         </w:r>
         <w:r>
           <w:rPr>
-            <w:rFonts w:asciiTheme="majorHAnsi" w:hAnsiTheme="majorHAnsi" w:cstheme="majorHAnsi"/>
+            <w:noProof/>
             <w:webHidden/>
           </w:rPr>
           <w:t>8</w:t>
         </w:r>
         <w:r>
           <w:rPr>
-            <w:rFonts w:asciiTheme="majorHAnsi" w:hAnsiTheme="majorHAnsi" w:cstheme="majorHAnsi"/>
+            <w:noProof/>
             <w:webHidden/>
           </w:rPr>
           <w:fldChar w:fldCharType="end"/>
@@ -1575,7 +1738,7 @@
           <w:tab w:val="right" w:leader="dot" w:pos="10083"/>
         </w:tabs>
         <w:rPr>
-          <w:rFonts w:asciiTheme="majorHAnsi" w:hAnsiTheme="majorHAnsi" w:cstheme="majorHAnsi"/>
+          <w:noProof/>
           <w:kern w:val="2"/>
           <w:sz w:val="24"/>
           <w:szCs w:val="24"/>
@@ -1583,58 +1746,59 @@
           <w14:ligatures w14:val="standardContextual"/>
         </w:rPr>
       </w:pPr>
-      <w:hyperlink w:anchor="_Toc241657957" w:history="1">
+      <w:hyperlink w:anchor="_Toc241671782" w:history="1">
         <w:r>
           <w:rPr>
             <w:rStyle w:val="Collegamentoipertestuale"/>
-            <w:rFonts w:asciiTheme="majorHAnsi" w:hAnsiTheme="majorHAnsi" w:cstheme="majorHAnsi"/>
-          </w:rPr>
-          <w:t>21. BIN 2 sul 150/600: perché la situazione è diversa</w:t>
-        </w:r>
-        <w:r>
-          <w:rPr>
-            <w:rFonts w:asciiTheme="majorHAnsi" w:hAnsiTheme="majorHAnsi" w:cstheme="majorHAnsi"/>
+            <w:rFonts w:cstheme="majorHAnsi"/>
+            <w:noProof/>
+          </w:rPr>
+          <w:t>21. BIN 2 on the 150/600: why the situation is different</w:t>
+        </w:r>
+        <w:r>
+          <w:rPr>
+            <w:noProof/>
             <w:webHidden/>
           </w:rPr>
           <w:tab/>
         </w:r>
         <w:r>
           <w:rPr>
-            <w:rFonts w:asciiTheme="majorHAnsi" w:hAnsiTheme="majorHAnsi" w:cstheme="majorHAnsi"/>
+            <w:noProof/>
             <w:webHidden/>
           </w:rPr>
           <w:fldChar w:fldCharType="begin"/>
         </w:r>
         <w:r>
           <w:rPr>
-            <w:rFonts w:asciiTheme="majorHAnsi" w:hAnsiTheme="majorHAnsi" w:cstheme="majorHAnsi"/>
+            <w:noProof/>
             <w:webHidden/>
           </w:rPr>
-          <w:instrText xml:space="preserve"> PAGEREF _Toc241657957 \h </w:instrText>
-        </w:r>
-        <w:r>
-          <w:rPr>
-            <w:rFonts w:asciiTheme="majorHAnsi" w:hAnsiTheme="majorHAnsi" w:cstheme="majorHAnsi"/>
+          <w:instrText xml:space="preserve"> PAGEREF _Toc241671782 \h </w:instrText>
+        </w:r>
+        <w:r>
+          <w:rPr>
+            <w:noProof/>
             <w:webHidden/>
           </w:rPr>
         </w:r>
         <w:r>
           <w:rPr>
-            <w:rFonts w:asciiTheme="majorHAnsi" w:hAnsiTheme="majorHAnsi" w:cstheme="majorHAnsi"/>
+            <w:noProof/>
             <w:webHidden/>
           </w:rPr>
           <w:fldChar w:fldCharType="separate"/>
         </w:r>
         <w:r>
           <w:rPr>
-            <w:rFonts w:asciiTheme="majorHAnsi" w:hAnsiTheme="majorHAnsi" w:cstheme="majorHAnsi"/>
+            <w:noProof/>
             <w:webHidden/>
           </w:rPr>
           <w:t>8</w:t>
         </w:r>
         <w:r>
           <w:rPr>
-            <w:rFonts w:asciiTheme="majorHAnsi" w:hAnsiTheme="majorHAnsi" w:cstheme="majorHAnsi"/>
+            <w:noProof/>
             <w:webHidden/>
           </w:rPr>
           <w:fldChar w:fldCharType="end"/>
@@ -1648,7 +1812,7 @@
           <w:tab w:val="right" w:leader="dot" w:pos="10083"/>
         </w:tabs>
         <w:rPr>
-          <w:rFonts w:asciiTheme="majorHAnsi" w:hAnsiTheme="majorHAnsi" w:cstheme="majorHAnsi"/>
+          <w:noProof/>
           <w:kern w:val="2"/>
           <w:sz w:val="24"/>
           <w:szCs w:val="24"/>
@@ -1656,58 +1820,59 @@
           <w14:ligatures w14:val="standardContextual"/>
         </w:rPr>
       </w:pPr>
-      <w:hyperlink w:anchor="_Toc241657958" w:history="1">
+      <w:hyperlink w:anchor="_Toc241671783" w:history="1">
         <w:r>
           <w:rPr>
             <w:rStyle w:val="Collegamentoipertestuale"/>
-            <w:rFonts w:asciiTheme="majorHAnsi" w:hAnsiTheme="majorHAnsi" w:cstheme="majorHAnsi"/>
-          </w:rPr>
-          <w:t>22. BIN hardware e BIN software: non sono necessariamente la stessa cosa</w:t>
-        </w:r>
-        <w:r>
-          <w:rPr>
-            <w:rFonts w:asciiTheme="majorHAnsi" w:hAnsiTheme="majorHAnsi" w:cstheme="majorHAnsi"/>
+            <w:rFonts w:cstheme="majorHAnsi"/>
+            <w:noProof/>
+          </w:rPr>
+          <w:t>22. Hardware BIN and software BIN: they are not necessarily the same thing</w:t>
+        </w:r>
+        <w:r>
+          <w:rPr>
+            <w:noProof/>
             <w:webHidden/>
           </w:rPr>
           <w:tab/>
         </w:r>
         <w:r>
           <w:rPr>
-            <w:rFonts w:asciiTheme="majorHAnsi" w:hAnsiTheme="majorHAnsi" w:cstheme="majorHAnsi"/>
+            <w:noProof/>
             <w:webHidden/>
           </w:rPr>
           <w:fldChar w:fldCharType="begin"/>
         </w:r>
         <w:r>
           <w:rPr>
-            <w:rFonts w:asciiTheme="majorHAnsi" w:hAnsiTheme="majorHAnsi" w:cstheme="majorHAnsi"/>
+            <w:noProof/>
             <w:webHidden/>
           </w:rPr>
-          <w:instrText xml:space="preserve"> PAGEREF _Toc241657958 \h </w:instrText>
-        </w:r>
-        <w:r>
-          <w:rPr>
-            <w:rFonts w:asciiTheme="majorHAnsi" w:hAnsiTheme="majorHAnsi" w:cstheme="majorHAnsi"/>
+          <w:instrText xml:space="preserve"> PAGEREF _Toc241671783 \h </w:instrText>
+        </w:r>
+        <w:r>
+          <w:rPr>
+            <w:noProof/>
             <w:webHidden/>
           </w:rPr>
         </w:r>
         <w:r>
           <w:rPr>
-            <w:rFonts w:asciiTheme="majorHAnsi" w:hAnsiTheme="majorHAnsi" w:cstheme="majorHAnsi"/>
+            <w:noProof/>
             <w:webHidden/>
           </w:rPr>
           <w:fldChar w:fldCharType="separate"/>
         </w:r>
         <w:r>
           <w:rPr>
-            <w:rFonts w:asciiTheme="majorHAnsi" w:hAnsiTheme="majorHAnsi" w:cstheme="majorHAnsi"/>
+            <w:noProof/>
             <w:webHidden/>
           </w:rPr>
-          <w:t>9</w:t>
-        </w:r>
-        <w:r>
-          <w:rPr>
-            <w:rFonts w:asciiTheme="majorHAnsi" w:hAnsiTheme="majorHAnsi" w:cstheme="majorHAnsi"/>
+          <w:t>8</w:t>
+        </w:r>
+        <w:r>
+          <w:rPr>
+            <w:noProof/>
             <w:webHidden/>
           </w:rPr>
           <w:fldChar w:fldCharType="end"/>
@@ -1721,7 +1886,7 @@
           <w:tab w:val="right" w:leader="dot" w:pos="10083"/>
         </w:tabs>
         <w:rPr>
-          <w:rFonts w:asciiTheme="majorHAnsi" w:hAnsiTheme="majorHAnsi" w:cstheme="majorHAnsi"/>
+          <w:noProof/>
           <w:kern w:val="2"/>
           <w:sz w:val="24"/>
           <w:szCs w:val="24"/>
@@ -1729,58 +1894,59 @@
           <w14:ligatures w14:val="standardContextual"/>
         </w:rPr>
       </w:pPr>
-      <w:hyperlink w:anchor="_Toc241657959" w:history="1">
+      <w:hyperlink w:anchor="_Toc241671784" w:history="1">
         <w:r>
           <w:rPr>
             <w:rStyle w:val="Collegamentoipertestuale"/>
-            <w:rFonts w:asciiTheme="majorHAnsi" w:hAnsiTheme="majorHAnsi" w:cstheme="majorHAnsi"/>
-          </w:rPr>
-          <w:t>23. BIN e FWHM: la stella non cambia dimensione sul cielo</w:t>
-        </w:r>
-        <w:r>
-          <w:rPr>
-            <w:rFonts w:asciiTheme="majorHAnsi" w:hAnsiTheme="majorHAnsi" w:cstheme="majorHAnsi"/>
+            <w:rFonts w:cstheme="majorHAnsi"/>
+            <w:noProof/>
+          </w:rPr>
+          <w:t>23. BIN and FWHM: the star does not change size on the sky</w:t>
+        </w:r>
+        <w:r>
+          <w:rPr>
+            <w:noProof/>
             <w:webHidden/>
           </w:rPr>
           <w:tab/>
         </w:r>
         <w:r>
           <w:rPr>
-            <w:rFonts w:asciiTheme="majorHAnsi" w:hAnsiTheme="majorHAnsi" w:cstheme="majorHAnsi"/>
+            <w:noProof/>
             <w:webHidden/>
           </w:rPr>
           <w:fldChar w:fldCharType="begin"/>
         </w:r>
         <w:r>
           <w:rPr>
-            <w:rFonts w:asciiTheme="majorHAnsi" w:hAnsiTheme="majorHAnsi" w:cstheme="majorHAnsi"/>
+            <w:noProof/>
             <w:webHidden/>
           </w:rPr>
-          <w:instrText xml:space="preserve"> PAGEREF _Toc241657959 \h </w:instrText>
-        </w:r>
-        <w:r>
-          <w:rPr>
-            <w:rFonts w:asciiTheme="majorHAnsi" w:hAnsiTheme="majorHAnsi" w:cstheme="majorHAnsi"/>
+          <w:instrText xml:space="preserve"> PAGEREF _Toc241671784 \h </w:instrText>
+        </w:r>
+        <w:r>
+          <w:rPr>
+            <w:noProof/>
             <w:webHidden/>
           </w:rPr>
         </w:r>
         <w:r>
           <w:rPr>
-            <w:rFonts w:asciiTheme="majorHAnsi" w:hAnsiTheme="majorHAnsi" w:cstheme="majorHAnsi"/>
+            <w:noProof/>
             <w:webHidden/>
           </w:rPr>
           <w:fldChar w:fldCharType="separate"/>
         </w:r>
         <w:r>
           <w:rPr>
-            <w:rFonts w:asciiTheme="majorHAnsi" w:hAnsiTheme="majorHAnsi" w:cstheme="majorHAnsi"/>
+            <w:noProof/>
             <w:webHidden/>
           </w:rPr>
           <w:t>9</w:t>
         </w:r>
         <w:r>
           <w:rPr>
-            <w:rFonts w:asciiTheme="majorHAnsi" w:hAnsiTheme="majorHAnsi" w:cstheme="majorHAnsi"/>
+            <w:noProof/>
             <w:webHidden/>
           </w:rPr>
           <w:fldChar w:fldCharType="end"/>
@@ -1794,7 +1960,7 @@
           <w:tab w:val="right" w:leader="dot" w:pos="10083"/>
         </w:tabs>
         <w:rPr>
-          <w:rFonts w:asciiTheme="majorHAnsi" w:hAnsiTheme="majorHAnsi" w:cstheme="majorHAnsi"/>
+          <w:noProof/>
           <w:kern w:val="2"/>
           <w:sz w:val="24"/>
           <w:szCs w:val="24"/>
@@ -1802,58 +1968,59 @@
           <w14:ligatures w14:val="standardContextual"/>
         </w:rPr>
       </w:pPr>
-      <w:hyperlink w:anchor="_Toc241657960" w:history="1">
+      <w:hyperlink w:anchor="_Toc241671785" w:history="1">
         <w:r>
           <w:rPr>
             <w:rStyle w:val="Collegamentoipertestuale"/>
-            <w:rFonts w:asciiTheme="majorHAnsi" w:hAnsiTheme="majorHAnsi" w:cstheme="majorHAnsi"/>
-          </w:rPr>
-          <w:t>24. Il binning non rende equivalenti camere diverse</w:t>
-        </w:r>
-        <w:r>
-          <w:rPr>
-            <w:rFonts w:asciiTheme="majorHAnsi" w:hAnsiTheme="majorHAnsi" w:cstheme="majorHAnsi"/>
+            <w:rFonts w:cstheme="majorHAnsi"/>
+            <w:noProof/>
+          </w:rPr>
+          <w:t>24. Binning does not make different cameras equivalent</w:t>
+        </w:r>
+        <w:r>
+          <w:rPr>
+            <w:noProof/>
             <w:webHidden/>
           </w:rPr>
           <w:tab/>
         </w:r>
         <w:r>
           <w:rPr>
-            <w:rFonts w:asciiTheme="majorHAnsi" w:hAnsiTheme="majorHAnsi" w:cstheme="majorHAnsi"/>
+            <w:noProof/>
             <w:webHidden/>
           </w:rPr>
           <w:fldChar w:fldCharType="begin"/>
         </w:r>
         <w:r>
           <w:rPr>
-            <w:rFonts w:asciiTheme="majorHAnsi" w:hAnsiTheme="majorHAnsi" w:cstheme="majorHAnsi"/>
+            <w:noProof/>
             <w:webHidden/>
           </w:rPr>
-          <w:instrText xml:space="preserve"> PAGEREF _Toc241657960 \h </w:instrText>
-        </w:r>
-        <w:r>
-          <w:rPr>
-            <w:rFonts w:asciiTheme="majorHAnsi" w:hAnsiTheme="majorHAnsi" w:cstheme="majorHAnsi"/>
+          <w:instrText xml:space="preserve"> PAGEREF _Toc241671785 \h </w:instrText>
+        </w:r>
+        <w:r>
+          <w:rPr>
+            <w:noProof/>
             <w:webHidden/>
           </w:rPr>
         </w:r>
         <w:r>
           <w:rPr>
-            <w:rFonts w:asciiTheme="majorHAnsi" w:hAnsiTheme="majorHAnsi" w:cstheme="majorHAnsi"/>
+            <w:noProof/>
             <w:webHidden/>
           </w:rPr>
           <w:fldChar w:fldCharType="separate"/>
         </w:r>
         <w:r>
           <w:rPr>
-            <w:rFonts w:asciiTheme="majorHAnsi" w:hAnsiTheme="majorHAnsi" w:cstheme="majorHAnsi"/>
+            <w:noProof/>
             <w:webHidden/>
           </w:rPr>
           <w:t>9</w:t>
         </w:r>
         <w:r>
           <w:rPr>
-            <w:rFonts w:asciiTheme="majorHAnsi" w:hAnsiTheme="majorHAnsi" w:cstheme="majorHAnsi"/>
+            <w:noProof/>
             <w:webHidden/>
           </w:rPr>
           <w:fldChar w:fldCharType="end"/>
@@ -1867,7 +2034,7 @@
           <w:tab w:val="right" w:leader="dot" w:pos="10083"/>
         </w:tabs>
         <w:rPr>
-          <w:rFonts w:asciiTheme="majorHAnsi" w:hAnsiTheme="majorHAnsi" w:cstheme="majorHAnsi"/>
+          <w:noProof/>
           <w:kern w:val="2"/>
           <w:sz w:val="24"/>
           <w:szCs w:val="24"/>
@@ -1875,58 +2042,59 @@
           <w14:ligatures w14:val="standardContextual"/>
         </w:rPr>
       </w:pPr>
-      <w:hyperlink w:anchor="_Toc241657961" w:history="1">
+      <w:hyperlink w:anchor="_Toc241671786" w:history="1">
         <w:r>
           <w:rPr>
             <w:rStyle w:val="Collegamentoipertestuale"/>
-            <w:rFonts w:asciiTheme="majorHAnsi" w:hAnsiTheme="majorHAnsi" w:cstheme="majorHAnsi"/>
-          </w:rPr>
-          <w:t>25. Le tre 'manopole' del campionamento</w:t>
-        </w:r>
-        <w:r>
-          <w:rPr>
-            <w:rFonts w:asciiTheme="majorHAnsi" w:hAnsiTheme="majorHAnsi" w:cstheme="majorHAnsi"/>
+            <w:rFonts w:cstheme="majorHAnsi"/>
+            <w:noProof/>
+          </w:rPr>
+          <w:t>25. The three sampling 'controls'</w:t>
+        </w:r>
+        <w:r>
+          <w:rPr>
+            <w:noProof/>
             <w:webHidden/>
           </w:rPr>
           <w:tab/>
         </w:r>
         <w:r>
           <w:rPr>
-            <w:rFonts w:asciiTheme="majorHAnsi" w:hAnsiTheme="majorHAnsi" w:cstheme="majorHAnsi"/>
+            <w:noProof/>
             <w:webHidden/>
           </w:rPr>
           <w:fldChar w:fldCharType="begin"/>
         </w:r>
         <w:r>
           <w:rPr>
-            <w:rFonts w:asciiTheme="majorHAnsi" w:hAnsiTheme="majorHAnsi" w:cstheme="majorHAnsi"/>
+            <w:noProof/>
             <w:webHidden/>
           </w:rPr>
-          <w:instrText xml:space="preserve"> PAGEREF _Toc241657961 \h </w:instrText>
-        </w:r>
-        <w:r>
-          <w:rPr>
-            <w:rFonts w:asciiTheme="majorHAnsi" w:hAnsiTheme="majorHAnsi" w:cstheme="majorHAnsi"/>
+          <w:instrText xml:space="preserve"> PAGEREF _Toc241671786 \h </w:instrText>
+        </w:r>
+        <w:r>
+          <w:rPr>
+            <w:noProof/>
             <w:webHidden/>
           </w:rPr>
         </w:r>
         <w:r>
           <w:rPr>
-            <w:rFonts w:asciiTheme="majorHAnsi" w:hAnsiTheme="majorHAnsi" w:cstheme="majorHAnsi"/>
+            <w:noProof/>
             <w:webHidden/>
           </w:rPr>
           <w:fldChar w:fldCharType="separate"/>
         </w:r>
         <w:r>
           <w:rPr>
-            <w:rFonts w:asciiTheme="majorHAnsi" w:hAnsiTheme="majorHAnsi" w:cstheme="majorHAnsi"/>
+            <w:noProof/>
             <w:webHidden/>
           </w:rPr>
           <w:t>9</w:t>
         </w:r>
         <w:r>
           <w:rPr>
-            <w:rFonts w:asciiTheme="majorHAnsi" w:hAnsiTheme="majorHAnsi" w:cstheme="majorHAnsi"/>
+            <w:noProof/>
             <w:webHidden/>
           </w:rPr>
           <w:fldChar w:fldCharType="end"/>
@@ -1940,7 +2108,7 @@
           <w:tab w:val="right" w:leader="dot" w:pos="10083"/>
         </w:tabs>
         <w:rPr>
-          <w:rFonts w:asciiTheme="majorHAnsi" w:hAnsiTheme="majorHAnsi" w:cstheme="majorHAnsi"/>
+          <w:noProof/>
           <w:kern w:val="2"/>
           <w:sz w:val="24"/>
           <w:szCs w:val="24"/>
@@ -1948,58 +2116,59 @@
           <w14:ligatures w14:val="standardContextual"/>
         </w:rPr>
       </w:pPr>
-      <w:hyperlink w:anchor="_Toc241657962" w:history="1">
+      <w:hyperlink w:anchor="_Toc241671787" w:history="1">
         <w:r>
           <w:rPr>
             <w:rStyle w:val="Collegamentoipertestuale"/>
-            <w:rFonts w:asciiTheme="majorHAnsi" w:hAnsiTheme="majorHAnsi" w:cstheme="majorHAnsi"/>
-          </w:rPr>
-          <w:t>26. Il campo di applicazione del tuo setup</w:t>
-        </w:r>
-        <w:r>
-          <w:rPr>
-            <w:rFonts w:asciiTheme="majorHAnsi" w:hAnsiTheme="majorHAnsi" w:cstheme="majorHAnsi"/>
+            <w:rFonts w:cstheme="majorHAnsi"/>
+            <w:noProof/>
+          </w:rPr>
+          <w:t>26. The practical range of your setup</w:t>
+        </w:r>
+        <w:r>
+          <w:rPr>
+            <w:noProof/>
             <w:webHidden/>
           </w:rPr>
           <w:tab/>
         </w:r>
         <w:r>
           <w:rPr>
-            <w:rFonts w:asciiTheme="majorHAnsi" w:hAnsiTheme="majorHAnsi" w:cstheme="majorHAnsi"/>
+            <w:noProof/>
             <w:webHidden/>
           </w:rPr>
           <w:fldChar w:fldCharType="begin"/>
         </w:r>
         <w:r>
           <w:rPr>
-            <w:rFonts w:asciiTheme="majorHAnsi" w:hAnsiTheme="majorHAnsi" w:cstheme="majorHAnsi"/>
+            <w:noProof/>
             <w:webHidden/>
           </w:rPr>
-          <w:instrText xml:space="preserve"> PAGEREF _Toc241657962 \h </w:instrText>
-        </w:r>
-        <w:r>
-          <w:rPr>
-            <w:rFonts w:asciiTheme="majorHAnsi" w:hAnsiTheme="majorHAnsi" w:cstheme="majorHAnsi"/>
+          <w:instrText xml:space="preserve"> PAGEREF _Toc241671787 \h </w:instrText>
+        </w:r>
+        <w:r>
+          <w:rPr>
+            <w:noProof/>
             <w:webHidden/>
           </w:rPr>
         </w:r>
         <w:r>
           <w:rPr>
-            <w:rFonts w:asciiTheme="majorHAnsi" w:hAnsiTheme="majorHAnsi" w:cstheme="majorHAnsi"/>
+            <w:noProof/>
             <w:webHidden/>
           </w:rPr>
           <w:fldChar w:fldCharType="separate"/>
         </w:r>
         <w:r>
           <w:rPr>
-            <w:rFonts w:asciiTheme="majorHAnsi" w:hAnsiTheme="majorHAnsi" w:cstheme="majorHAnsi"/>
+            <w:noProof/>
             <w:webHidden/>
           </w:rPr>
-          <w:t>10</w:t>
-        </w:r>
-        <w:r>
-          <w:rPr>
-            <w:rFonts w:asciiTheme="majorHAnsi" w:hAnsiTheme="majorHAnsi" w:cstheme="majorHAnsi"/>
+          <w:t>9</w:t>
+        </w:r>
+        <w:r>
+          <w:rPr>
+            <w:noProof/>
             <w:webHidden/>
           </w:rPr>
           <w:fldChar w:fldCharType="end"/>
@@ -2013,7 +2182,7 @@
           <w:tab w:val="right" w:leader="dot" w:pos="10083"/>
         </w:tabs>
         <w:rPr>
-          <w:rFonts w:asciiTheme="majorHAnsi" w:hAnsiTheme="majorHAnsi" w:cstheme="majorHAnsi"/>
+          <w:noProof/>
           <w:kern w:val="2"/>
           <w:sz w:val="24"/>
           <w:szCs w:val="24"/>
@@ -2021,58 +2190,59 @@
           <w14:ligatures w14:val="standardContextual"/>
         </w:rPr>
       </w:pPr>
-      <w:hyperlink w:anchor="_Toc241657963" w:history="1">
+      <w:hyperlink w:anchor="_Toc241671788" w:history="1">
         <w:r>
           <w:rPr>
             <w:rStyle w:val="Collegamentoipertestuale"/>
-            <w:rFonts w:asciiTheme="majorHAnsi" w:hAnsiTheme="majorHAnsi" w:cstheme="majorHAnsi"/>
-          </w:rPr>
-          <w:t>27. Il procedimento corretto da usare in futuro</w:t>
-        </w:r>
-        <w:r>
-          <w:rPr>
-            <w:rFonts w:asciiTheme="majorHAnsi" w:hAnsiTheme="majorHAnsi" w:cstheme="majorHAnsi"/>
+            <w:rFonts w:cstheme="majorHAnsi"/>
+            <w:noProof/>
+          </w:rPr>
+          <w:t>27. The correct procedure to use in the future</w:t>
+        </w:r>
+        <w:r>
+          <w:rPr>
+            <w:noProof/>
             <w:webHidden/>
           </w:rPr>
           <w:tab/>
         </w:r>
         <w:r>
           <w:rPr>
-            <w:rFonts w:asciiTheme="majorHAnsi" w:hAnsiTheme="majorHAnsi" w:cstheme="majorHAnsi"/>
+            <w:noProof/>
             <w:webHidden/>
           </w:rPr>
           <w:fldChar w:fldCharType="begin"/>
         </w:r>
         <w:r>
           <w:rPr>
-            <w:rFonts w:asciiTheme="majorHAnsi" w:hAnsiTheme="majorHAnsi" w:cstheme="majorHAnsi"/>
+            <w:noProof/>
             <w:webHidden/>
           </w:rPr>
-          <w:instrText xml:space="preserve"> PAGEREF _Toc241657963 \h </w:instrText>
-        </w:r>
-        <w:r>
-          <w:rPr>
-            <w:rFonts w:asciiTheme="majorHAnsi" w:hAnsiTheme="majorHAnsi" w:cstheme="majorHAnsi"/>
+          <w:instrText xml:space="preserve"> PAGEREF _Toc241671788 \h </w:instrText>
+        </w:r>
+        <w:r>
+          <w:rPr>
+            <w:noProof/>
             <w:webHidden/>
           </w:rPr>
         </w:r>
         <w:r>
           <w:rPr>
-            <w:rFonts w:asciiTheme="majorHAnsi" w:hAnsiTheme="majorHAnsi" w:cstheme="majorHAnsi"/>
+            <w:noProof/>
             <w:webHidden/>
           </w:rPr>
           <w:fldChar w:fldCharType="separate"/>
         </w:r>
         <w:r>
           <w:rPr>
-            <w:rFonts w:asciiTheme="majorHAnsi" w:hAnsiTheme="majorHAnsi" w:cstheme="majorHAnsi"/>
+            <w:noProof/>
             <w:webHidden/>
           </w:rPr>
           <w:t>10</w:t>
         </w:r>
         <w:r>
           <w:rPr>
-            <w:rFonts w:asciiTheme="majorHAnsi" w:hAnsiTheme="majorHAnsi" w:cstheme="majorHAnsi"/>
+            <w:noProof/>
             <w:webHidden/>
           </w:rPr>
           <w:fldChar w:fldCharType="end"/>
@@ -2086,7 +2256,7 @@
           <w:tab w:val="right" w:leader="dot" w:pos="10083"/>
         </w:tabs>
         <w:rPr>
-          <w:rFonts w:asciiTheme="majorHAnsi" w:hAnsiTheme="majorHAnsi" w:cstheme="majorHAnsi"/>
+          <w:noProof/>
           <w:kern w:val="2"/>
           <w:sz w:val="24"/>
           <w:szCs w:val="24"/>
@@ -2094,58 +2264,59 @@
           <w14:ligatures w14:val="standardContextual"/>
         </w:rPr>
       </w:pPr>
-      <w:hyperlink w:anchor="_Toc241657964" w:history="1">
+      <w:hyperlink w:anchor="_Toc241671789" w:history="1">
         <w:r>
           <w:rPr>
             <w:rStyle w:val="Collegamentoipertestuale"/>
-            <w:rFonts w:asciiTheme="majorHAnsi" w:hAnsiTheme="majorHAnsi" w:cstheme="majorHAnsi"/>
-          </w:rPr>
-          <w:t>28. La mappa mentale definitiva</w:t>
-        </w:r>
-        <w:r>
-          <w:rPr>
-            <w:rFonts w:asciiTheme="majorHAnsi" w:hAnsiTheme="majorHAnsi" w:cstheme="majorHAnsi"/>
+            <w:rFonts w:cstheme="majorHAnsi"/>
+            <w:noProof/>
+          </w:rPr>
+          <w:t>28. The final mental map</w:t>
+        </w:r>
+        <w:r>
+          <w:rPr>
+            <w:noProof/>
             <w:webHidden/>
           </w:rPr>
           <w:tab/>
         </w:r>
         <w:r>
           <w:rPr>
-            <w:rFonts w:asciiTheme="majorHAnsi" w:hAnsiTheme="majorHAnsi" w:cstheme="majorHAnsi"/>
+            <w:noProof/>
             <w:webHidden/>
           </w:rPr>
           <w:fldChar w:fldCharType="begin"/>
         </w:r>
         <w:r>
           <w:rPr>
-            <w:rFonts w:asciiTheme="majorHAnsi" w:hAnsiTheme="majorHAnsi" w:cstheme="majorHAnsi"/>
+            <w:noProof/>
             <w:webHidden/>
           </w:rPr>
-          <w:instrText xml:space="preserve"> PAGEREF _Toc241657964 \h </w:instrText>
-        </w:r>
-        <w:r>
-          <w:rPr>
-            <w:rFonts w:asciiTheme="majorHAnsi" w:hAnsiTheme="majorHAnsi" w:cstheme="majorHAnsi"/>
+          <w:instrText xml:space="preserve"> PAGEREF _Toc241671789 \h </w:instrText>
+        </w:r>
+        <w:r>
+          <w:rPr>
+            <w:noProof/>
             <w:webHidden/>
           </w:rPr>
         </w:r>
         <w:r>
           <w:rPr>
-            <w:rFonts w:asciiTheme="majorHAnsi" w:hAnsiTheme="majorHAnsi" w:cstheme="majorHAnsi"/>
+            <w:noProof/>
             <w:webHidden/>
           </w:rPr>
           <w:fldChar w:fldCharType="separate"/>
         </w:r>
         <w:r>
           <w:rPr>
-            <w:rFonts w:asciiTheme="majorHAnsi" w:hAnsiTheme="majorHAnsi" w:cstheme="majorHAnsi"/>
+            <w:noProof/>
             <w:webHidden/>
           </w:rPr>
           <w:t>10</w:t>
         </w:r>
         <w:r>
           <w:rPr>
-            <w:rFonts w:asciiTheme="majorHAnsi" w:hAnsiTheme="majorHAnsi" w:cstheme="majorHAnsi"/>
+            <w:noProof/>
             <w:webHidden/>
           </w:rPr>
           <w:fldChar w:fldCharType="end"/>
@@ -2159,7 +2330,7 @@
           <w:tab w:val="right" w:leader="dot" w:pos="10083"/>
         </w:tabs>
         <w:rPr>
-          <w:rFonts w:asciiTheme="majorHAnsi" w:hAnsiTheme="majorHAnsi" w:cstheme="majorHAnsi"/>
+          <w:noProof/>
           <w:kern w:val="2"/>
           <w:sz w:val="24"/>
           <w:szCs w:val="24"/>
@@ -2167,58 +2338,59 @@
           <w14:ligatures w14:val="standardContextual"/>
         </w:rPr>
       </w:pPr>
-      <w:hyperlink w:anchor="_Toc241657965" w:history="1">
+      <w:hyperlink w:anchor="_Toc241671790" w:history="1">
         <w:r>
           <w:rPr>
             <w:rStyle w:val="Collegamentoipertestuale"/>
-            <w:rFonts w:asciiTheme="majorHAnsi" w:hAnsiTheme="majorHAnsi" w:cstheme="majorHAnsi"/>
-          </w:rPr>
-          <w:t>29. La frase da ricordare</w:t>
-        </w:r>
-        <w:r>
-          <w:rPr>
-            <w:rFonts w:asciiTheme="majorHAnsi" w:hAnsiTheme="majorHAnsi" w:cstheme="majorHAnsi"/>
+            <w:rFonts w:cstheme="majorHAnsi"/>
+            <w:noProof/>
+          </w:rPr>
+          <w:t>29. The sentence to remember</w:t>
+        </w:r>
+        <w:r>
+          <w:rPr>
+            <w:noProof/>
             <w:webHidden/>
           </w:rPr>
           <w:tab/>
         </w:r>
         <w:r>
           <w:rPr>
-            <w:rFonts w:asciiTheme="majorHAnsi" w:hAnsiTheme="majorHAnsi" w:cstheme="majorHAnsi"/>
+            <w:noProof/>
             <w:webHidden/>
           </w:rPr>
           <w:fldChar w:fldCharType="begin"/>
         </w:r>
         <w:r>
           <w:rPr>
-            <w:rFonts w:asciiTheme="majorHAnsi" w:hAnsiTheme="majorHAnsi" w:cstheme="majorHAnsi"/>
+            <w:noProof/>
             <w:webHidden/>
           </w:rPr>
-          <w:instrText xml:space="preserve"> PAGEREF _Toc241657965 \h </w:instrText>
-        </w:r>
-        <w:r>
-          <w:rPr>
-            <w:rFonts w:asciiTheme="majorHAnsi" w:hAnsiTheme="majorHAnsi" w:cstheme="majorHAnsi"/>
+          <w:instrText xml:space="preserve"> PAGEREF _Toc241671790 \h </w:instrText>
+        </w:r>
+        <w:r>
+          <w:rPr>
+            <w:noProof/>
             <w:webHidden/>
           </w:rPr>
         </w:r>
         <w:r>
           <w:rPr>
-            <w:rFonts w:asciiTheme="majorHAnsi" w:hAnsiTheme="majorHAnsi" w:cstheme="majorHAnsi"/>
+            <w:noProof/>
             <w:webHidden/>
           </w:rPr>
           <w:fldChar w:fldCharType="separate"/>
         </w:r>
         <w:r>
           <w:rPr>
-            <w:rFonts w:asciiTheme="majorHAnsi" w:hAnsiTheme="majorHAnsi" w:cstheme="majorHAnsi"/>
+            <w:noProof/>
             <w:webHidden/>
           </w:rPr>
           <w:t>10</w:t>
         </w:r>
         <w:r>
           <w:rPr>
-            <w:rFonts w:asciiTheme="majorHAnsi" w:hAnsiTheme="majorHAnsi" w:cstheme="majorHAnsi"/>
+            <w:noProof/>
             <w:webHidden/>
           </w:rPr>
           <w:fldChar w:fldCharType="end"/>
@@ -2232,7 +2404,7 @@
           <w:tab w:val="right" w:leader="dot" w:pos="10083"/>
         </w:tabs>
         <w:rPr>
-          <w:rFonts w:asciiTheme="majorHAnsi" w:hAnsiTheme="majorHAnsi" w:cstheme="majorHAnsi"/>
+          <w:noProof/>
           <w:kern w:val="2"/>
           <w:sz w:val="24"/>
           <w:szCs w:val="24"/>
@@ -2240,58 +2412,59 @@
           <w14:ligatures w14:val="standardContextual"/>
         </w:rPr>
       </w:pPr>
-      <w:hyperlink w:anchor="_Toc241657966" w:history="1">
+      <w:hyperlink w:anchor="_Toc241671791" w:history="1">
         <w:r>
           <w:rPr>
             <w:rStyle w:val="Collegamentoipertestuale"/>
-            <w:rFonts w:asciiTheme="majorHAnsi" w:hAnsiTheme="majorHAnsi" w:cstheme="majorHAnsi"/>
-          </w:rPr>
-          <w:t>30. Applicazione finale attrezzatura presa di esempio</w:t>
-        </w:r>
-        <w:r>
-          <w:rPr>
-            <w:rFonts w:asciiTheme="majorHAnsi" w:hAnsiTheme="majorHAnsi" w:cstheme="majorHAnsi"/>
+            <w:rFonts w:cstheme="majorHAnsi"/>
+            <w:noProof/>
+          </w:rPr>
+          <w:t>30. Final application to the example equipment</w:t>
+        </w:r>
+        <w:r>
+          <w:rPr>
+            <w:noProof/>
             <w:webHidden/>
           </w:rPr>
           <w:tab/>
         </w:r>
         <w:r>
           <w:rPr>
-            <w:rFonts w:asciiTheme="majorHAnsi" w:hAnsiTheme="majorHAnsi" w:cstheme="majorHAnsi"/>
+            <w:noProof/>
             <w:webHidden/>
           </w:rPr>
           <w:fldChar w:fldCharType="begin"/>
         </w:r>
         <w:r>
           <w:rPr>
-            <w:rFonts w:asciiTheme="majorHAnsi" w:hAnsiTheme="majorHAnsi" w:cstheme="majorHAnsi"/>
+            <w:noProof/>
             <w:webHidden/>
           </w:rPr>
-          <w:instrText xml:space="preserve"> PAGEREF _Toc241657966 \h </w:instrText>
-        </w:r>
-        <w:r>
-          <w:rPr>
-            <w:rFonts w:asciiTheme="majorHAnsi" w:hAnsiTheme="majorHAnsi" w:cstheme="majorHAnsi"/>
+          <w:instrText xml:space="preserve"> PAGEREF _Toc241671791 \h </w:instrText>
+        </w:r>
+        <w:r>
+          <w:rPr>
+            <w:noProof/>
             <w:webHidden/>
           </w:rPr>
         </w:r>
         <w:r>
           <w:rPr>
-            <w:rFonts w:asciiTheme="majorHAnsi" w:hAnsiTheme="majorHAnsi" w:cstheme="majorHAnsi"/>
+            <w:noProof/>
             <w:webHidden/>
           </w:rPr>
           <w:fldChar w:fldCharType="separate"/>
         </w:r>
         <w:r>
           <w:rPr>
-            <w:rFonts w:asciiTheme="majorHAnsi" w:hAnsiTheme="majorHAnsi" w:cstheme="majorHAnsi"/>
+            <w:noProof/>
             <w:webHidden/>
           </w:rPr>
           <w:t>10</w:t>
         </w:r>
         <w:r>
           <w:rPr>
-            <w:rFonts w:asciiTheme="majorHAnsi" w:hAnsiTheme="majorHAnsi" w:cstheme="majorHAnsi"/>
+            <w:noProof/>
             <w:webHidden/>
           </w:rPr>
           <w:fldChar w:fldCharType="end"/>
@@ -2305,7 +2478,7 @@
           <w:tab w:val="right" w:leader="dot" w:pos="10083"/>
         </w:tabs>
         <w:rPr>
-          <w:rFonts w:asciiTheme="majorHAnsi" w:hAnsiTheme="majorHAnsi" w:cstheme="majorHAnsi"/>
+          <w:noProof/>
           <w:kern w:val="2"/>
           <w:sz w:val="24"/>
           <w:szCs w:val="24"/>
@@ -2313,58 +2486,59 @@
           <w14:ligatures w14:val="standardContextual"/>
         </w:rPr>
       </w:pPr>
-      <w:hyperlink w:anchor="_Toc241657967" w:history="1">
+      <w:hyperlink w:anchor="_Toc241671792" w:history="1">
         <w:r>
           <w:rPr>
             <w:rStyle w:val="Collegamentoipertestuale"/>
-            <w:rFonts w:asciiTheme="majorHAnsi" w:hAnsiTheme="majorHAnsi" w:cstheme="majorHAnsi"/>
-          </w:rPr>
-          <w:t>31. Il passo successivo più utile</w:t>
-        </w:r>
-        <w:r>
-          <w:rPr>
-            <w:rFonts w:asciiTheme="majorHAnsi" w:hAnsiTheme="majorHAnsi" w:cstheme="majorHAnsi"/>
+            <w:rFonts w:cstheme="majorHAnsi"/>
+            <w:noProof/>
+          </w:rPr>
+          <w:t>31. The most useful next step</w:t>
+        </w:r>
+        <w:r>
+          <w:rPr>
+            <w:noProof/>
             <w:webHidden/>
           </w:rPr>
           <w:tab/>
         </w:r>
         <w:r>
           <w:rPr>
-            <w:rFonts w:asciiTheme="majorHAnsi" w:hAnsiTheme="majorHAnsi" w:cstheme="majorHAnsi"/>
+            <w:noProof/>
             <w:webHidden/>
           </w:rPr>
           <w:fldChar w:fldCharType="begin"/>
         </w:r>
         <w:r>
           <w:rPr>
-            <w:rFonts w:asciiTheme="majorHAnsi" w:hAnsiTheme="majorHAnsi" w:cstheme="majorHAnsi"/>
+            <w:noProof/>
             <w:webHidden/>
           </w:rPr>
-          <w:instrText xml:space="preserve"> PAGEREF _Toc241657967 \h </w:instrText>
-        </w:r>
-        <w:r>
-          <w:rPr>
-            <w:rFonts w:asciiTheme="majorHAnsi" w:hAnsiTheme="majorHAnsi" w:cstheme="majorHAnsi"/>
+          <w:instrText xml:space="preserve"> PAGEREF _Toc241671792 \h </w:instrText>
+        </w:r>
+        <w:r>
+          <w:rPr>
+            <w:noProof/>
             <w:webHidden/>
           </w:rPr>
         </w:r>
         <w:r>
           <w:rPr>
-            <w:rFonts w:asciiTheme="majorHAnsi" w:hAnsiTheme="majorHAnsi" w:cstheme="majorHAnsi"/>
+            <w:noProof/>
             <w:webHidden/>
           </w:rPr>
           <w:fldChar w:fldCharType="separate"/>
         </w:r>
         <w:r>
           <w:rPr>
-            <w:rFonts w:asciiTheme="majorHAnsi" w:hAnsiTheme="majorHAnsi" w:cstheme="majorHAnsi"/>
+            <w:noProof/>
             <w:webHidden/>
           </w:rPr>
           <w:t>11</w:t>
         </w:r>
         <w:r>
           <w:rPr>
-            <w:rFonts w:asciiTheme="majorHAnsi" w:hAnsiTheme="majorHAnsi" w:cstheme="majorHAnsi"/>
+            <w:noProof/>
             <w:webHidden/>
           </w:rPr>
           <w:fldChar w:fldCharType="end"/>
@@ -2378,7 +2552,7 @@
           <w:tab w:val="right" w:leader="dot" w:pos="10083"/>
         </w:tabs>
         <w:rPr>
-          <w:rFonts w:asciiTheme="majorHAnsi" w:hAnsiTheme="majorHAnsi" w:cstheme="majorHAnsi"/>
+          <w:noProof/>
           <w:kern w:val="2"/>
           <w:sz w:val="24"/>
           <w:szCs w:val="24"/>
@@ -2386,58 +2560,59 @@
           <w14:ligatures w14:val="standardContextual"/>
         </w:rPr>
       </w:pPr>
-      <w:hyperlink w:anchor="_Toc241657968" w:history="1">
+      <w:hyperlink w:anchor="_Toc241671793" w:history="1">
         <w:r>
           <w:rPr>
             <w:rStyle w:val="Collegamentoipertestuale"/>
-            <w:rFonts w:asciiTheme="majorHAnsi" w:hAnsiTheme="majorHAnsi" w:cstheme="majorHAnsi"/>
-          </w:rPr>
-          <w:t>32. Verificare i calcoli</w:t>
-        </w:r>
-        <w:r>
-          <w:rPr>
-            <w:rFonts w:asciiTheme="majorHAnsi" w:hAnsiTheme="majorHAnsi" w:cstheme="majorHAnsi"/>
+            <w:rFonts w:cstheme="majorHAnsi"/>
+            <w:noProof/>
+          </w:rPr>
+          <w:t>32. Checking the calculations</w:t>
+        </w:r>
+        <w:r>
+          <w:rPr>
+            <w:noProof/>
             <w:webHidden/>
           </w:rPr>
           <w:tab/>
         </w:r>
         <w:r>
           <w:rPr>
-            <w:rFonts w:asciiTheme="majorHAnsi" w:hAnsiTheme="majorHAnsi" w:cstheme="majorHAnsi"/>
+            <w:noProof/>
             <w:webHidden/>
           </w:rPr>
           <w:fldChar w:fldCharType="begin"/>
         </w:r>
         <w:r>
           <w:rPr>
-            <w:rFonts w:asciiTheme="majorHAnsi" w:hAnsiTheme="majorHAnsi" w:cstheme="majorHAnsi"/>
+            <w:noProof/>
             <w:webHidden/>
           </w:rPr>
-          <w:instrText xml:space="preserve"> PAGEREF _Toc241657968 \h </w:instrText>
-        </w:r>
-        <w:r>
-          <w:rPr>
-            <w:rFonts w:asciiTheme="majorHAnsi" w:hAnsiTheme="majorHAnsi" w:cstheme="majorHAnsi"/>
+          <w:instrText xml:space="preserve"> PAGEREF _Toc241671793 \h </w:instrText>
+        </w:r>
+        <w:r>
+          <w:rPr>
+            <w:noProof/>
             <w:webHidden/>
           </w:rPr>
         </w:r>
         <w:r>
           <w:rPr>
-            <w:rFonts w:asciiTheme="majorHAnsi" w:hAnsiTheme="majorHAnsi" w:cstheme="majorHAnsi"/>
+            <w:noProof/>
             <w:webHidden/>
           </w:rPr>
           <w:fldChar w:fldCharType="separate"/>
         </w:r>
         <w:r>
           <w:rPr>
-            <w:rFonts w:asciiTheme="majorHAnsi" w:hAnsiTheme="majorHAnsi" w:cstheme="majorHAnsi"/>
+            <w:noProof/>
             <w:webHidden/>
           </w:rPr>
           <w:t>11</w:t>
         </w:r>
         <w:r>
           <w:rPr>
-            <w:rFonts w:asciiTheme="majorHAnsi" w:hAnsiTheme="majorHAnsi" w:cstheme="majorHAnsi"/>
+            <w:noProof/>
             <w:webHidden/>
           </w:rPr>
           <w:fldChar w:fldCharType="end"/>
@@ -2535,7 +2710,7 @@
         </w:rPr>
       </w:pPr>
       <w:bookmarkStart w:id="0" w:name="_Toc241606119"/>
-      <w:bookmarkStart w:id="1" w:name="_Toc241657937"/>
+      <w:bookmarkStart w:id="1" w:name="_Toc241671762"/>
       <w:r>
         <w:rPr>
           <w:rFonts w:cstheme="majorHAnsi"/>
@@ -2707,7 +2882,7 @@
         </w:rPr>
       </w:pPr>
       <w:bookmarkStart w:id="2" w:name="_Toc241606120"/>
-      <w:bookmarkStart w:id="3" w:name="_Toc241657938"/>
+      <w:bookmarkStart w:id="3" w:name="_Toc241671763"/>
       <w:r>
         <w:rPr>
           <w:rFonts w:cstheme="majorHAnsi"/>
@@ -2851,14 +3026,32 @@
         </w:rPr>
       </w:pPr>
       <w:bookmarkStart w:id="4" w:name="_Toc241606121"/>
-      <w:bookmarkStart w:id="5" w:name="_Toc241657939"/>
+      <w:bookmarkStart w:id="5" w:name="_Toc241671764"/>
       <w:r>
         <w:rPr>
           <w:rFonts w:cstheme="majorHAnsi"/>
           <w:sz w:val="22"/>
           <w:szCs w:val="22"/>
         </w:rPr>
-        <w:t xml:space="preserve">3. FWHM in pixels and FWHM in arcseconds are </w:t>
+        <w:t xml:space="preserve">3. FWHM in pixels and FWHM in </w:t>
+      </w:r>
+      <w:proofErr w:type="spellStart"/>
+      <w:r>
+        <w:rPr>
+          <w:rFonts w:cstheme="majorHAnsi"/>
+          <w:sz w:val="22"/>
+          <w:szCs w:val="22"/>
+        </w:rPr>
+        <w:t>arcseconds</w:t>
+      </w:r>
+      <w:proofErr w:type="spellEnd"/>
+      <w:r>
+        <w:rPr>
+          <w:rFonts w:cstheme="majorHAnsi"/>
+          <w:sz w:val="22"/>
+          <w:szCs w:val="22"/>
+        </w:rPr>
+        <w:t xml:space="preserve"> are </w:t>
       </w:r>
       <w:proofErr w:type="spellStart"/>
       <w:r>
@@ -3020,7 +3213,39 @@
           <w:rFonts w:asciiTheme="majorHAnsi" w:hAnsiTheme="majorHAnsi" w:cstheme="majorHAnsi"/>
           <w:sz w:val="22"/>
         </w:rPr>
-        <w:t xml:space="preserve">Therefore, the FWHM measured in the photograph </w:t>
+        <w:t xml:space="preserve">Therefore, the FWHM </w:t>
+      </w:r>
+      <w:proofErr w:type="spellStart"/>
+      <w:r>
+        <w:rPr>
+          <w:rFonts w:asciiTheme="majorHAnsi" w:hAnsiTheme="majorHAnsi" w:cstheme="majorHAnsi"/>
+          <w:sz w:val="22"/>
+        </w:rPr>
+        <w:t>measured</w:t>
+      </w:r>
+      <w:proofErr w:type="spellEnd"/>
+      <w:r>
+        <w:rPr>
+          <w:rFonts w:asciiTheme="majorHAnsi" w:hAnsiTheme="majorHAnsi" w:cstheme="majorHAnsi"/>
+          <w:sz w:val="22"/>
+        </w:rPr>
+        <w:t xml:space="preserve"> in the </w:t>
+      </w:r>
+      <w:proofErr w:type="spellStart"/>
+      <w:r>
+        <w:rPr>
+          <w:rFonts w:asciiTheme="majorHAnsi" w:hAnsiTheme="majorHAnsi" w:cstheme="majorHAnsi"/>
+          <w:sz w:val="22"/>
+        </w:rPr>
+        <w:t>photograph</w:t>
+      </w:r>
+      <w:proofErr w:type="spellEnd"/>
+      <w:r>
+        <w:rPr>
+          <w:rFonts w:asciiTheme="majorHAnsi" w:hAnsiTheme="majorHAnsi" w:cstheme="majorHAnsi"/>
+          <w:sz w:val="22"/>
+        </w:rPr>
+        <w:t xml:space="preserve"> </w:t>
       </w:r>
       <w:proofErr w:type="spellStart"/>
       <w:r>
@@ -3128,7 +3353,7 @@
         </w:rPr>
       </w:pPr>
       <w:bookmarkStart w:id="6" w:name="_Toc241606122"/>
-      <w:bookmarkStart w:id="7" w:name="_Toc241657940"/>
+      <w:bookmarkStart w:id="7" w:name="_Toc241671765"/>
       <w:r>
         <w:rPr>
           <w:rFonts w:cstheme="majorHAnsi"/>
@@ -3153,7 +3378,7 @@
           <w:rFonts w:asciiTheme="majorHAnsi" w:hAnsiTheme="majorHAnsi" w:cstheme="majorHAnsi"/>
           <w:sz w:val="22"/>
         </w:rPr>
-        <w:t xml:space="preserve">Sampling tells us how many arcseconds of sky are represented by </w:t>
+        <w:t xml:space="preserve">Sampling tells us how many arcseconds of </w:t>
       </w:r>
       <w:proofErr w:type="spellStart"/>
       <w:r>
@@ -3161,6 +3386,38 @@
           <w:rFonts w:asciiTheme="majorHAnsi" w:hAnsiTheme="majorHAnsi" w:cstheme="majorHAnsi"/>
           <w:sz w:val="22"/>
         </w:rPr>
+        <w:t>sky</w:t>
+      </w:r>
+      <w:proofErr w:type="spellEnd"/>
+      <w:r>
+        <w:rPr>
+          <w:rFonts w:asciiTheme="majorHAnsi" w:hAnsiTheme="majorHAnsi" w:cstheme="majorHAnsi"/>
+          <w:sz w:val="22"/>
+        </w:rPr>
+        <w:t xml:space="preserve"> are </w:t>
+      </w:r>
+      <w:proofErr w:type="spellStart"/>
+      <w:r>
+        <w:rPr>
+          <w:rFonts w:asciiTheme="majorHAnsi" w:hAnsiTheme="majorHAnsi" w:cstheme="majorHAnsi"/>
+          <w:sz w:val="22"/>
+        </w:rPr>
+        <w:t>represented</w:t>
+      </w:r>
+      <w:proofErr w:type="spellEnd"/>
+      <w:r>
+        <w:rPr>
+          <w:rFonts w:asciiTheme="majorHAnsi" w:hAnsiTheme="majorHAnsi" w:cstheme="majorHAnsi"/>
+          <w:sz w:val="22"/>
+        </w:rPr>
+        <w:t xml:space="preserve"> by </w:t>
+      </w:r>
+      <w:proofErr w:type="spellStart"/>
+      <w:r>
+        <w:rPr>
+          <w:rFonts w:asciiTheme="majorHAnsi" w:hAnsiTheme="majorHAnsi" w:cstheme="majorHAnsi"/>
+          <w:sz w:val="22"/>
+        </w:rPr>
         <w:t>each</w:t>
       </w:r>
       <w:proofErr w:type="spellEnd"/>
@@ -3212,19 +3469,44 @@
           <w:sz w:val="22"/>
         </w:rPr>
       </w:pPr>
-      <w:r>
-        <w:rPr>
-          <w:rFonts w:asciiTheme="majorHAnsi" w:hAnsiTheme="majorHAnsi" w:cstheme="majorHAnsi"/>
-          <w:sz w:val="22"/>
-        </w:rPr>
-        <w:t xml:space="preserve">It is </w:t>
-      </w:r>
       <w:proofErr w:type="spellStart"/>
       <w:r>
         <w:rPr>
           <w:rFonts w:asciiTheme="majorHAnsi" w:hAnsiTheme="majorHAnsi" w:cstheme="majorHAnsi"/>
           <w:sz w:val="22"/>
         </w:rPr>
+        <w:t>It</w:t>
+      </w:r>
+      <w:proofErr w:type="spellEnd"/>
+      <w:r>
+        <w:rPr>
+          <w:rFonts w:asciiTheme="majorHAnsi" w:hAnsiTheme="majorHAnsi" w:cstheme="majorHAnsi"/>
+          <w:sz w:val="22"/>
+        </w:rPr>
+        <w:t xml:space="preserve"> </w:t>
+      </w:r>
+      <w:proofErr w:type="spellStart"/>
+      <w:r>
+        <w:rPr>
+          <w:rFonts w:asciiTheme="majorHAnsi" w:hAnsiTheme="majorHAnsi" w:cstheme="majorHAnsi"/>
+          <w:sz w:val="22"/>
+        </w:rPr>
+        <w:t>is</w:t>
+      </w:r>
+      <w:proofErr w:type="spellEnd"/>
+      <w:r>
+        <w:rPr>
+          <w:rFonts w:asciiTheme="majorHAnsi" w:hAnsiTheme="majorHAnsi" w:cstheme="majorHAnsi"/>
+          <w:sz w:val="22"/>
+        </w:rPr>
+        <w:t xml:space="preserve"> </w:t>
+      </w:r>
+      <w:proofErr w:type="spellStart"/>
+      <w:r>
+        <w:rPr>
+          <w:rFonts w:asciiTheme="majorHAnsi" w:hAnsiTheme="majorHAnsi" w:cstheme="majorHAnsi"/>
+          <w:sz w:val="22"/>
+        </w:rPr>
         <w:t>expressed</w:t>
       </w:r>
       <w:proofErr w:type="spellEnd"/>
@@ -3265,55 +3547,87 @@
           <w:rFonts w:asciiTheme="majorHAnsi" w:hAnsiTheme="majorHAnsi" w:cstheme="majorHAnsi"/>
           <w:sz w:val="22"/>
         </w:rPr>
+        <w:t xml:space="preserve">For example, 1.5″/pixel means that each pixel </w:t>
+      </w:r>
+      <w:proofErr w:type="spellStart"/>
+      <w:r>
+        <w:rPr>
+          <w:rFonts w:asciiTheme="majorHAnsi" w:hAnsiTheme="majorHAnsi" w:cstheme="majorHAnsi"/>
+          <w:sz w:val="22"/>
+        </w:rPr>
+        <w:t>represents</w:t>
+      </w:r>
+      <w:proofErr w:type="spellEnd"/>
+      <w:r>
+        <w:rPr>
+          <w:rFonts w:asciiTheme="majorHAnsi" w:hAnsiTheme="majorHAnsi" w:cstheme="majorHAnsi"/>
+          <w:sz w:val="22"/>
+        </w:rPr>
+        <w:t xml:space="preserve"> a </w:t>
+      </w:r>
+      <w:proofErr w:type="spellStart"/>
+      <w:r>
+        <w:rPr>
+          <w:rFonts w:asciiTheme="majorHAnsi" w:hAnsiTheme="majorHAnsi" w:cstheme="majorHAnsi"/>
+          <w:sz w:val="22"/>
+        </w:rPr>
+        <w:t>portion</w:t>
+      </w:r>
+      <w:proofErr w:type="spellEnd"/>
+      <w:r>
+        <w:rPr>
+          <w:rFonts w:asciiTheme="majorHAnsi" w:hAnsiTheme="majorHAnsi" w:cstheme="majorHAnsi"/>
+          <w:sz w:val="22"/>
+        </w:rPr>
+        <w:t xml:space="preserve"> of </w:t>
+      </w:r>
+      <w:proofErr w:type="spellStart"/>
+      <w:r>
+        <w:rPr>
+          <w:rFonts w:asciiTheme="majorHAnsi" w:hAnsiTheme="majorHAnsi" w:cstheme="majorHAnsi"/>
+          <w:sz w:val="22"/>
+        </w:rPr>
+        <w:t>sky</w:t>
+      </w:r>
+      <w:proofErr w:type="spellEnd"/>
+      <w:r>
+        <w:rPr>
+          <w:rFonts w:asciiTheme="majorHAnsi" w:hAnsiTheme="majorHAnsi" w:cstheme="majorHAnsi"/>
+          <w:sz w:val="22"/>
+        </w:rPr>
+        <w:t xml:space="preserve"> 1.5 </w:t>
+      </w:r>
+      <w:proofErr w:type="spellStart"/>
+      <w:r>
+        <w:rPr>
+          <w:rFonts w:asciiTheme="majorHAnsi" w:hAnsiTheme="majorHAnsi" w:cstheme="majorHAnsi"/>
+          <w:sz w:val="22"/>
+        </w:rPr>
+        <w:t>arcseconds</w:t>
+      </w:r>
+      <w:proofErr w:type="spellEnd"/>
+      <w:r>
+        <w:rPr>
+          <w:rFonts w:asciiTheme="majorHAnsi" w:hAnsiTheme="majorHAnsi" w:cstheme="majorHAnsi"/>
+          <w:sz w:val="22"/>
+        </w:rPr>
+        <w:t xml:space="preserve"> wide.</w:t>
+      </w:r>
+    </w:p>
+    <w:p>
+      <w:pPr>
+        <w:spacing w:after="120" w:line="240" w:lineRule="auto"/>
+        <w:rPr>
+          <w:rFonts w:asciiTheme="majorHAnsi" w:hAnsiTheme="majorHAnsi" w:cstheme="majorHAnsi"/>
+          <w:sz w:val="22"/>
+        </w:rPr>
+      </w:pPr>
+      <w:r>
+        <w:rPr>
+          <w:rFonts w:asciiTheme="majorHAnsi" w:hAnsiTheme="majorHAnsi" w:cstheme="majorHAnsi"/>
+          <w:sz w:val="22"/>
+        </w:rPr>
         <w:lastRenderedPageBreak/>
-        <w:t xml:space="preserve">For example, 1.5″/pixel means that each pixel represents a portion of </w:t>
-      </w:r>
-      <w:proofErr w:type="spellStart"/>
-      <w:r>
-        <w:rPr>
-          <w:rFonts w:asciiTheme="majorHAnsi" w:hAnsiTheme="majorHAnsi" w:cstheme="majorHAnsi"/>
-          <w:sz w:val="22"/>
-        </w:rPr>
-        <w:t>sky</w:t>
-      </w:r>
-      <w:proofErr w:type="spellEnd"/>
-      <w:r>
-        <w:rPr>
-          <w:rFonts w:asciiTheme="majorHAnsi" w:hAnsiTheme="majorHAnsi" w:cstheme="majorHAnsi"/>
-          <w:sz w:val="22"/>
-        </w:rPr>
-        <w:t xml:space="preserve"> 1.5 </w:t>
-      </w:r>
-      <w:proofErr w:type="spellStart"/>
-      <w:r>
-        <w:rPr>
-          <w:rFonts w:asciiTheme="majorHAnsi" w:hAnsiTheme="majorHAnsi" w:cstheme="majorHAnsi"/>
-          <w:sz w:val="22"/>
-        </w:rPr>
-        <w:t>arcseconds</w:t>
-      </w:r>
-      <w:proofErr w:type="spellEnd"/>
-      <w:r>
-        <w:rPr>
-          <w:rFonts w:asciiTheme="majorHAnsi" w:hAnsiTheme="majorHAnsi" w:cstheme="majorHAnsi"/>
-          <w:sz w:val="22"/>
-        </w:rPr>
-        <w:t xml:space="preserve"> wide.</w:t>
-      </w:r>
-    </w:p>
-    <w:p>
-      <w:pPr>
-        <w:spacing w:after="120" w:line="240" w:lineRule="auto"/>
-        <w:rPr>
-          <w:rFonts w:asciiTheme="majorHAnsi" w:hAnsiTheme="majorHAnsi" w:cstheme="majorHAnsi"/>
-          <w:sz w:val="22"/>
-        </w:rPr>
-      </w:pPr>
-      <w:r>
-        <w:rPr>
-          <w:rFonts w:asciiTheme="majorHAnsi" w:hAnsiTheme="majorHAnsi" w:cstheme="majorHAnsi"/>
-          <w:sz w:val="22"/>
-        </w:rPr>
         <w:t>This is the definition to remember. Sampling does not tell us how good a photograph is, nor does it directly tell us how good the seeing is: it tells us the scale at which the telescope + camera system records the sky.</w:t>
       </w:r>
     </w:p>
@@ -3337,7 +3651,7 @@
         </w:rPr>
       </w:pPr>
       <w:bookmarkStart w:id="8" w:name="_Toc241606123"/>
-      <w:bookmarkStart w:id="9" w:name="_Toc241657941"/>
+      <w:bookmarkStart w:id="9" w:name="_Toc241671766"/>
       <w:r>
         <w:rPr>
           <w:rFonts w:cstheme="majorHAnsi"/>
@@ -3537,7 +3851,7 @@
         </w:rPr>
       </w:pPr>
       <w:bookmarkStart w:id="10" w:name="_Toc241606124"/>
-      <w:bookmarkStart w:id="11" w:name="_Toc241657942"/>
+      <w:bookmarkStart w:id="11" w:name="_Toc241671767"/>
       <w:r>
         <w:rPr>
           <w:rFonts w:cstheme="majorHAnsi"/>
@@ -3839,7 +4153,7 @@
         </w:rPr>
       </w:pPr>
       <w:bookmarkStart w:id="12" w:name="_Toc241606125"/>
-      <w:bookmarkStart w:id="13" w:name="_Toc241657943"/>
+      <w:bookmarkStart w:id="13" w:name="_Toc241671768"/>
       <w:r>
         <w:rPr>
           <w:rFonts w:cstheme="majorHAnsi"/>
@@ -4221,14 +4535,13 @@
         </w:rPr>
       </w:pPr>
       <w:bookmarkStart w:id="14" w:name="_Toc241606126"/>
-      <w:bookmarkStart w:id="15" w:name="_Toc241657944"/>
+      <w:bookmarkStart w:id="15" w:name="_Toc241671769"/>
       <w:r>
         <w:rPr>
           <w:rFonts w:cstheme="majorHAnsi"/>
           <w:sz w:val="22"/>
           <w:szCs w:val="22"/>
         </w:rPr>
-        <w:lastRenderedPageBreak/>
         <w:t>8. Nyquist: why we talk about approximately 2–3 pixels per FWHM</w:t>
       </w:r>
       <w:bookmarkEnd w:id="14"/>
@@ -4263,6 +4576,7 @@
           <w:rFonts w:asciiTheme="majorHAnsi" w:hAnsiTheme="majorHAnsi" w:cstheme="majorHAnsi"/>
           <w:sz w:val="22"/>
         </w:rPr>
+        <w:lastRenderedPageBreak/>
         <w:t>For this reason, in practice, a range of approximately 2–3 pixels per FWHM is often considered a useful reference for balanced sampling.</w:t>
       </w:r>
     </w:p>
@@ -4279,7 +4593,71 @@
           <w:rFonts w:asciiTheme="majorHAnsi" w:hAnsiTheme="majorHAnsi" w:cstheme="majorHAnsi"/>
           <w:sz w:val="22"/>
         </w:rPr>
-        <w:t xml:space="preserve">It is not an absolute law: the result depends on the type of object, the processing method, the signal-to-noise ratio and the actual behaviour of the system. But it is a very useful reference for understanding when we are </w:t>
+        <w:t xml:space="preserve">It is not an absolute law: the result depends on the type of object, the processing method, the signal-to-noise ratio and the actual behaviour of the system. But it is a very useful </w:t>
+      </w:r>
+      <w:proofErr w:type="spellStart"/>
+      <w:r>
+        <w:rPr>
+          <w:rFonts w:asciiTheme="majorHAnsi" w:hAnsiTheme="majorHAnsi" w:cstheme="majorHAnsi"/>
+          <w:sz w:val="22"/>
+        </w:rPr>
+        <w:t>reference</w:t>
+      </w:r>
+      <w:proofErr w:type="spellEnd"/>
+      <w:r>
+        <w:rPr>
+          <w:rFonts w:asciiTheme="majorHAnsi" w:hAnsiTheme="majorHAnsi" w:cstheme="majorHAnsi"/>
+          <w:sz w:val="22"/>
+        </w:rPr>
+        <w:t xml:space="preserve"> for </w:t>
+      </w:r>
+      <w:proofErr w:type="spellStart"/>
+      <w:r>
+        <w:rPr>
+          <w:rFonts w:asciiTheme="majorHAnsi" w:hAnsiTheme="majorHAnsi" w:cstheme="majorHAnsi"/>
+          <w:sz w:val="22"/>
+        </w:rPr>
+        <w:t>understanding</w:t>
+      </w:r>
+      <w:proofErr w:type="spellEnd"/>
+      <w:r>
+        <w:rPr>
+          <w:rFonts w:asciiTheme="majorHAnsi" w:hAnsiTheme="majorHAnsi" w:cstheme="majorHAnsi"/>
+          <w:sz w:val="22"/>
+        </w:rPr>
+        <w:t xml:space="preserve"> </w:t>
+      </w:r>
+      <w:proofErr w:type="spellStart"/>
+      <w:r>
+        <w:rPr>
+          <w:rFonts w:asciiTheme="majorHAnsi" w:hAnsiTheme="majorHAnsi" w:cstheme="majorHAnsi"/>
+          <w:sz w:val="22"/>
+        </w:rPr>
+        <w:t>when</w:t>
+      </w:r>
+      <w:proofErr w:type="spellEnd"/>
+      <w:r>
+        <w:rPr>
+          <w:rFonts w:asciiTheme="majorHAnsi" w:hAnsiTheme="majorHAnsi" w:cstheme="majorHAnsi"/>
+          <w:sz w:val="22"/>
+        </w:rPr>
+        <w:t xml:space="preserve"> </w:t>
+      </w:r>
+      <w:proofErr w:type="spellStart"/>
+      <w:r>
+        <w:rPr>
+          <w:rFonts w:asciiTheme="majorHAnsi" w:hAnsiTheme="majorHAnsi" w:cstheme="majorHAnsi"/>
+          <w:sz w:val="22"/>
+        </w:rPr>
+        <w:t>we</w:t>
+      </w:r>
+      <w:proofErr w:type="spellEnd"/>
+      <w:r>
+        <w:rPr>
+          <w:rFonts w:asciiTheme="majorHAnsi" w:hAnsiTheme="majorHAnsi" w:cstheme="majorHAnsi"/>
+          <w:sz w:val="22"/>
+        </w:rPr>
+        <w:t xml:space="preserve"> are </w:t>
       </w:r>
       <w:proofErr w:type="spellStart"/>
       <w:r>
@@ -4350,7 +4728,7 @@
         </w:rPr>
       </w:pPr>
       <w:bookmarkStart w:id="16" w:name="_Toc241606127"/>
-      <w:bookmarkStart w:id="17" w:name="_Toc241657945"/>
+      <w:bookmarkStart w:id="17" w:name="_Toc241671770"/>
       <w:r>
         <w:rPr>
           <w:rFonts w:cstheme="majorHAnsi"/>
@@ -4933,7 +5311,71 @@
           <w:rFonts w:asciiTheme="majorHAnsi" w:hAnsiTheme="majorHAnsi" w:cstheme="majorHAnsi"/>
           <w:sz w:val="22"/>
         </w:rPr>
-        <w:t xml:space="preserve">Oversampling therefore does not mean a 'bad photo'. It mainly means that the pixel scale is finer than the resolution </w:t>
+        <w:t xml:space="preserve">Oversampling therefore does not mean a 'bad photo'. It mainly means that the pixel scale </w:t>
+      </w:r>
+      <w:proofErr w:type="spellStart"/>
+      <w:r>
+        <w:rPr>
+          <w:rFonts w:asciiTheme="majorHAnsi" w:hAnsiTheme="majorHAnsi" w:cstheme="majorHAnsi"/>
+          <w:sz w:val="22"/>
+        </w:rPr>
+        <w:t>is</w:t>
+      </w:r>
+      <w:proofErr w:type="spellEnd"/>
+      <w:r>
+        <w:rPr>
+          <w:rFonts w:asciiTheme="majorHAnsi" w:hAnsiTheme="majorHAnsi" w:cstheme="majorHAnsi"/>
+          <w:sz w:val="22"/>
+        </w:rPr>
+        <w:t xml:space="preserve"> </w:t>
+      </w:r>
+      <w:proofErr w:type="spellStart"/>
+      <w:r>
+        <w:rPr>
+          <w:rFonts w:asciiTheme="majorHAnsi" w:hAnsiTheme="majorHAnsi" w:cstheme="majorHAnsi"/>
+          <w:sz w:val="22"/>
+        </w:rPr>
+        <w:t>finer</w:t>
+      </w:r>
+      <w:proofErr w:type="spellEnd"/>
+      <w:r>
+        <w:rPr>
+          <w:rFonts w:asciiTheme="majorHAnsi" w:hAnsiTheme="majorHAnsi" w:cstheme="majorHAnsi"/>
+          <w:sz w:val="22"/>
+        </w:rPr>
+        <w:t xml:space="preserve"> </w:t>
+      </w:r>
+      <w:proofErr w:type="spellStart"/>
+      <w:r>
+        <w:rPr>
+          <w:rFonts w:asciiTheme="majorHAnsi" w:hAnsiTheme="majorHAnsi" w:cstheme="majorHAnsi"/>
+          <w:sz w:val="22"/>
+        </w:rPr>
+        <w:t>than</w:t>
+      </w:r>
+      <w:proofErr w:type="spellEnd"/>
+      <w:r>
+        <w:rPr>
+          <w:rFonts w:asciiTheme="majorHAnsi" w:hAnsiTheme="majorHAnsi" w:cstheme="majorHAnsi"/>
+          <w:sz w:val="22"/>
+        </w:rPr>
+        <w:t xml:space="preserve"> the </w:t>
+      </w:r>
+      <w:proofErr w:type="spellStart"/>
+      <w:r>
+        <w:rPr>
+          <w:rFonts w:asciiTheme="majorHAnsi" w:hAnsiTheme="majorHAnsi" w:cstheme="majorHAnsi"/>
+          <w:sz w:val="22"/>
+        </w:rPr>
+        <w:t>resolution</w:t>
+      </w:r>
+      <w:proofErr w:type="spellEnd"/>
+      <w:r>
+        <w:rPr>
+          <w:rFonts w:asciiTheme="majorHAnsi" w:hAnsiTheme="majorHAnsi" w:cstheme="majorHAnsi"/>
+          <w:sz w:val="22"/>
+        </w:rPr>
+        <w:t xml:space="preserve"> </w:t>
       </w:r>
       <w:proofErr w:type="spellStart"/>
       <w:r>
@@ -4988,7 +5430,7 @@
         </w:rPr>
       </w:pPr>
       <w:bookmarkStart w:id="18" w:name="_Toc241606128"/>
-      <w:bookmarkStart w:id="19" w:name="_Toc241657946"/>
+      <w:bookmarkStart w:id="19" w:name="_Toc241671771"/>
       <w:r>
         <w:rPr>
           <w:rFonts w:cstheme="majorHAnsi"/>
@@ -5029,7 +5471,55 @@
           <w:rFonts w:asciiTheme="majorHAnsi" w:hAnsiTheme="majorHAnsi" w:cstheme="majorHAnsi"/>
           <w:sz w:val="22"/>
         </w:rPr>
-        <w:t xml:space="preserve">If PixInsight measures an FWHM of 2.36″, we cannot automatically conclude that the seeing </w:t>
+        <w:t xml:space="preserve">If PixInsight measures an FWHM of 2.36″, we </w:t>
+      </w:r>
+      <w:proofErr w:type="spellStart"/>
+      <w:r>
+        <w:rPr>
+          <w:rFonts w:asciiTheme="majorHAnsi" w:hAnsiTheme="majorHAnsi" w:cstheme="majorHAnsi"/>
+          <w:sz w:val="22"/>
+        </w:rPr>
+        <w:t>cannot</w:t>
+      </w:r>
+      <w:proofErr w:type="spellEnd"/>
+      <w:r>
+        <w:rPr>
+          <w:rFonts w:asciiTheme="majorHAnsi" w:hAnsiTheme="majorHAnsi" w:cstheme="majorHAnsi"/>
+          <w:sz w:val="22"/>
+        </w:rPr>
+        <w:t xml:space="preserve"> </w:t>
+      </w:r>
+      <w:proofErr w:type="spellStart"/>
+      <w:r>
+        <w:rPr>
+          <w:rFonts w:asciiTheme="majorHAnsi" w:hAnsiTheme="majorHAnsi" w:cstheme="majorHAnsi"/>
+          <w:sz w:val="22"/>
+        </w:rPr>
+        <w:t>automatically</w:t>
+      </w:r>
+      <w:proofErr w:type="spellEnd"/>
+      <w:r>
+        <w:rPr>
+          <w:rFonts w:asciiTheme="majorHAnsi" w:hAnsiTheme="majorHAnsi" w:cstheme="majorHAnsi"/>
+          <w:sz w:val="22"/>
+        </w:rPr>
+        <w:t xml:space="preserve"> conclude </w:t>
+      </w:r>
+      <w:proofErr w:type="spellStart"/>
+      <w:r>
+        <w:rPr>
+          <w:rFonts w:asciiTheme="majorHAnsi" w:hAnsiTheme="majorHAnsi" w:cstheme="majorHAnsi"/>
+          <w:sz w:val="22"/>
+        </w:rPr>
+        <w:t>that</w:t>
+      </w:r>
+      <w:proofErr w:type="spellEnd"/>
+      <w:r>
+        <w:rPr>
+          <w:rFonts w:asciiTheme="majorHAnsi" w:hAnsiTheme="majorHAnsi" w:cstheme="majorHAnsi"/>
+          <w:sz w:val="22"/>
+        </w:rPr>
+        <w:t xml:space="preserve"> the seeing </w:t>
       </w:r>
       <w:proofErr w:type="spellStart"/>
       <w:r>
@@ -5253,7 +5743,7 @@
         </w:rPr>
       </w:pPr>
       <w:bookmarkStart w:id="20" w:name="_Toc241606129"/>
-      <w:bookmarkStart w:id="21" w:name="_Toc241657947"/>
+      <w:bookmarkStart w:id="21" w:name="_Toc241671772"/>
       <w:r>
         <w:rPr>
           <w:rFonts w:cstheme="majorHAnsi"/>
@@ -5358,7 +5848,6 @@
           <w:rFonts w:asciiTheme="majorHAnsi" w:hAnsiTheme="majorHAnsi" w:cstheme="majorHAnsi"/>
           <w:sz w:val="22"/>
         </w:rPr>
-        <w:lastRenderedPageBreak/>
         <w:t>For a useful measurement, it is best to start with images:</w:t>
       </w:r>
     </w:p>
@@ -5427,6 +5916,7 @@
           <w:rFonts w:asciiTheme="majorHAnsi" w:hAnsiTheme="majorHAnsi" w:cstheme="majorHAnsi"/>
           <w:sz w:val="22"/>
         </w:rPr>
+        <w:lastRenderedPageBreak/>
         <w:t>with working guiding;</w:t>
       </w:r>
     </w:p>
@@ -5592,7 +6082,7 @@
         </w:rPr>
       </w:pPr>
       <w:bookmarkStart w:id="22" w:name="_Toc241606130"/>
-      <w:bookmarkStart w:id="23" w:name="_Toc241657948"/>
+      <w:bookmarkStart w:id="23" w:name="_Toc241671773"/>
       <w:r>
         <w:rPr>
           <w:rFonts w:cstheme="majorHAnsi"/>
@@ -5841,7 +6331,39 @@
                 <w:rFonts w:asciiTheme="majorHAnsi" w:hAnsiTheme="majorHAnsi" w:cstheme="majorHAnsi"/>
                 <w:sz w:val="22"/>
               </w:rPr>
-              <w:t xml:space="preserve">How many arcseconds of </w:t>
+              <w:t xml:space="preserve">How </w:t>
+            </w:r>
+            <w:proofErr w:type="spellStart"/>
+            <w:r>
+              <w:rPr>
+                <w:rFonts w:asciiTheme="majorHAnsi" w:hAnsiTheme="majorHAnsi" w:cstheme="majorHAnsi"/>
+                <w:sz w:val="22"/>
+              </w:rPr>
+              <w:t>many</w:t>
+            </w:r>
+            <w:proofErr w:type="spellEnd"/>
+            <w:r>
+              <w:rPr>
+                <w:rFonts w:asciiTheme="majorHAnsi" w:hAnsiTheme="majorHAnsi" w:cstheme="majorHAnsi"/>
+                <w:sz w:val="22"/>
+              </w:rPr>
+              <w:t xml:space="preserve"> </w:t>
+            </w:r>
+            <w:proofErr w:type="spellStart"/>
+            <w:r>
+              <w:rPr>
+                <w:rFonts w:asciiTheme="majorHAnsi" w:hAnsiTheme="majorHAnsi" w:cstheme="majorHAnsi"/>
+                <w:sz w:val="22"/>
+              </w:rPr>
+              <w:t>arcseconds</w:t>
+            </w:r>
+            <w:proofErr w:type="spellEnd"/>
+            <w:r>
+              <w:rPr>
+                <w:rFonts w:asciiTheme="majorHAnsi" w:hAnsiTheme="majorHAnsi" w:cstheme="majorHAnsi"/>
+                <w:sz w:val="22"/>
+              </w:rPr>
+              <w:t xml:space="preserve"> of </w:t>
             </w:r>
             <w:proofErr w:type="spellStart"/>
             <w:r>
@@ -5990,7 +6512,7 @@
         </w:rPr>
       </w:pPr>
       <w:bookmarkStart w:id="24" w:name="_Toc241606131"/>
-      <w:bookmarkStart w:id="25" w:name="_Toc241657949"/>
+      <w:bookmarkStart w:id="25" w:name="_Toc241671774"/>
       <w:r>
         <w:rPr>
           <w:rFonts w:cstheme="majorHAnsi"/>
@@ -6283,14 +6805,13 @@
         </w:rPr>
       </w:pPr>
       <w:bookmarkStart w:id="26" w:name="_Toc241606132"/>
-      <w:bookmarkStart w:id="27" w:name="_Toc241657950"/>
+      <w:bookmarkStart w:id="27" w:name="_Toc241671775"/>
       <w:r>
         <w:rPr>
           <w:rFonts w:cstheme="majorHAnsi"/>
           <w:sz w:val="22"/>
           <w:szCs w:val="22"/>
         </w:rPr>
-        <w:lastRenderedPageBreak/>
         <w:t>14. What this means in practice</w:t>
       </w:r>
       <w:bookmarkEnd w:id="26"/>
@@ -6341,6 +6862,7 @@
           <w:rFonts w:asciiTheme="majorHAnsi" w:hAnsiTheme="majorHAnsi" w:cstheme="majorHAnsi"/>
           <w:sz w:val="22"/>
         </w:rPr>
+        <w:lastRenderedPageBreak/>
         <w:t xml:space="preserve">The RC8 can therefore still be useful even if it is oversampled relative to average conditions: oversampling does not make the system unusable. It is simply a choice of finer scale, with corresponding costs in terms of signal per pixel, sensitivity to </w:t>
       </w:r>
       <w:proofErr w:type="spellStart"/>
@@ -6412,7 +6934,7 @@
         </w:rPr>
       </w:pPr>
       <w:bookmarkStart w:id="28" w:name="_Toc241606133"/>
-      <w:bookmarkStart w:id="29" w:name="_Toc241657951"/>
+      <w:bookmarkStart w:id="29" w:name="_Toc241671776"/>
       <w:r>
         <w:rPr>
           <w:rFonts w:cstheme="majorHAnsi"/>
@@ -6492,7 +7014,7 @@
         </w:rPr>
       </w:pPr>
       <w:bookmarkStart w:id="30" w:name="_Toc241606134"/>
-      <w:bookmarkStart w:id="31" w:name="_Toc241657952"/>
+      <w:bookmarkStart w:id="31" w:name="_Toc241671777"/>
       <w:r>
         <w:rPr>
           <w:rFonts w:cstheme="majorHAnsi"/>
@@ -6572,7 +7094,7 @@
         </w:rPr>
       </w:pPr>
       <w:bookmarkStart w:id="32" w:name="_Toc241606135"/>
-      <w:bookmarkStart w:id="33" w:name="_Toc241657953"/>
+      <w:bookmarkStart w:id="33" w:name="_Toc241671778"/>
       <w:r>
         <w:rPr>
           <w:rFonts w:cstheme="majorHAnsi"/>
@@ -7096,7 +7618,6 @@
           <w:rFonts w:asciiTheme="majorHAnsi" w:hAnsiTheme="majorHAnsi" w:cstheme="majorHAnsi"/>
           <w:sz w:val="22"/>
         </w:rPr>
-        <w:lastRenderedPageBreak/>
         <w:t>Therefore, a refractor of approximately 600–650 mm would bring the ASI294 to around 1.5″/px, one around 800 mm to about 1.2″/px, and one around 900–1000 mm to about 1.0″/px.</w:t>
       </w:r>
     </w:p>
@@ -7136,13 +7657,14 @@
         </w:rPr>
       </w:pPr>
       <w:bookmarkStart w:id="34" w:name="_Toc241606136"/>
-      <w:bookmarkStart w:id="35" w:name="_Toc241657954"/>
+      <w:bookmarkStart w:id="35" w:name="_Toc241671779"/>
       <w:r>
         <w:rPr>
           <w:rFonts w:cstheme="majorHAnsi"/>
           <w:sz w:val="22"/>
           <w:szCs w:val="22"/>
         </w:rPr>
+        <w:lastRenderedPageBreak/>
         <w:t>18. The reverse approach also works: choosing the camera</w:t>
       </w:r>
       <w:bookmarkEnd w:id="34"/>
@@ -7232,7 +7754,7 @@
         </w:rPr>
       </w:pPr>
       <w:bookmarkStart w:id="36" w:name="_Toc241606137"/>
-      <w:bookmarkStart w:id="37" w:name="_Toc241657955"/>
+      <w:bookmarkStart w:id="37" w:name="_Toc241671780"/>
       <w:r>
         <w:rPr>
           <w:rFonts w:cstheme="majorHAnsi"/>
@@ -7257,7 +7779,87 @@
           <w:rFonts w:asciiTheme="majorHAnsi" w:hAnsiTheme="majorHAnsi" w:cstheme="majorHAnsi"/>
           <w:sz w:val="22"/>
         </w:rPr>
-        <w:t xml:space="preserve">Binning completes the picture because it changes the scale at which pixels are used, but before seeing why it is useful we need to understand what it actually </w:t>
+        <w:t xml:space="preserve">Binning completes the picture because it changes the scale at which pixels are used, but before seeing why it is useful we </w:t>
+      </w:r>
+      <w:proofErr w:type="spellStart"/>
+      <w:r>
+        <w:rPr>
+          <w:rFonts w:asciiTheme="majorHAnsi" w:hAnsiTheme="majorHAnsi" w:cstheme="majorHAnsi"/>
+          <w:sz w:val="22"/>
+        </w:rPr>
+        <w:t>need</w:t>
+      </w:r>
+      <w:proofErr w:type="spellEnd"/>
+      <w:r>
+        <w:rPr>
+          <w:rFonts w:asciiTheme="majorHAnsi" w:hAnsiTheme="majorHAnsi" w:cstheme="majorHAnsi"/>
+          <w:sz w:val="22"/>
+        </w:rPr>
+        <w:t xml:space="preserve"> to </w:t>
+      </w:r>
+      <w:proofErr w:type="spellStart"/>
+      <w:r>
+        <w:rPr>
+          <w:rFonts w:asciiTheme="majorHAnsi" w:hAnsiTheme="majorHAnsi" w:cstheme="majorHAnsi"/>
+          <w:sz w:val="22"/>
+        </w:rPr>
+        <w:t>understand</w:t>
+      </w:r>
+      <w:proofErr w:type="spellEnd"/>
+      <w:r>
+        <w:rPr>
+          <w:rFonts w:asciiTheme="majorHAnsi" w:hAnsiTheme="majorHAnsi" w:cstheme="majorHAnsi"/>
+          <w:sz w:val="22"/>
+        </w:rPr>
+        <w:t xml:space="preserve"> </w:t>
+      </w:r>
+      <w:proofErr w:type="spellStart"/>
+      <w:r>
+        <w:rPr>
+          <w:rFonts w:asciiTheme="majorHAnsi" w:hAnsiTheme="majorHAnsi" w:cstheme="majorHAnsi"/>
+          <w:sz w:val="22"/>
+        </w:rPr>
+        <w:t>what</w:t>
+      </w:r>
+      <w:proofErr w:type="spellEnd"/>
+      <w:r>
+        <w:rPr>
+          <w:rFonts w:asciiTheme="majorHAnsi" w:hAnsiTheme="majorHAnsi" w:cstheme="majorHAnsi"/>
+          <w:sz w:val="22"/>
+        </w:rPr>
+        <w:t xml:space="preserve"> </w:t>
+      </w:r>
+      <w:proofErr w:type="spellStart"/>
+      <w:r>
+        <w:rPr>
+          <w:rFonts w:asciiTheme="majorHAnsi" w:hAnsiTheme="majorHAnsi" w:cstheme="majorHAnsi"/>
+          <w:sz w:val="22"/>
+        </w:rPr>
+        <w:t>it</w:t>
+      </w:r>
+      <w:proofErr w:type="spellEnd"/>
+      <w:r>
+        <w:rPr>
+          <w:rFonts w:asciiTheme="majorHAnsi" w:hAnsiTheme="majorHAnsi" w:cstheme="majorHAnsi"/>
+          <w:sz w:val="22"/>
+        </w:rPr>
+        <w:t xml:space="preserve"> </w:t>
+      </w:r>
+      <w:proofErr w:type="spellStart"/>
+      <w:r>
+        <w:rPr>
+          <w:rFonts w:asciiTheme="majorHAnsi" w:hAnsiTheme="majorHAnsi" w:cstheme="majorHAnsi"/>
+          <w:sz w:val="22"/>
+        </w:rPr>
+        <w:t>actually</w:t>
+      </w:r>
+      <w:proofErr w:type="spellEnd"/>
+      <w:r>
+        <w:rPr>
+          <w:rFonts w:asciiTheme="majorHAnsi" w:hAnsiTheme="majorHAnsi" w:cstheme="majorHAnsi"/>
+          <w:sz w:val="22"/>
+        </w:rPr>
+        <w:t xml:space="preserve"> </w:t>
       </w:r>
       <w:proofErr w:type="spellStart"/>
       <w:r>
@@ -8251,7 +8853,7 @@
           <w:rFonts w:asciiTheme="majorHAnsi" w:hAnsiTheme="majorHAnsi" w:cstheme="majorHAnsi"/>
           <w:sz w:val="22"/>
         </w:rPr>
-        <w:t xml:space="preserve">This has an immediate consequence for image scale. If we combine 2 pixels across the width and 2 along the height, the linear size of the resulting element doubles and, consequently, the </w:t>
+        <w:t xml:space="preserve">This has an immediate consequence for image scale. If we combine 2 pixels across the width and 2 along the height, the linear size of the resulting </w:t>
       </w:r>
       <w:proofErr w:type="spellStart"/>
       <w:r>
@@ -8259,6 +8861,54 @@
           <w:rFonts w:asciiTheme="majorHAnsi" w:hAnsiTheme="majorHAnsi" w:cstheme="majorHAnsi"/>
           <w:sz w:val="22"/>
         </w:rPr>
+        <w:t>element</w:t>
+      </w:r>
+      <w:proofErr w:type="spellEnd"/>
+      <w:r>
+        <w:rPr>
+          <w:rFonts w:asciiTheme="majorHAnsi" w:hAnsiTheme="majorHAnsi" w:cstheme="majorHAnsi"/>
+          <w:sz w:val="22"/>
+        </w:rPr>
+        <w:t xml:space="preserve"> </w:t>
+      </w:r>
+      <w:proofErr w:type="spellStart"/>
+      <w:r>
+        <w:rPr>
+          <w:rFonts w:asciiTheme="majorHAnsi" w:hAnsiTheme="majorHAnsi" w:cstheme="majorHAnsi"/>
+          <w:sz w:val="22"/>
+        </w:rPr>
+        <w:t>doubles</w:t>
+      </w:r>
+      <w:proofErr w:type="spellEnd"/>
+      <w:r>
+        <w:rPr>
+          <w:rFonts w:asciiTheme="majorHAnsi" w:hAnsiTheme="majorHAnsi" w:cstheme="majorHAnsi"/>
+          <w:sz w:val="22"/>
+        </w:rPr>
+        <w:t xml:space="preserve"> and, </w:t>
+      </w:r>
+      <w:proofErr w:type="spellStart"/>
+      <w:r>
+        <w:rPr>
+          <w:rFonts w:asciiTheme="majorHAnsi" w:hAnsiTheme="majorHAnsi" w:cstheme="majorHAnsi"/>
+          <w:sz w:val="22"/>
+        </w:rPr>
+        <w:t>consequently</w:t>
+      </w:r>
+      <w:proofErr w:type="spellEnd"/>
+      <w:r>
+        <w:rPr>
+          <w:rFonts w:asciiTheme="majorHAnsi" w:hAnsiTheme="majorHAnsi" w:cstheme="majorHAnsi"/>
+          <w:sz w:val="22"/>
+        </w:rPr>
+        <w:t xml:space="preserve">, the </w:t>
+      </w:r>
+      <w:proofErr w:type="spellStart"/>
+      <w:r>
+        <w:rPr>
+          <w:rFonts w:asciiTheme="majorHAnsi" w:hAnsiTheme="majorHAnsi" w:cstheme="majorHAnsi"/>
+          <w:sz w:val="22"/>
+        </w:rPr>
         <w:t>angular</w:t>
       </w:r>
       <w:proofErr w:type="spellEnd"/>
@@ -8300,8 +8950,104 @@
           <w:rFonts w:asciiTheme="majorHAnsi" w:hAnsiTheme="majorHAnsi" w:cstheme="majorHAnsi"/>
           <w:sz w:val="22"/>
         </w:rPr>
+        <w:t>Therefore</w:t>
+      </w:r>
+      <w:proofErr w:type="spellEnd"/>
+      <w:r>
+        <w:rPr>
+          <w:rFonts w:asciiTheme="majorHAnsi" w:hAnsiTheme="majorHAnsi" w:cstheme="majorHAnsi"/>
+          <w:sz w:val="22"/>
+        </w:rPr>
+        <w:t xml:space="preserve">, BIN </w:t>
+      </w:r>
+      <w:proofErr w:type="spellStart"/>
+      <w:r>
+        <w:rPr>
+          <w:rFonts w:asciiTheme="majorHAnsi" w:hAnsiTheme="majorHAnsi" w:cstheme="majorHAnsi"/>
+          <w:sz w:val="22"/>
+        </w:rPr>
+        <w:t>does</w:t>
+      </w:r>
+      <w:proofErr w:type="spellEnd"/>
+      <w:r>
+        <w:rPr>
+          <w:rFonts w:asciiTheme="majorHAnsi" w:hAnsiTheme="majorHAnsi" w:cstheme="majorHAnsi"/>
+          <w:sz w:val="22"/>
+        </w:rPr>
+        <w:t xml:space="preserve"> </w:t>
+      </w:r>
+      <w:proofErr w:type="spellStart"/>
+      <w:r>
+        <w:rPr>
+          <w:rFonts w:asciiTheme="majorHAnsi" w:hAnsiTheme="majorHAnsi" w:cstheme="majorHAnsi"/>
+          <w:sz w:val="22"/>
+        </w:rPr>
+        <w:t>not</w:t>
+      </w:r>
+      <w:proofErr w:type="spellEnd"/>
+      <w:r>
+        <w:rPr>
+          <w:rFonts w:asciiTheme="majorHAnsi" w:hAnsiTheme="majorHAnsi" w:cstheme="majorHAnsi"/>
+          <w:sz w:val="22"/>
+        </w:rPr>
+        <w:t xml:space="preserve"> change the telescope's focal length and does not improve seeing. It changes how we use the pixels and, consequently, the scale at which the image is represented/acquired.</w:t>
+      </w:r>
+    </w:p>
+    <w:p>
+      <w:pPr>
+        <w:spacing w:after="120" w:line="240" w:lineRule="auto"/>
+        <w:rPr>
+          <w:rFonts w:asciiTheme="majorHAnsi" w:hAnsiTheme="majorHAnsi" w:cstheme="majorHAnsi"/>
+          <w:sz w:val="22"/>
+        </w:rPr>
+      </w:pPr>
+      <w:r>
+        <w:rPr>
+          <w:rFonts w:asciiTheme="majorHAnsi" w:hAnsiTheme="majorHAnsi" w:cstheme="majorHAnsi"/>
+          <w:sz w:val="22"/>
+        </w:rPr>
+        <w:t>This is where BIN connects directly to FWHM. If a star has an FWHM of 3″, with the RC8 in BIN 1 at 0.59″/px, we have about 5.1 pixels per FWHM. With BIN 2 at 1.18″/px, we have about 2.5 pixels per FWHM.</w:t>
+      </w:r>
+    </w:p>
+    <w:p>
+      <w:pPr>
+        <w:spacing w:after="120" w:line="240" w:lineRule="auto"/>
+        <w:rPr>
+          <w:rFonts w:asciiTheme="majorHAnsi" w:hAnsiTheme="majorHAnsi" w:cstheme="majorHAnsi"/>
+          <w:sz w:val="22"/>
+        </w:rPr>
+      </w:pPr>
+      <w:r>
+        <w:rPr>
+          <w:rFonts w:asciiTheme="majorHAnsi" w:hAnsiTheme="majorHAnsi" w:cstheme="majorHAnsi"/>
+          <w:sz w:val="22"/>
+        </w:rPr>
         <w:lastRenderedPageBreak/>
-        <w:t>Therefore</w:t>
+        <w:t>BIN can therefore be seen as a tool for making sampling less fine when the native sampling is very fine. We are not creating new detail and we are not improving seeing: we are choosing to represent the image at a larger scale.</w:t>
+      </w:r>
+    </w:p>
+    <w:p>
+      <w:pPr>
+        <w:spacing w:after="120" w:line="240" w:lineRule="auto"/>
+        <w:rPr>
+          <w:rFonts w:asciiTheme="majorHAnsi" w:hAnsiTheme="majorHAnsi" w:cstheme="majorHAnsi"/>
+          <w:sz w:val="22"/>
+        </w:rPr>
+      </w:pPr>
+      <w:r>
+        <w:rPr>
+          <w:rFonts w:asciiTheme="majorHAnsi" w:hAnsiTheme="majorHAnsi" w:cstheme="majorHAnsi"/>
+          <w:sz w:val="22"/>
+        </w:rPr>
+        <w:t xml:space="preserve">There is, however, an important qualification for the ASI294 considered here: it is a modern CMOS sensor, and we should not automatically assume that BIN 2 behaves exactly like the old hardware binning of CCDs. The actual behaviour depends on the implementation of the sensor and driver. For this reason, the old rule that “BIN 2 = four times more sensitive” </w:t>
+      </w:r>
+      <w:proofErr w:type="spellStart"/>
+      <w:r>
+        <w:rPr>
+          <w:rFonts w:asciiTheme="majorHAnsi" w:hAnsiTheme="majorHAnsi" w:cstheme="majorHAnsi"/>
+          <w:sz w:val="22"/>
+        </w:rPr>
+        <w:t>should</w:t>
       </w:r>
       <w:proofErr w:type="spellEnd"/>
       <w:r>
@@ -8309,87 +9055,7 @@
           <w:rFonts w:asciiTheme="majorHAnsi" w:hAnsiTheme="majorHAnsi" w:cstheme="majorHAnsi"/>
           <w:sz w:val="22"/>
         </w:rPr>
-        <w:t xml:space="preserve">, BIN </w:t>
-      </w:r>
-      <w:proofErr w:type="spellStart"/>
-      <w:r>
-        <w:rPr>
-          <w:rFonts w:asciiTheme="majorHAnsi" w:hAnsiTheme="majorHAnsi" w:cstheme="majorHAnsi"/>
-          <w:sz w:val="22"/>
-        </w:rPr>
-        <w:t>does</w:t>
-      </w:r>
-      <w:proofErr w:type="spellEnd"/>
-      <w:r>
-        <w:rPr>
-          <w:rFonts w:asciiTheme="majorHAnsi" w:hAnsiTheme="majorHAnsi" w:cstheme="majorHAnsi"/>
-          <w:sz w:val="22"/>
-        </w:rPr>
         <w:t xml:space="preserve"> </w:t>
-      </w:r>
-      <w:proofErr w:type="spellStart"/>
-      <w:r>
-        <w:rPr>
-          <w:rFonts w:asciiTheme="majorHAnsi" w:hAnsiTheme="majorHAnsi" w:cstheme="majorHAnsi"/>
-          <w:sz w:val="22"/>
-        </w:rPr>
-        <w:t>not</w:t>
-      </w:r>
-      <w:proofErr w:type="spellEnd"/>
-      <w:r>
-        <w:rPr>
-          <w:rFonts w:asciiTheme="majorHAnsi" w:hAnsiTheme="majorHAnsi" w:cstheme="majorHAnsi"/>
-          <w:sz w:val="22"/>
-        </w:rPr>
-        <w:t xml:space="preserve"> change the telescope's focal length and does not improve seeing. It changes how we use the pixels and, consequently, the scale at which the image is represented/acquired.</w:t>
-      </w:r>
-    </w:p>
-    <w:p>
-      <w:pPr>
-        <w:spacing w:after="120" w:line="240" w:lineRule="auto"/>
-        <w:rPr>
-          <w:rFonts w:asciiTheme="majorHAnsi" w:hAnsiTheme="majorHAnsi" w:cstheme="majorHAnsi"/>
-          <w:sz w:val="22"/>
-        </w:rPr>
-      </w:pPr>
-      <w:r>
-        <w:rPr>
-          <w:rFonts w:asciiTheme="majorHAnsi" w:hAnsiTheme="majorHAnsi" w:cstheme="majorHAnsi"/>
-          <w:sz w:val="22"/>
-        </w:rPr>
-        <w:t>This is where BIN connects directly to FWHM. If a star has an FWHM of 3″, with the RC8 in BIN 1 at 0.59″/px, we have about 5.1 pixels per FWHM. With BIN 2 at 1.18″/px, we have about 2.5 pixels per FWHM.</w:t>
-      </w:r>
-    </w:p>
-    <w:p>
-      <w:pPr>
-        <w:spacing w:after="120" w:line="240" w:lineRule="auto"/>
-        <w:rPr>
-          <w:rFonts w:asciiTheme="majorHAnsi" w:hAnsiTheme="majorHAnsi" w:cstheme="majorHAnsi"/>
-          <w:sz w:val="22"/>
-        </w:rPr>
-      </w:pPr>
-      <w:r>
-        <w:rPr>
-          <w:rFonts w:asciiTheme="majorHAnsi" w:hAnsiTheme="majorHAnsi" w:cstheme="majorHAnsi"/>
-          <w:sz w:val="22"/>
-        </w:rPr>
-        <w:t>BIN can therefore be seen as a tool for making sampling less fine when the native sampling is very fine. We are not creating new detail and we are not improving seeing: we are choosing to represent the image at a larger scale.</w:t>
-      </w:r>
-    </w:p>
-    <w:p>
-      <w:pPr>
-        <w:spacing w:after="120" w:line="240" w:lineRule="auto"/>
-        <w:rPr>
-          <w:rFonts w:asciiTheme="majorHAnsi" w:hAnsiTheme="majorHAnsi" w:cstheme="majorHAnsi"/>
-          <w:sz w:val="22"/>
-        </w:rPr>
-      </w:pPr>
-      <w:r>
-        <w:rPr>
-          <w:rFonts w:asciiTheme="majorHAnsi" w:hAnsiTheme="majorHAnsi" w:cstheme="majorHAnsi"/>
-          <w:sz w:val="22"/>
-        </w:rPr>
-        <w:t xml:space="preserve">There is, however, an important qualification for the ASI294 considered here: it is a modern CMOS sensor, and we should not automatically assume that BIN 2 behaves exactly like the old hardware binning of CCDs. The actual behaviour depends on the implementation of the sensor and driver. For this reason, the old rule that “BIN 2 = four times more sensitive” should </w:t>
       </w:r>
       <w:proofErr w:type="spellStart"/>
       <w:r>
@@ -8537,7 +9203,7 @@
         </w:rPr>
       </w:pPr>
       <w:bookmarkStart w:id="38" w:name="_Toc241606138"/>
-      <w:bookmarkStart w:id="39" w:name="_Toc241657956"/>
+      <w:bookmarkStart w:id="39" w:name="_Toc241671781"/>
       <w:r>
         <w:rPr>
           <w:rFonts w:cstheme="majorHAnsi"/>
@@ -8887,7 +9553,7 @@
         </w:rPr>
       </w:pPr>
       <w:bookmarkStart w:id="40" w:name="_Toc241606139"/>
-      <w:bookmarkStart w:id="41" w:name="_Toc241657957"/>
+      <w:bookmarkStart w:id="41" w:name="_Toc241671782"/>
       <w:r>
         <w:rPr>
           <w:rFonts w:cstheme="majorHAnsi"/>
@@ -9002,7 +9668,7 @@
         </w:rPr>
       </w:pPr>
       <w:bookmarkStart w:id="42" w:name="_Toc241606140"/>
-      <w:bookmarkStart w:id="43" w:name="_Toc241657958"/>
+      <w:bookmarkStart w:id="43" w:name="_Toc241671783"/>
       <w:r>
         <w:rPr>
           <w:rFonts w:cstheme="majorHAnsi"/>
@@ -9059,7 +9725,7 @@
           <w:rFonts w:asciiTheme="majorHAnsi" w:hAnsiTheme="majorHAnsi" w:cstheme="majorHAnsi"/>
           <w:sz w:val="22"/>
         </w:rPr>
-        <w:t xml:space="preserve">If you acquire in BIN 1 at 0.59″/px and then reduce the image 2× in PixInsight, the final result may have a scale of approximately 1.18″/pixel, but the sensor </w:t>
+        <w:t xml:space="preserve">If you acquire in BIN 1 at 0.59″/px and then reduce the image 2× in PixInsight, the final result may have a scale of </w:t>
       </w:r>
       <w:proofErr w:type="spellStart"/>
       <w:r>
@@ -9067,6 +9733,54 @@
           <w:rFonts w:asciiTheme="majorHAnsi" w:hAnsiTheme="majorHAnsi" w:cstheme="majorHAnsi"/>
           <w:sz w:val="22"/>
         </w:rPr>
+        <w:t>approximately</w:t>
+      </w:r>
+      <w:proofErr w:type="spellEnd"/>
+      <w:r>
+        <w:rPr>
+          <w:rFonts w:asciiTheme="majorHAnsi" w:hAnsiTheme="majorHAnsi" w:cstheme="majorHAnsi"/>
+          <w:sz w:val="22"/>
+        </w:rPr>
+        <w:t xml:space="preserve"> 1.18″/pixel, </w:t>
+      </w:r>
+      <w:proofErr w:type="spellStart"/>
+      <w:r>
+        <w:rPr>
+          <w:rFonts w:asciiTheme="majorHAnsi" w:hAnsiTheme="majorHAnsi" w:cstheme="majorHAnsi"/>
+          <w:sz w:val="22"/>
+        </w:rPr>
+        <w:t>but</w:t>
+      </w:r>
+      <w:proofErr w:type="spellEnd"/>
+      <w:r>
+        <w:rPr>
+          <w:rFonts w:asciiTheme="majorHAnsi" w:hAnsiTheme="majorHAnsi" w:cstheme="majorHAnsi"/>
+          <w:sz w:val="22"/>
+        </w:rPr>
+        <w:t xml:space="preserve"> the </w:t>
+      </w:r>
+      <w:proofErr w:type="spellStart"/>
+      <w:r>
+        <w:rPr>
+          <w:rFonts w:asciiTheme="majorHAnsi" w:hAnsiTheme="majorHAnsi" w:cstheme="majorHAnsi"/>
+          <w:sz w:val="22"/>
+        </w:rPr>
+        <w:t>sensor</w:t>
+      </w:r>
+      <w:proofErr w:type="spellEnd"/>
+      <w:r>
+        <w:rPr>
+          <w:rFonts w:asciiTheme="majorHAnsi" w:hAnsiTheme="majorHAnsi" w:cstheme="majorHAnsi"/>
+          <w:sz w:val="22"/>
+        </w:rPr>
+        <w:t xml:space="preserve"> </w:t>
+      </w:r>
+      <w:proofErr w:type="spellStart"/>
+      <w:r>
+        <w:rPr>
+          <w:rFonts w:asciiTheme="majorHAnsi" w:hAnsiTheme="majorHAnsi" w:cstheme="majorHAnsi"/>
+          <w:sz w:val="22"/>
+        </w:rPr>
         <w:t>originally</w:t>
       </w:r>
       <w:proofErr w:type="spellEnd"/>
@@ -9123,7 +9837,6 @@
           <w:rFonts w:asciiTheme="majorHAnsi" w:hAnsiTheme="majorHAnsi" w:cstheme="majorHAnsi"/>
           <w:sz w:val="22"/>
         </w:rPr>
-        <w:lastRenderedPageBreak/>
         <w:t>This is conceptually different from acquiring directly in BIN 2, even though under certain conditions the final result may look similar.</w:t>
       </w:r>
     </w:p>
@@ -9140,7 +9853,39 @@
           <w:rFonts w:asciiTheme="majorHAnsi" w:hAnsiTheme="majorHAnsi" w:cstheme="majorHAnsi"/>
           <w:sz w:val="22"/>
         </w:rPr>
-        <w:t xml:space="preserve">Moreover, with modern CMOS sensors, the old CCD rules should not be applied automatically. The practical meaning of binning depends on how the sensor and driver implement the mode. BIN 2 should not simply be interpreted as: “four physical pixels magically become a single pixel that is </w:t>
+        <w:t xml:space="preserve">Moreover, with modern CMOS sensors, the old CCD rules should not be applied automatically. The practical meaning of binning depends on how the sensor and driver implement the mode. BIN 2 should not simply be interpreted as: “four physical pixels magically become a single pixel </w:t>
+      </w:r>
+      <w:proofErr w:type="spellStart"/>
+      <w:r>
+        <w:rPr>
+          <w:rFonts w:asciiTheme="majorHAnsi" w:hAnsiTheme="majorHAnsi" w:cstheme="majorHAnsi"/>
+          <w:sz w:val="22"/>
+        </w:rPr>
+        <w:t>that</w:t>
+      </w:r>
+      <w:proofErr w:type="spellEnd"/>
+      <w:r>
+        <w:rPr>
+          <w:rFonts w:asciiTheme="majorHAnsi" w:hAnsiTheme="majorHAnsi" w:cstheme="majorHAnsi"/>
+          <w:sz w:val="22"/>
+        </w:rPr>
+        <w:t xml:space="preserve"> </w:t>
+      </w:r>
+      <w:proofErr w:type="spellStart"/>
+      <w:r>
+        <w:rPr>
+          <w:rFonts w:asciiTheme="majorHAnsi" w:hAnsiTheme="majorHAnsi" w:cstheme="majorHAnsi"/>
+          <w:sz w:val="22"/>
+        </w:rPr>
+        <w:t>is</w:t>
+      </w:r>
+      <w:proofErr w:type="spellEnd"/>
+      <w:r>
+        <w:rPr>
+          <w:rFonts w:asciiTheme="majorHAnsi" w:hAnsiTheme="majorHAnsi" w:cstheme="majorHAnsi"/>
+          <w:sz w:val="22"/>
+        </w:rPr>
+        <w:t xml:space="preserve"> </w:t>
       </w:r>
       <w:proofErr w:type="spellStart"/>
       <w:r>
@@ -9179,7 +9924,7 @@
         </w:rPr>
       </w:pPr>
       <w:bookmarkStart w:id="44" w:name="_Toc241606141"/>
-      <w:bookmarkStart w:id="45" w:name="_Toc241657959"/>
+      <w:bookmarkStart w:id="45" w:name="_Toc241671784"/>
       <w:r>
         <w:rPr>
           <w:rFonts w:cstheme="majorHAnsi"/>
@@ -9289,14 +10034,50 @@
         </w:rPr>
       </w:pPr>
       <w:bookmarkStart w:id="46" w:name="_Toc241606142"/>
-      <w:bookmarkStart w:id="47" w:name="_Toc241657960"/>
+      <w:bookmarkStart w:id="47" w:name="_Toc241671785"/>
       <w:r>
         <w:rPr>
           <w:rFonts w:cstheme="majorHAnsi"/>
           <w:sz w:val="22"/>
           <w:szCs w:val="22"/>
         </w:rPr>
-        <w:t xml:space="preserve">24. Binning does not make </w:t>
+        <w:t xml:space="preserve">24. Binning </w:t>
+      </w:r>
+      <w:proofErr w:type="spellStart"/>
+      <w:r>
+        <w:rPr>
+          <w:rFonts w:cstheme="majorHAnsi"/>
+          <w:sz w:val="22"/>
+          <w:szCs w:val="22"/>
+        </w:rPr>
+        <w:t>does</w:t>
+      </w:r>
+      <w:proofErr w:type="spellEnd"/>
+      <w:r>
+        <w:rPr>
+          <w:rFonts w:cstheme="majorHAnsi"/>
+          <w:sz w:val="22"/>
+          <w:szCs w:val="22"/>
+        </w:rPr>
+        <w:t xml:space="preserve"> </w:t>
+      </w:r>
+      <w:proofErr w:type="spellStart"/>
+      <w:r>
+        <w:rPr>
+          <w:rFonts w:cstheme="majorHAnsi"/>
+          <w:sz w:val="22"/>
+          <w:szCs w:val="22"/>
+        </w:rPr>
+        <w:t>not</w:t>
+      </w:r>
+      <w:proofErr w:type="spellEnd"/>
+      <w:r>
+        <w:rPr>
+          <w:rFonts w:cstheme="majorHAnsi"/>
+          <w:sz w:val="22"/>
+          <w:szCs w:val="22"/>
+        </w:rPr>
+        <w:t xml:space="preserve"> make </w:t>
       </w:r>
       <w:proofErr w:type="spellStart"/>
       <w:r>
@@ -9376,7 +10157,7 @@
           <w:rFonts w:asciiTheme="majorHAnsi" w:hAnsiTheme="majorHAnsi" w:cstheme="majorHAnsi"/>
           <w:sz w:val="22"/>
         </w:rPr>
-        <w:t xml:space="preserve">A camera with larger pixels and a camera with smaller pixels used in BIN 2 may produce similar image scales, but they may differ in sensor size, QE, read noise, dynamic range, full well, sensor technology and behaviour in </w:t>
+        <w:t xml:space="preserve">A camera with larger pixels and a camera with smaller pixels used in BIN 2 may produce similar image scales, but they may differ in sensor size, QE, read noise, dynamic range, full well, </w:t>
       </w:r>
       <w:proofErr w:type="spellStart"/>
       <w:r>
@@ -9384,6 +10165,54 @@
           <w:rFonts w:asciiTheme="majorHAnsi" w:hAnsiTheme="majorHAnsi" w:cstheme="majorHAnsi"/>
           <w:sz w:val="22"/>
         </w:rPr>
+        <w:t>sensor</w:t>
+      </w:r>
+      <w:proofErr w:type="spellEnd"/>
+      <w:r>
+        <w:rPr>
+          <w:rFonts w:asciiTheme="majorHAnsi" w:hAnsiTheme="majorHAnsi" w:cstheme="majorHAnsi"/>
+          <w:sz w:val="22"/>
+        </w:rPr>
+        <w:t xml:space="preserve"> </w:t>
+      </w:r>
+      <w:proofErr w:type="spellStart"/>
+      <w:r>
+        <w:rPr>
+          <w:rFonts w:asciiTheme="majorHAnsi" w:hAnsiTheme="majorHAnsi" w:cstheme="majorHAnsi"/>
+          <w:sz w:val="22"/>
+        </w:rPr>
+        <w:t>technology</w:t>
+      </w:r>
+      <w:proofErr w:type="spellEnd"/>
+      <w:r>
+        <w:rPr>
+          <w:rFonts w:asciiTheme="majorHAnsi" w:hAnsiTheme="majorHAnsi" w:cstheme="majorHAnsi"/>
+          <w:sz w:val="22"/>
+        </w:rPr>
+        <w:t xml:space="preserve"> and </w:t>
+      </w:r>
+      <w:proofErr w:type="spellStart"/>
+      <w:r>
+        <w:rPr>
+          <w:rFonts w:asciiTheme="majorHAnsi" w:hAnsiTheme="majorHAnsi" w:cstheme="majorHAnsi"/>
+          <w:sz w:val="22"/>
+        </w:rPr>
+        <w:t>behaviour</w:t>
+      </w:r>
+      <w:proofErr w:type="spellEnd"/>
+      <w:r>
+        <w:rPr>
+          <w:rFonts w:asciiTheme="majorHAnsi" w:hAnsiTheme="majorHAnsi" w:cstheme="majorHAnsi"/>
+          <w:sz w:val="22"/>
+        </w:rPr>
+        <w:t xml:space="preserve"> in </w:t>
+      </w:r>
+      <w:proofErr w:type="spellStart"/>
+      <w:r>
+        <w:rPr>
+          <w:rFonts w:asciiTheme="majorHAnsi" w:hAnsiTheme="majorHAnsi" w:cstheme="majorHAnsi"/>
+          <w:sz w:val="22"/>
+        </w:rPr>
         <w:t>different</w:t>
       </w:r>
       <w:proofErr w:type="spellEnd"/>
@@ -9440,7 +10269,39 @@
           <w:rFonts w:asciiTheme="majorHAnsi" w:hAnsiTheme="majorHAnsi" w:cstheme="majorHAnsi"/>
           <w:sz w:val="22"/>
         </w:rPr>
-        <w:t xml:space="preserve">Binning is therefore an operational tool, not a substitute for </w:t>
+        <w:t xml:space="preserve">Binning is therefore an operational tool, </w:t>
+      </w:r>
+      <w:proofErr w:type="spellStart"/>
+      <w:r>
+        <w:rPr>
+          <w:rFonts w:asciiTheme="majorHAnsi" w:hAnsiTheme="majorHAnsi" w:cstheme="majorHAnsi"/>
+          <w:sz w:val="22"/>
+        </w:rPr>
+        <w:t>not</w:t>
+      </w:r>
+      <w:proofErr w:type="spellEnd"/>
+      <w:r>
+        <w:rPr>
+          <w:rFonts w:asciiTheme="majorHAnsi" w:hAnsiTheme="majorHAnsi" w:cstheme="majorHAnsi"/>
+          <w:sz w:val="22"/>
+        </w:rPr>
+        <w:t xml:space="preserve"> a </w:t>
+      </w:r>
+      <w:proofErr w:type="spellStart"/>
+      <w:r>
+        <w:rPr>
+          <w:rFonts w:asciiTheme="majorHAnsi" w:hAnsiTheme="majorHAnsi" w:cstheme="majorHAnsi"/>
+          <w:sz w:val="22"/>
+        </w:rPr>
+        <w:t>substitute</w:t>
+      </w:r>
+      <w:proofErr w:type="spellEnd"/>
+      <w:r>
+        <w:rPr>
+          <w:rFonts w:asciiTheme="majorHAnsi" w:hAnsiTheme="majorHAnsi" w:cstheme="majorHAnsi"/>
+          <w:sz w:val="22"/>
+        </w:rPr>
+        <w:t xml:space="preserve"> for </w:t>
       </w:r>
       <w:proofErr w:type="spellStart"/>
       <w:r>
@@ -9479,7 +10340,7 @@
         </w:rPr>
       </w:pPr>
       <w:bookmarkStart w:id="48" w:name="_Toc241606143"/>
-      <w:bookmarkStart w:id="49" w:name="_Toc241657961"/>
+      <w:bookmarkStart w:id="49" w:name="_Toc241671786"/>
       <w:r>
         <w:rPr>
           <w:rFonts w:cstheme="majorHAnsi"/>
@@ -9762,7 +10623,7 @@
         </w:rPr>
       </w:pPr>
       <w:bookmarkStart w:id="50" w:name="_Toc241606144"/>
-      <w:bookmarkStart w:id="51" w:name="_Toc241657962"/>
+      <w:bookmarkStart w:id="51" w:name="_Toc241671787"/>
       <w:r>
         <w:rPr>
           <w:rFonts w:cstheme="majorHAnsi"/>
@@ -10229,7 +11090,6 @@
           <w:rFonts w:asciiTheme="majorHAnsi" w:hAnsiTheme="majorHAnsi" w:cstheme="majorHAnsi"/>
           <w:sz w:val="22"/>
         </w:rPr>
-        <w:lastRenderedPageBreak/>
         <w:t>These indications are not rankings of equipment. They simply describe the resulting scale and the type of use toward which each configuration tends.</w:t>
       </w:r>
     </w:p>
@@ -10253,7 +11113,7 @@
         </w:rPr>
       </w:pPr>
       <w:bookmarkStart w:id="52" w:name="_Toc241606145"/>
-      <w:bookmarkStart w:id="53" w:name="_Toc241657963"/>
+      <w:bookmarkStart w:id="53" w:name="_Toc241671788"/>
       <w:r>
         <w:rPr>
           <w:rFonts w:cstheme="majorHAnsi"/>
@@ -10296,6 +11156,7 @@
           <w:rFonts w:asciiTheme="majorHAnsi" w:hAnsiTheme="majorHAnsi" w:cstheme="majorHAnsi"/>
           <w:sz w:val="22"/>
         </w:rPr>
+        <w:lastRenderedPageBreak/>
         <w:t>Consider the actual sky at your site, not a theoretical observatory seeing value.</w:t>
       </w:r>
     </w:p>
@@ -10313,7 +11174,39 @@
           <w:rFonts w:asciiTheme="majorHAnsi" w:hAnsiTheme="majorHAnsi" w:cstheme="majorHAnsi"/>
           <w:sz w:val="22"/>
         </w:rPr>
-        <w:t xml:space="preserve">Measure FWHM on your real images with </w:t>
+        <w:t xml:space="preserve">Measure FWHM on </w:t>
+      </w:r>
+      <w:proofErr w:type="spellStart"/>
+      <w:r>
+        <w:rPr>
+          <w:rFonts w:asciiTheme="majorHAnsi" w:hAnsiTheme="majorHAnsi" w:cstheme="majorHAnsi"/>
+          <w:sz w:val="22"/>
+        </w:rPr>
+        <w:t>your</w:t>
+      </w:r>
+      <w:proofErr w:type="spellEnd"/>
+      <w:r>
+        <w:rPr>
+          <w:rFonts w:asciiTheme="majorHAnsi" w:hAnsiTheme="majorHAnsi" w:cstheme="majorHAnsi"/>
+          <w:sz w:val="22"/>
+        </w:rPr>
+        <w:t xml:space="preserve"> </w:t>
+      </w:r>
+      <w:proofErr w:type="spellStart"/>
+      <w:r>
+        <w:rPr>
+          <w:rFonts w:asciiTheme="majorHAnsi" w:hAnsiTheme="majorHAnsi" w:cstheme="majorHAnsi"/>
+          <w:sz w:val="22"/>
+        </w:rPr>
+        <w:t>real</w:t>
+      </w:r>
+      <w:proofErr w:type="spellEnd"/>
+      <w:r>
+        <w:rPr>
+          <w:rFonts w:asciiTheme="majorHAnsi" w:hAnsiTheme="majorHAnsi" w:cstheme="majorHAnsi"/>
+          <w:sz w:val="22"/>
+        </w:rPr>
+        <w:t xml:space="preserve"> images with </w:t>
       </w:r>
       <w:proofErr w:type="spellStart"/>
       <w:r>
@@ -10475,7 +11368,7 @@
         </w:rPr>
       </w:pPr>
       <w:bookmarkStart w:id="54" w:name="_Toc241606146"/>
-      <w:bookmarkStart w:id="55" w:name="_Toc241657964"/>
+      <w:bookmarkStart w:id="55" w:name="_Toc241671789"/>
       <w:r>
         <w:rPr>
           <w:rFonts w:cstheme="majorHAnsi"/>
@@ -10542,7 +11435,71 @@
           <w:rFonts w:asciiTheme="majorHAnsi" w:hAnsiTheme="majorHAnsi" w:cstheme="majorHAnsi"/>
           <w:sz w:val="22"/>
         </w:rPr>
-        <w:t xml:space="preserve">BIN acts on the sampling branch: by combining multiple pixels, it increases the arcseconds represented by </w:t>
+        <w:t xml:space="preserve">BIN acts on the sampling branch: by combining multiple pixels, </w:t>
+      </w:r>
+      <w:proofErr w:type="spellStart"/>
+      <w:r>
+        <w:rPr>
+          <w:rFonts w:asciiTheme="majorHAnsi" w:hAnsiTheme="majorHAnsi" w:cstheme="majorHAnsi"/>
+          <w:sz w:val="22"/>
+        </w:rPr>
+        <w:t>it</w:t>
+      </w:r>
+      <w:proofErr w:type="spellEnd"/>
+      <w:r>
+        <w:rPr>
+          <w:rFonts w:asciiTheme="majorHAnsi" w:hAnsiTheme="majorHAnsi" w:cstheme="majorHAnsi"/>
+          <w:sz w:val="22"/>
+        </w:rPr>
+        <w:t xml:space="preserve"> </w:t>
+      </w:r>
+      <w:proofErr w:type="spellStart"/>
+      <w:r>
+        <w:rPr>
+          <w:rFonts w:asciiTheme="majorHAnsi" w:hAnsiTheme="majorHAnsi" w:cstheme="majorHAnsi"/>
+          <w:sz w:val="22"/>
+        </w:rPr>
+        <w:t>increases</w:t>
+      </w:r>
+      <w:proofErr w:type="spellEnd"/>
+      <w:r>
+        <w:rPr>
+          <w:rFonts w:asciiTheme="majorHAnsi" w:hAnsiTheme="majorHAnsi" w:cstheme="majorHAnsi"/>
+          <w:sz w:val="22"/>
+        </w:rPr>
+        <w:t xml:space="preserve"> the </w:t>
+      </w:r>
+      <w:proofErr w:type="spellStart"/>
+      <w:r>
+        <w:rPr>
+          <w:rFonts w:asciiTheme="majorHAnsi" w:hAnsiTheme="majorHAnsi" w:cstheme="majorHAnsi"/>
+          <w:sz w:val="22"/>
+        </w:rPr>
+        <w:t>arcseconds</w:t>
+      </w:r>
+      <w:proofErr w:type="spellEnd"/>
+      <w:r>
+        <w:rPr>
+          <w:rFonts w:asciiTheme="majorHAnsi" w:hAnsiTheme="majorHAnsi" w:cstheme="majorHAnsi"/>
+          <w:sz w:val="22"/>
+        </w:rPr>
+        <w:t xml:space="preserve"> </w:t>
+      </w:r>
+      <w:proofErr w:type="spellStart"/>
+      <w:r>
+        <w:rPr>
+          <w:rFonts w:asciiTheme="majorHAnsi" w:hAnsiTheme="majorHAnsi" w:cstheme="majorHAnsi"/>
+          <w:sz w:val="22"/>
+        </w:rPr>
+        <w:t>represented</w:t>
+      </w:r>
+      <w:proofErr w:type="spellEnd"/>
+      <w:r>
+        <w:rPr>
+          <w:rFonts w:asciiTheme="majorHAnsi" w:hAnsiTheme="majorHAnsi" w:cstheme="majorHAnsi"/>
+          <w:sz w:val="22"/>
+        </w:rPr>
+        <w:t xml:space="preserve"> by </w:t>
       </w:r>
       <w:proofErr w:type="spellStart"/>
       <w:r>
@@ -10613,7 +11570,7 @@
         </w:rPr>
       </w:pPr>
       <w:bookmarkStart w:id="56" w:name="_Toc241606147"/>
-      <w:bookmarkStart w:id="57" w:name="_Toc241657965"/>
+      <w:bookmarkStart w:id="57" w:name="_Toc241671790"/>
       <w:r>
         <w:rPr>
           <w:rFonts w:cstheme="majorHAnsi"/>
@@ -10681,7 +11638,7 @@
         </w:rPr>
       </w:pPr>
       <w:bookmarkStart w:id="58" w:name="_Toc241606148"/>
-      <w:bookmarkStart w:id="59" w:name="_Toc241657966"/>
+      <w:bookmarkStart w:id="59" w:name="_Toc241671791"/>
       <w:r>
         <w:rPr>
           <w:rFonts w:cstheme="majorHAnsi"/>
@@ -10777,14 +11734,13 @@
         </w:rPr>
       </w:pPr>
       <w:bookmarkStart w:id="60" w:name="_Toc241606149"/>
-      <w:bookmarkStart w:id="61" w:name="_Toc241657967"/>
+      <w:bookmarkStart w:id="61" w:name="_Toc241671792"/>
       <w:r>
         <w:rPr>
           <w:rFonts w:cstheme="majorHAnsi"/>
           <w:sz w:val="22"/>
           <w:szCs w:val="22"/>
         </w:rPr>
-        <w:lastRenderedPageBreak/>
         <w:t>31. The most useful next step</w:t>
       </w:r>
       <w:bookmarkEnd w:id="60"/>
@@ -10819,7 +11775,7 @@
           <w:rFonts w:asciiTheme="majorHAnsi" w:hAnsiTheme="majorHAnsi" w:cstheme="majorHAnsi"/>
           <w:sz w:val="22"/>
         </w:rPr>
-        <w:t xml:space="preserve">The final verification consists of taking a real session from your ASI294, preferably with the 150/600, and reading the FWHM of the subframes in PixInsight SubframeSelector or WBPP. From those data you can derive mean and median FWHM, best and worst values, the trend during the night, </w:t>
+        <w:t xml:space="preserve">The final verification consists of taking a real session from your ASI294, preferably with the 150/600, and reading the FWHM of the subframes in PixInsight SubframeSelector or WBPP. From those data you can derive mean and median FWHM, best and worst </w:t>
       </w:r>
       <w:proofErr w:type="spellStart"/>
       <w:r>
@@ -10827,6 +11783,38 @@
           <w:rFonts w:asciiTheme="majorHAnsi" w:hAnsiTheme="majorHAnsi" w:cstheme="majorHAnsi"/>
           <w:sz w:val="22"/>
         </w:rPr>
+        <w:t>values</w:t>
+      </w:r>
+      <w:proofErr w:type="spellEnd"/>
+      <w:r>
+        <w:rPr>
+          <w:rFonts w:asciiTheme="majorHAnsi" w:hAnsiTheme="majorHAnsi" w:cstheme="majorHAnsi"/>
+          <w:sz w:val="22"/>
+        </w:rPr>
+        <w:t xml:space="preserve">, the trend </w:t>
+      </w:r>
+      <w:proofErr w:type="spellStart"/>
+      <w:r>
+        <w:rPr>
+          <w:rFonts w:asciiTheme="majorHAnsi" w:hAnsiTheme="majorHAnsi" w:cstheme="majorHAnsi"/>
+          <w:sz w:val="22"/>
+        </w:rPr>
+        <w:t>during</w:t>
+      </w:r>
+      <w:proofErr w:type="spellEnd"/>
+      <w:r>
+        <w:rPr>
+          <w:rFonts w:asciiTheme="majorHAnsi" w:hAnsiTheme="majorHAnsi" w:cstheme="majorHAnsi"/>
+          <w:sz w:val="22"/>
+        </w:rPr>
+        <w:t xml:space="preserve"> the night, </w:t>
+      </w:r>
+      <w:proofErr w:type="spellStart"/>
+      <w:r>
+        <w:rPr>
+          <w:rFonts w:asciiTheme="majorHAnsi" w:hAnsiTheme="majorHAnsi" w:cstheme="majorHAnsi"/>
+          <w:sz w:val="22"/>
+        </w:rPr>
         <w:t>eccentricity</w:t>
       </w:r>
       <w:proofErr w:type="spellEnd"/>
@@ -10867,6 +11855,7 @@
           <w:rFonts w:asciiTheme="majorHAnsi" w:hAnsiTheme="majorHAnsi" w:cstheme="majorHAnsi"/>
           <w:sz w:val="22"/>
         </w:rPr>
+        <w:lastRenderedPageBreak/>
         <w:t>Real FWHM at the location → sensible sampling → BIN 1/BIN 2 comparison → focal length of a possible refractor → possible pixel size of a new camera.</w:t>
       </w:r>
     </w:p>
@@ -10906,7 +11895,7 @@
         </w:rPr>
       </w:pPr>
       <w:bookmarkStart w:id="62" w:name="_Toc241606150"/>
-      <w:bookmarkStart w:id="63" w:name="_Toc241657968"/>
+      <w:bookmarkStart w:id="63" w:name="_Toc241671793"/>
       <w:r>
         <w:rPr>
           <w:rFonts w:cstheme="majorHAnsi"/>
@@ -11436,19 +12425,32 @@
 <w:hdr xmlns:wpc="http://schemas.microsoft.com/office/word/2010/wordprocessingCanvas" xmlns:cx="http://schemas.microsoft.com/office/drawing/2014/chartex" xmlns:cx1="http://schemas.microsoft.com/office/drawing/2015/9/8/chartex" xmlns:cx2="http://schemas.microsoft.com/office/drawing/2015/10/21/chartex" xmlns:cx3="http://schemas.microsoft.com/office/drawing/2016/5/9/chartex" xmlns:cx4="http://schemas.microsoft.com/office/drawing/2016/5/10/chartex" xmlns:cx5="http://schemas.microsoft.com/office/drawing/2016/5/11/chartex" xmlns:cx6="http://schemas.microsoft.com/office/drawing/2016/5/12/chartex" xmlns:cx7="http://schemas.microsoft.com/office/drawing/2016/5/13/chartex" xmlns:cx8="http://schemas.microsoft.com/office/drawing/2016/5/14/chartex" xmlns:mc="http://schemas.openxmlformats.org/markup-compatibility/2006" xmlns:aink="http://schemas.microsoft.com/office/drawing/2016/ink" xmlns:am3d="http://schemas.microsoft.com/office/drawing/2017/model3d" xmlns:o="urn:schemas-microsoft-com:office:office" xmlns:oel="http://schemas.microsoft.com/office/2019/extlst" xmlns:r="http://schemas.openxmlformats.org/officeDocument/2006/relationships" xmlns:m="http://schemas.openxmlformats.org/officeDocument/2006/math" xmlns:v="urn:schemas-microsoft-com:vml" xmlns:wp14="http://schemas.microsoft.com/office/word/2010/wordprocessingDrawing" xmlns:wp="http://schemas.openxmlformats.org/drawingml/2006/wordprocessingDrawing" xmlns:w10="urn:schemas-microsoft-com:office:word" xmlns:w="http://schemas.openxmlformats.org/wordprocessingml/2006/main" xmlns:w14="http://schemas.microsoft.com/office/word/2010/wordml" xmlns:w15="http://schemas.microsoft.com/office/word/2012/wordml" xmlns:w16cex="http://schemas.microsoft.com/office/word/2018/wordml/cex" xmlns:w16cid="http://schemas.microsoft.com/office/word/2016/wordml/cid" xmlns:w16="http://schemas.microsoft.com/office/word/2018/wordml" xmlns:w16du="http://schemas.microsoft.com/office/word/2023/wordml/word16du" xmlns:w16sdtdh="http://schemas.microsoft.com/office/word/2020/wordml/sdtdatahash" xmlns:w16sdtfl="http://schemas.microsoft.com/office/word/2024/wordml/sdtformatlock" xmlns:w16se="http://schemas.microsoft.com/office/word/2015/wordml/symex" xmlns:wpg="http://schemas.microsoft.com/office/word/2010/wordprocessingGroup" xmlns:wpi="http://schemas.microsoft.com/office/word/2010/wordprocessingInk" xmlns:wne="http://schemas.microsoft.com/office/word/2006/wordml" xmlns:wps="http://schemas.microsoft.com/office/word/2010/wordprocessingShape" mc:Ignorable="w14 w15 w16se w16cid w16 w16cex w16sdtdh w16sdtfl w16du wp14">
   <w:p>
     <w:pPr>
-      <w:pStyle w:val="Titolo"/>
-      <w:rPr>
+      <w:pStyle w:val="Intestazione"/>
+    </w:pPr>
+    <w:r>
+      <w:rPr>
+        <w:rFonts w:asciiTheme="majorHAnsi" w:eastAsiaTheme="majorEastAsia" w:hAnsiTheme="majorHAnsi" w:cstheme="majorBidi"/>
+        <w:color w:val="17365D" w:themeColor="text2" w:themeShade="BF"/>
+        <w:spacing w:val="5"/>
+        <w:kern w:val="28"/>
         <w:sz w:val="32"/>
         <w:szCs w:val="32"/>
       </w:rPr>
-    </w:pPr>
+      <w:t xml:space="preserve">Sampling in </w:t>
+    </w:r>
+    <w:proofErr w:type="spellStart"/>
     <w:r>
       <w:rPr>
+        <w:rFonts w:asciiTheme="majorHAnsi" w:eastAsiaTheme="majorEastAsia" w:hAnsiTheme="majorHAnsi" w:cstheme="majorBidi"/>
+        <w:color w:val="17365D" w:themeColor="text2" w:themeShade="BF"/>
+        <w:spacing w:val="5"/>
+        <w:kern w:val="28"/>
         <w:sz w:val="32"/>
         <w:szCs w:val="32"/>
       </w:rPr>
-      <w:t>Campionamento in astrofotografia</w:t>
+      <w:t>Astrophotography</w:t>
     </w:r>
+    <w:proofErr w:type="spellEnd"/>
   </w:p>
 </w:hdr>
 </file>
@@ -12416,7 +13418,6 @@
   <w:style w:type="character" w:default="1" w:styleId="Carpredefinitoparagrafo">
     <w:name w:val="Default Paragraph Font"/>
     <w:uiPriority w:val="1"/>
-    <w:semiHidden/>
     <w:unhideWhenUsed/>
   </w:style>
   <w:style w:type="table" w:default="1" w:styleId="Tabellanormale">
